--- a/plantillas/Plantilla_3_Instrumentos.docx
+++ b/plantillas/Plantilla_3_Instrumentos.docx
@@ -174,7 +174,20 @@
           <w:tblHeader w:val="on"/>
         </w:trPr>
         <w:tc>
-          <w:tcPr/>
+          <w:tcPr>
+            <w:tcBorders>
+              <w:top w:val="single" w:sz="4" w:space="0" w:color="000000"/>
+              <w:left w:val="single" w:sz="4" w:space="0" w:color="000000"/>
+              <w:bottom w:val="single" w:sz="4" w:space="0" w:color="000000"/>
+              <w:right w:val="single" w:sz="4" w:space="0" w:color="000000"/>
+            </w:tcBorders>
+            <w:tcBorders>
+              <w:top w:val="single" w:sz="4" w:space="0" w:color="000000"/>
+              <w:left w:val="single" w:sz="4" w:space="0" w:color="000000"/>
+              <w:bottom w:val="single" w:sz="4" w:space="0" w:color="000000"/>
+              <w:right w:val="single" w:sz="4" w:space="0" w:color="000000"/>
+            </w:tcBorders>
+          </w:tcPr>
           <w:p>
             <w:pPr>
               <w:pStyle w:val="Compact"/>
@@ -185,7 +198,20 @@
           </w:p>
         </w:tc>
         <w:tc>
-          <w:tcPr/>
+          <w:tcPr>
+            <w:tcBorders>
+              <w:top w:val="single" w:sz="4" w:space="0" w:color="000000"/>
+              <w:left w:val="single" w:sz="4" w:space="0" w:color="000000"/>
+              <w:bottom w:val="single" w:sz="4" w:space="0" w:color="000000"/>
+              <w:right w:val="single" w:sz="4" w:space="0" w:color="000000"/>
+            </w:tcBorders>
+            <w:tcBorders>
+              <w:top w:val="single" w:sz="4" w:space="0" w:color="000000"/>
+              <w:left w:val="single" w:sz="4" w:space="0" w:color="000000"/>
+              <w:bottom w:val="single" w:sz="4" w:space="0" w:color="000000"/>
+              <w:right w:val="single" w:sz="4" w:space="0" w:color="000000"/>
+            </w:tcBorders>
+          </w:tcPr>
           <w:p>
             <w:pPr>
               <w:pStyle w:val="Compact"/>
@@ -196,7 +222,20 @@
           </w:p>
         </w:tc>
         <w:tc>
-          <w:tcPr/>
+          <w:tcPr>
+            <w:tcBorders>
+              <w:top w:val="single" w:sz="4" w:space="0" w:color="000000"/>
+              <w:left w:val="single" w:sz="4" w:space="0" w:color="000000"/>
+              <w:bottom w:val="single" w:sz="4" w:space="0" w:color="000000"/>
+              <w:right w:val="single" w:sz="4" w:space="0" w:color="000000"/>
+            </w:tcBorders>
+            <w:tcBorders>
+              <w:top w:val="single" w:sz="4" w:space="0" w:color="000000"/>
+              <w:left w:val="single" w:sz="4" w:space="0" w:color="000000"/>
+              <w:bottom w:val="single" w:sz="4" w:space="0" w:color="000000"/>
+              <w:right w:val="single" w:sz="4" w:space="0" w:color="000000"/>
+            </w:tcBorders>
+          </w:tcPr>
           <w:p>
             <w:pPr>
               <w:pStyle w:val="Compact"/>
@@ -209,7 +248,20 @@
       </w:tr>
       <w:tr>
         <w:tc>
-          <w:tcPr/>
+          <w:tcPr>
+            <w:tcBorders>
+              <w:top w:val="single" w:sz="4" w:space="0" w:color="000000"/>
+              <w:left w:val="single" w:sz="4" w:space="0" w:color="000000"/>
+              <w:bottom w:val="single" w:sz="4" w:space="0" w:color="000000"/>
+              <w:right w:val="single" w:sz="4" w:space="0" w:color="000000"/>
+            </w:tcBorders>
+            <w:tcBorders>
+              <w:top w:val="single" w:sz="4" w:space="0" w:color="000000"/>
+              <w:left w:val="single" w:sz="4" w:space="0" w:color="000000"/>
+              <w:bottom w:val="single" w:sz="4" w:space="0" w:color="000000"/>
+              <w:right w:val="single" w:sz="4" w:space="0" w:color="000000"/>
+            </w:tcBorders>
+          </w:tcPr>
           <w:p>
             <w:pPr>
               <w:pStyle w:val="Compact"/>
@@ -220,25 +272,64 @@
           </w:p>
         </w:tc>
         <w:tc>
-          <w:tcPr/>
-          <w:p>
-            <w:pPr>
-              <w:pStyle w:val="Compact"/>
-            </w:pPr>
-          </w:p>
-        </w:tc>
-        <w:tc>
-          <w:tcPr/>
-          <w:p>
-            <w:pPr>
-              <w:pStyle w:val="Compact"/>
-            </w:pPr>
-          </w:p>
-        </w:tc>
-      </w:tr>
-      <w:tr>
-        <w:tc>
-          <w:tcPr/>
+          <w:tcPr>
+            <w:tcBorders>
+              <w:top w:val="single" w:sz="4" w:space="0" w:color="000000"/>
+              <w:left w:val="single" w:sz="4" w:space="0" w:color="000000"/>
+              <w:bottom w:val="single" w:sz="4" w:space="0" w:color="000000"/>
+              <w:right w:val="single" w:sz="4" w:space="0" w:color="000000"/>
+            </w:tcBorders>
+            <w:tcBorders>
+              <w:top w:val="single" w:sz="4" w:space="0" w:color="000000"/>
+              <w:left w:val="single" w:sz="4" w:space="0" w:color="000000"/>
+              <w:bottom w:val="single" w:sz="4" w:space="0" w:color="000000"/>
+              <w:right w:val="single" w:sz="4" w:space="0" w:color="000000"/>
+            </w:tcBorders>
+          </w:tcPr>
+          <w:p>
+            <w:pPr>
+              <w:pStyle w:val="Compact"/>
+            </w:pPr>
+          </w:p>
+        </w:tc>
+        <w:tc>
+          <w:tcPr>
+            <w:tcBorders>
+              <w:top w:val="single" w:sz="4" w:space="0" w:color="000000"/>
+              <w:left w:val="single" w:sz="4" w:space="0" w:color="000000"/>
+              <w:bottom w:val="single" w:sz="4" w:space="0" w:color="000000"/>
+              <w:right w:val="single" w:sz="4" w:space="0" w:color="000000"/>
+            </w:tcBorders>
+            <w:tcBorders>
+              <w:top w:val="single" w:sz="4" w:space="0" w:color="000000"/>
+              <w:left w:val="single" w:sz="4" w:space="0" w:color="000000"/>
+              <w:bottom w:val="single" w:sz="4" w:space="0" w:color="000000"/>
+              <w:right w:val="single" w:sz="4" w:space="0" w:color="000000"/>
+            </w:tcBorders>
+          </w:tcPr>
+          <w:p>
+            <w:pPr>
+              <w:pStyle w:val="Compact"/>
+            </w:pPr>
+          </w:p>
+        </w:tc>
+      </w:tr>
+      <w:tr>
+        <w:tc>
+          <w:tcPr>
+            <w:tcBorders>
+              <w:top w:val="single" w:sz="4" w:space="0" w:color="000000"/>
+              <w:left w:val="single" w:sz="4" w:space="0" w:color="000000"/>
+              <w:bottom w:val="single" w:sz="4" w:space="0" w:color="000000"/>
+              <w:right w:val="single" w:sz="4" w:space="0" w:color="000000"/>
+            </w:tcBorders>
+            <w:tcBorders>
+              <w:top w:val="single" w:sz="4" w:space="0" w:color="000000"/>
+              <w:left w:val="single" w:sz="4" w:space="0" w:color="000000"/>
+              <w:bottom w:val="single" w:sz="4" w:space="0" w:color="000000"/>
+              <w:right w:val="single" w:sz="4" w:space="0" w:color="000000"/>
+            </w:tcBorders>
+          </w:tcPr>
           <w:p>
             <w:pPr>
               <w:pStyle w:val="Compact"/>
@@ -249,25 +340,64 @@
           </w:p>
         </w:tc>
         <w:tc>
-          <w:tcPr/>
-          <w:p>
-            <w:pPr>
-              <w:pStyle w:val="Compact"/>
-            </w:pPr>
-          </w:p>
-        </w:tc>
-        <w:tc>
-          <w:tcPr/>
-          <w:p>
-            <w:pPr>
-              <w:pStyle w:val="Compact"/>
-            </w:pPr>
-          </w:p>
-        </w:tc>
-      </w:tr>
-      <w:tr>
-        <w:tc>
-          <w:tcPr/>
+          <w:tcPr>
+            <w:tcBorders>
+              <w:top w:val="single" w:sz="4" w:space="0" w:color="000000"/>
+              <w:left w:val="single" w:sz="4" w:space="0" w:color="000000"/>
+              <w:bottom w:val="single" w:sz="4" w:space="0" w:color="000000"/>
+              <w:right w:val="single" w:sz="4" w:space="0" w:color="000000"/>
+            </w:tcBorders>
+            <w:tcBorders>
+              <w:top w:val="single" w:sz="4" w:space="0" w:color="000000"/>
+              <w:left w:val="single" w:sz="4" w:space="0" w:color="000000"/>
+              <w:bottom w:val="single" w:sz="4" w:space="0" w:color="000000"/>
+              <w:right w:val="single" w:sz="4" w:space="0" w:color="000000"/>
+            </w:tcBorders>
+          </w:tcPr>
+          <w:p>
+            <w:pPr>
+              <w:pStyle w:val="Compact"/>
+            </w:pPr>
+          </w:p>
+        </w:tc>
+        <w:tc>
+          <w:tcPr>
+            <w:tcBorders>
+              <w:top w:val="single" w:sz="4" w:space="0" w:color="000000"/>
+              <w:left w:val="single" w:sz="4" w:space="0" w:color="000000"/>
+              <w:bottom w:val="single" w:sz="4" w:space="0" w:color="000000"/>
+              <w:right w:val="single" w:sz="4" w:space="0" w:color="000000"/>
+            </w:tcBorders>
+            <w:tcBorders>
+              <w:top w:val="single" w:sz="4" w:space="0" w:color="000000"/>
+              <w:left w:val="single" w:sz="4" w:space="0" w:color="000000"/>
+              <w:bottom w:val="single" w:sz="4" w:space="0" w:color="000000"/>
+              <w:right w:val="single" w:sz="4" w:space="0" w:color="000000"/>
+            </w:tcBorders>
+          </w:tcPr>
+          <w:p>
+            <w:pPr>
+              <w:pStyle w:val="Compact"/>
+            </w:pPr>
+          </w:p>
+        </w:tc>
+      </w:tr>
+      <w:tr>
+        <w:tc>
+          <w:tcPr>
+            <w:tcBorders>
+              <w:top w:val="single" w:sz="4" w:space="0" w:color="000000"/>
+              <w:left w:val="single" w:sz="4" w:space="0" w:color="000000"/>
+              <w:bottom w:val="single" w:sz="4" w:space="0" w:color="000000"/>
+              <w:right w:val="single" w:sz="4" w:space="0" w:color="000000"/>
+            </w:tcBorders>
+            <w:tcBorders>
+              <w:top w:val="single" w:sz="4" w:space="0" w:color="000000"/>
+              <w:left w:val="single" w:sz="4" w:space="0" w:color="000000"/>
+              <w:bottom w:val="single" w:sz="4" w:space="0" w:color="000000"/>
+              <w:right w:val="single" w:sz="4" w:space="0" w:color="000000"/>
+            </w:tcBorders>
+          </w:tcPr>
           <w:p>
             <w:pPr>
               <w:pStyle w:val="Compact"/>
@@ -278,25 +408,64 @@
           </w:p>
         </w:tc>
         <w:tc>
-          <w:tcPr/>
-          <w:p>
-            <w:pPr>
-              <w:pStyle w:val="Compact"/>
-            </w:pPr>
-          </w:p>
-        </w:tc>
-        <w:tc>
-          <w:tcPr/>
-          <w:p>
-            <w:pPr>
-              <w:pStyle w:val="Compact"/>
-            </w:pPr>
-          </w:p>
-        </w:tc>
-      </w:tr>
-      <w:tr>
-        <w:tc>
-          <w:tcPr/>
+          <w:tcPr>
+            <w:tcBorders>
+              <w:top w:val="single" w:sz="4" w:space="0" w:color="000000"/>
+              <w:left w:val="single" w:sz="4" w:space="0" w:color="000000"/>
+              <w:bottom w:val="single" w:sz="4" w:space="0" w:color="000000"/>
+              <w:right w:val="single" w:sz="4" w:space="0" w:color="000000"/>
+            </w:tcBorders>
+            <w:tcBorders>
+              <w:top w:val="single" w:sz="4" w:space="0" w:color="000000"/>
+              <w:left w:val="single" w:sz="4" w:space="0" w:color="000000"/>
+              <w:bottom w:val="single" w:sz="4" w:space="0" w:color="000000"/>
+              <w:right w:val="single" w:sz="4" w:space="0" w:color="000000"/>
+            </w:tcBorders>
+          </w:tcPr>
+          <w:p>
+            <w:pPr>
+              <w:pStyle w:val="Compact"/>
+            </w:pPr>
+          </w:p>
+        </w:tc>
+        <w:tc>
+          <w:tcPr>
+            <w:tcBorders>
+              <w:top w:val="single" w:sz="4" w:space="0" w:color="000000"/>
+              <w:left w:val="single" w:sz="4" w:space="0" w:color="000000"/>
+              <w:bottom w:val="single" w:sz="4" w:space="0" w:color="000000"/>
+              <w:right w:val="single" w:sz="4" w:space="0" w:color="000000"/>
+            </w:tcBorders>
+            <w:tcBorders>
+              <w:top w:val="single" w:sz="4" w:space="0" w:color="000000"/>
+              <w:left w:val="single" w:sz="4" w:space="0" w:color="000000"/>
+              <w:bottom w:val="single" w:sz="4" w:space="0" w:color="000000"/>
+              <w:right w:val="single" w:sz="4" w:space="0" w:color="000000"/>
+            </w:tcBorders>
+          </w:tcPr>
+          <w:p>
+            <w:pPr>
+              <w:pStyle w:val="Compact"/>
+            </w:pPr>
+          </w:p>
+        </w:tc>
+      </w:tr>
+      <w:tr>
+        <w:tc>
+          <w:tcPr>
+            <w:tcBorders>
+              <w:top w:val="single" w:sz="4" w:space="0" w:color="000000"/>
+              <w:left w:val="single" w:sz="4" w:space="0" w:color="000000"/>
+              <w:bottom w:val="single" w:sz="4" w:space="0" w:color="000000"/>
+              <w:right w:val="single" w:sz="4" w:space="0" w:color="000000"/>
+            </w:tcBorders>
+            <w:tcBorders>
+              <w:top w:val="single" w:sz="4" w:space="0" w:color="000000"/>
+              <w:left w:val="single" w:sz="4" w:space="0" w:color="000000"/>
+              <w:bottom w:val="single" w:sz="4" w:space="0" w:color="000000"/>
+              <w:right w:val="single" w:sz="4" w:space="0" w:color="000000"/>
+            </w:tcBorders>
+          </w:tcPr>
           <w:p>
             <w:pPr>
               <w:pStyle w:val="Compact"/>
@@ -307,15 +476,41 @@
           </w:p>
         </w:tc>
         <w:tc>
-          <w:tcPr/>
-          <w:p>
-            <w:pPr>
-              <w:pStyle w:val="Compact"/>
-            </w:pPr>
-          </w:p>
-        </w:tc>
-        <w:tc>
-          <w:tcPr/>
+          <w:tcPr>
+            <w:tcBorders>
+              <w:top w:val="single" w:sz="4" w:space="0" w:color="000000"/>
+              <w:left w:val="single" w:sz="4" w:space="0" w:color="000000"/>
+              <w:bottom w:val="single" w:sz="4" w:space="0" w:color="000000"/>
+              <w:right w:val="single" w:sz="4" w:space="0" w:color="000000"/>
+            </w:tcBorders>
+            <w:tcBorders>
+              <w:top w:val="single" w:sz="4" w:space="0" w:color="000000"/>
+              <w:left w:val="single" w:sz="4" w:space="0" w:color="000000"/>
+              <w:bottom w:val="single" w:sz="4" w:space="0" w:color="000000"/>
+              <w:right w:val="single" w:sz="4" w:space="0" w:color="000000"/>
+            </w:tcBorders>
+          </w:tcPr>
+          <w:p>
+            <w:pPr>
+              <w:pStyle w:val="Compact"/>
+            </w:pPr>
+          </w:p>
+        </w:tc>
+        <w:tc>
+          <w:tcPr>
+            <w:tcBorders>
+              <w:top w:val="single" w:sz="4" w:space="0" w:color="000000"/>
+              <w:left w:val="single" w:sz="4" w:space="0" w:color="000000"/>
+              <w:bottom w:val="single" w:sz="4" w:space="0" w:color="000000"/>
+              <w:right w:val="single" w:sz="4" w:space="0" w:color="000000"/>
+            </w:tcBorders>
+            <w:tcBorders>
+              <w:top w:val="single" w:sz="4" w:space="0" w:color="000000"/>
+              <w:left w:val="single" w:sz="4" w:space="0" w:color="000000"/>
+              <w:bottom w:val="single" w:sz="4" w:space="0" w:color="000000"/>
+              <w:right w:val="single" w:sz="4" w:space="0" w:color="000000"/>
+            </w:tcBorders>
+          </w:tcPr>
           <w:p>
             <w:pPr>
               <w:pStyle w:val="Compact"/>
@@ -378,7 +573,20 @@
           <w:tblHeader w:val="on"/>
         </w:trPr>
         <w:tc>
-          <w:tcPr/>
+          <w:tcPr>
+            <w:tcBorders>
+              <w:top w:val="single" w:sz="4" w:space="0" w:color="000000"/>
+              <w:left w:val="single" w:sz="4" w:space="0" w:color="000000"/>
+              <w:bottom w:val="single" w:sz="4" w:space="0" w:color="000000"/>
+              <w:right w:val="single" w:sz="4" w:space="0" w:color="000000"/>
+            </w:tcBorders>
+            <w:tcBorders>
+              <w:top w:val="single" w:sz="4" w:space="0" w:color="000000"/>
+              <w:left w:val="single" w:sz="4" w:space="0" w:color="000000"/>
+              <w:bottom w:val="single" w:sz="4" w:space="0" w:color="000000"/>
+              <w:right w:val="single" w:sz="4" w:space="0" w:color="000000"/>
+            </w:tcBorders>
+          </w:tcPr>
           <w:p>
             <w:pPr>
               <w:pStyle w:val="Compact"/>
@@ -389,7 +597,20 @@
           </w:p>
         </w:tc>
         <w:tc>
-          <w:tcPr/>
+          <w:tcPr>
+            <w:tcBorders>
+              <w:top w:val="single" w:sz="4" w:space="0" w:color="000000"/>
+              <w:left w:val="single" w:sz="4" w:space="0" w:color="000000"/>
+              <w:bottom w:val="single" w:sz="4" w:space="0" w:color="000000"/>
+              <w:right w:val="single" w:sz="4" w:space="0" w:color="000000"/>
+            </w:tcBorders>
+            <w:tcBorders>
+              <w:top w:val="single" w:sz="4" w:space="0" w:color="000000"/>
+              <w:left w:val="single" w:sz="4" w:space="0" w:color="000000"/>
+              <w:bottom w:val="single" w:sz="4" w:space="0" w:color="000000"/>
+              <w:right w:val="single" w:sz="4" w:space="0" w:color="000000"/>
+            </w:tcBorders>
+          </w:tcPr>
           <w:p>
             <w:pPr>
               <w:pStyle w:val="Compact"/>
@@ -402,7 +623,20 @@
       </w:tr>
       <w:tr>
         <w:tc>
-          <w:tcPr/>
+          <w:tcPr>
+            <w:tcBorders>
+              <w:top w:val="single" w:sz="4" w:space="0" w:color="000000"/>
+              <w:left w:val="single" w:sz="4" w:space="0" w:color="000000"/>
+              <w:bottom w:val="single" w:sz="4" w:space="0" w:color="000000"/>
+              <w:right w:val="single" w:sz="4" w:space="0" w:color="000000"/>
+            </w:tcBorders>
+            <w:tcBorders>
+              <w:top w:val="single" w:sz="4" w:space="0" w:color="000000"/>
+              <w:left w:val="single" w:sz="4" w:space="0" w:color="000000"/>
+              <w:bottom w:val="single" w:sz="4" w:space="0" w:color="000000"/>
+              <w:right w:val="single" w:sz="4" w:space="0" w:color="000000"/>
+            </w:tcBorders>
+          </w:tcPr>
           <w:p>
             <w:pPr>
               <w:pStyle w:val="Compact"/>
@@ -413,7 +647,20 @@
           </w:p>
         </w:tc>
         <w:tc>
-          <w:tcPr/>
+          <w:tcPr>
+            <w:tcBorders>
+              <w:top w:val="single" w:sz="4" w:space="0" w:color="000000"/>
+              <w:left w:val="single" w:sz="4" w:space="0" w:color="000000"/>
+              <w:bottom w:val="single" w:sz="4" w:space="0" w:color="000000"/>
+              <w:right w:val="single" w:sz="4" w:space="0" w:color="000000"/>
+            </w:tcBorders>
+            <w:tcBorders>
+              <w:top w:val="single" w:sz="4" w:space="0" w:color="000000"/>
+              <w:left w:val="single" w:sz="4" w:space="0" w:color="000000"/>
+              <w:bottom w:val="single" w:sz="4" w:space="0" w:color="000000"/>
+              <w:right w:val="single" w:sz="4" w:space="0" w:color="000000"/>
+            </w:tcBorders>
+          </w:tcPr>
           <w:p>
             <w:pPr>
               <w:pStyle w:val="Compact"/>
@@ -426,7 +673,20 @@
       </w:tr>
       <w:tr>
         <w:tc>
-          <w:tcPr/>
+          <w:tcPr>
+            <w:tcBorders>
+              <w:top w:val="single" w:sz="4" w:space="0" w:color="000000"/>
+              <w:left w:val="single" w:sz="4" w:space="0" w:color="000000"/>
+              <w:bottom w:val="single" w:sz="4" w:space="0" w:color="000000"/>
+              <w:right w:val="single" w:sz="4" w:space="0" w:color="000000"/>
+            </w:tcBorders>
+            <w:tcBorders>
+              <w:top w:val="single" w:sz="4" w:space="0" w:color="000000"/>
+              <w:left w:val="single" w:sz="4" w:space="0" w:color="000000"/>
+              <w:bottom w:val="single" w:sz="4" w:space="0" w:color="000000"/>
+              <w:right w:val="single" w:sz="4" w:space="0" w:color="000000"/>
+            </w:tcBorders>
+          </w:tcPr>
           <w:p>
             <w:pPr>
               <w:pStyle w:val="Compact"/>
@@ -437,17 +697,43 @@
           </w:p>
         </w:tc>
         <w:tc>
-          <w:tcPr/>
-          <w:p>
-            <w:pPr>
-              <w:pStyle w:val="Compact"/>
-            </w:pPr>
-          </w:p>
-        </w:tc>
-      </w:tr>
-      <w:tr>
-        <w:tc>
-          <w:tcPr/>
+          <w:tcPr>
+            <w:tcBorders>
+              <w:top w:val="single" w:sz="4" w:space="0" w:color="000000"/>
+              <w:left w:val="single" w:sz="4" w:space="0" w:color="000000"/>
+              <w:bottom w:val="single" w:sz="4" w:space="0" w:color="000000"/>
+              <w:right w:val="single" w:sz="4" w:space="0" w:color="000000"/>
+            </w:tcBorders>
+            <w:tcBorders>
+              <w:top w:val="single" w:sz="4" w:space="0" w:color="000000"/>
+              <w:left w:val="single" w:sz="4" w:space="0" w:color="000000"/>
+              <w:bottom w:val="single" w:sz="4" w:space="0" w:color="000000"/>
+              <w:right w:val="single" w:sz="4" w:space="0" w:color="000000"/>
+            </w:tcBorders>
+          </w:tcPr>
+          <w:p>
+            <w:pPr>
+              <w:pStyle w:val="Compact"/>
+            </w:pPr>
+          </w:p>
+        </w:tc>
+      </w:tr>
+      <w:tr>
+        <w:tc>
+          <w:tcPr>
+            <w:tcBorders>
+              <w:top w:val="single" w:sz="4" w:space="0" w:color="000000"/>
+              <w:left w:val="single" w:sz="4" w:space="0" w:color="000000"/>
+              <w:bottom w:val="single" w:sz="4" w:space="0" w:color="000000"/>
+              <w:right w:val="single" w:sz="4" w:space="0" w:color="000000"/>
+            </w:tcBorders>
+            <w:tcBorders>
+              <w:top w:val="single" w:sz="4" w:space="0" w:color="000000"/>
+              <w:left w:val="single" w:sz="4" w:space="0" w:color="000000"/>
+              <w:bottom w:val="single" w:sz="4" w:space="0" w:color="000000"/>
+              <w:right w:val="single" w:sz="4" w:space="0" w:color="000000"/>
+            </w:tcBorders>
+          </w:tcPr>
           <w:p>
             <w:pPr>
               <w:pStyle w:val="Compact"/>
@@ -458,7 +744,20 @@
           </w:p>
         </w:tc>
         <w:tc>
-          <w:tcPr/>
+          <w:tcPr>
+            <w:tcBorders>
+              <w:top w:val="single" w:sz="4" w:space="0" w:color="000000"/>
+              <w:left w:val="single" w:sz="4" w:space="0" w:color="000000"/>
+              <w:bottom w:val="single" w:sz="4" w:space="0" w:color="000000"/>
+              <w:right w:val="single" w:sz="4" w:space="0" w:color="000000"/>
+            </w:tcBorders>
+            <w:tcBorders>
+              <w:top w:val="single" w:sz="4" w:space="0" w:color="000000"/>
+              <w:left w:val="single" w:sz="4" w:space="0" w:color="000000"/>
+              <w:bottom w:val="single" w:sz="4" w:space="0" w:color="000000"/>
+              <w:right w:val="single" w:sz="4" w:space="0" w:color="000000"/>
+            </w:tcBorders>
+          </w:tcPr>
           <w:p>
             <w:pPr>
               <w:pStyle w:val="Compact"/>
@@ -471,7 +770,20 @@
       </w:tr>
       <w:tr>
         <w:tc>
-          <w:tcPr/>
+          <w:tcPr>
+            <w:tcBorders>
+              <w:top w:val="single" w:sz="4" w:space="0" w:color="000000"/>
+              <w:left w:val="single" w:sz="4" w:space="0" w:color="000000"/>
+              <w:bottom w:val="single" w:sz="4" w:space="0" w:color="000000"/>
+              <w:right w:val="single" w:sz="4" w:space="0" w:color="000000"/>
+            </w:tcBorders>
+            <w:tcBorders>
+              <w:top w:val="single" w:sz="4" w:space="0" w:color="000000"/>
+              <w:left w:val="single" w:sz="4" w:space="0" w:color="000000"/>
+              <w:bottom w:val="single" w:sz="4" w:space="0" w:color="000000"/>
+              <w:right w:val="single" w:sz="4" w:space="0" w:color="000000"/>
+            </w:tcBorders>
+          </w:tcPr>
           <w:p>
             <w:pPr>
               <w:pStyle w:val="Compact"/>
@@ -482,17 +794,43 @@
           </w:p>
         </w:tc>
         <w:tc>
-          <w:tcPr/>
-          <w:p>
-            <w:pPr>
-              <w:pStyle w:val="Compact"/>
-            </w:pPr>
-          </w:p>
-        </w:tc>
-      </w:tr>
-      <w:tr>
-        <w:tc>
-          <w:tcPr/>
+          <w:tcPr>
+            <w:tcBorders>
+              <w:top w:val="single" w:sz="4" w:space="0" w:color="000000"/>
+              <w:left w:val="single" w:sz="4" w:space="0" w:color="000000"/>
+              <w:bottom w:val="single" w:sz="4" w:space="0" w:color="000000"/>
+              <w:right w:val="single" w:sz="4" w:space="0" w:color="000000"/>
+            </w:tcBorders>
+            <w:tcBorders>
+              <w:top w:val="single" w:sz="4" w:space="0" w:color="000000"/>
+              <w:left w:val="single" w:sz="4" w:space="0" w:color="000000"/>
+              <w:bottom w:val="single" w:sz="4" w:space="0" w:color="000000"/>
+              <w:right w:val="single" w:sz="4" w:space="0" w:color="000000"/>
+            </w:tcBorders>
+          </w:tcPr>
+          <w:p>
+            <w:pPr>
+              <w:pStyle w:val="Compact"/>
+            </w:pPr>
+          </w:p>
+        </w:tc>
+      </w:tr>
+      <w:tr>
+        <w:tc>
+          <w:tcPr>
+            <w:tcBorders>
+              <w:top w:val="single" w:sz="4" w:space="0" w:color="000000"/>
+              <w:left w:val="single" w:sz="4" w:space="0" w:color="000000"/>
+              <w:bottom w:val="single" w:sz="4" w:space="0" w:color="000000"/>
+              <w:right w:val="single" w:sz="4" w:space="0" w:color="000000"/>
+            </w:tcBorders>
+            <w:tcBorders>
+              <w:top w:val="single" w:sz="4" w:space="0" w:color="000000"/>
+              <w:left w:val="single" w:sz="4" w:space="0" w:color="000000"/>
+              <w:bottom w:val="single" w:sz="4" w:space="0" w:color="000000"/>
+              <w:right w:val="single" w:sz="4" w:space="0" w:color="000000"/>
+            </w:tcBorders>
+          </w:tcPr>
           <w:p>
             <w:pPr>
               <w:pStyle w:val="Compact"/>
@@ -503,17 +841,43 @@
           </w:p>
         </w:tc>
         <w:tc>
-          <w:tcPr/>
-          <w:p>
-            <w:pPr>
-              <w:pStyle w:val="Compact"/>
-            </w:pPr>
-          </w:p>
-        </w:tc>
-      </w:tr>
-      <w:tr>
-        <w:tc>
-          <w:tcPr/>
+          <w:tcPr>
+            <w:tcBorders>
+              <w:top w:val="single" w:sz="4" w:space="0" w:color="000000"/>
+              <w:left w:val="single" w:sz="4" w:space="0" w:color="000000"/>
+              <w:bottom w:val="single" w:sz="4" w:space="0" w:color="000000"/>
+              <w:right w:val="single" w:sz="4" w:space="0" w:color="000000"/>
+            </w:tcBorders>
+            <w:tcBorders>
+              <w:top w:val="single" w:sz="4" w:space="0" w:color="000000"/>
+              <w:left w:val="single" w:sz="4" w:space="0" w:color="000000"/>
+              <w:bottom w:val="single" w:sz="4" w:space="0" w:color="000000"/>
+              <w:right w:val="single" w:sz="4" w:space="0" w:color="000000"/>
+            </w:tcBorders>
+          </w:tcPr>
+          <w:p>
+            <w:pPr>
+              <w:pStyle w:val="Compact"/>
+            </w:pPr>
+          </w:p>
+        </w:tc>
+      </w:tr>
+      <w:tr>
+        <w:tc>
+          <w:tcPr>
+            <w:tcBorders>
+              <w:top w:val="single" w:sz="4" w:space="0" w:color="000000"/>
+              <w:left w:val="single" w:sz="4" w:space="0" w:color="000000"/>
+              <w:bottom w:val="single" w:sz="4" w:space="0" w:color="000000"/>
+              <w:right w:val="single" w:sz="4" w:space="0" w:color="000000"/>
+            </w:tcBorders>
+            <w:tcBorders>
+              <w:top w:val="single" w:sz="4" w:space="0" w:color="000000"/>
+              <w:left w:val="single" w:sz="4" w:space="0" w:color="000000"/>
+              <w:bottom w:val="single" w:sz="4" w:space="0" w:color="000000"/>
+              <w:right w:val="single" w:sz="4" w:space="0" w:color="000000"/>
+            </w:tcBorders>
+          </w:tcPr>
           <w:p>
             <w:pPr>
               <w:pStyle w:val="Compact"/>
@@ -524,7 +888,20 @@
           </w:p>
         </w:tc>
         <w:tc>
-          <w:tcPr/>
+          <w:tcPr>
+            <w:tcBorders>
+              <w:top w:val="single" w:sz="4" w:space="0" w:color="000000"/>
+              <w:left w:val="single" w:sz="4" w:space="0" w:color="000000"/>
+              <w:bottom w:val="single" w:sz="4" w:space="0" w:color="000000"/>
+              <w:right w:val="single" w:sz="4" w:space="0" w:color="000000"/>
+            </w:tcBorders>
+            <w:tcBorders>
+              <w:top w:val="single" w:sz="4" w:space="0" w:color="000000"/>
+              <w:left w:val="single" w:sz="4" w:space="0" w:color="000000"/>
+              <w:bottom w:val="single" w:sz="4" w:space="0" w:color="000000"/>
+              <w:right w:val="single" w:sz="4" w:space="0" w:color="000000"/>
+            </w:tcBorders>
+          </w:tcPr>
           <w:p>
             <w:pPr>
               <w:pStyle w:val="Compact"/>
@@ -669,7 +1046,20 @@
           <w:tblHeader w:val="on"/>
         </w:trPr>
         <w:tc>
-          <w:tcPr/>
+          <w:tcPr>
+            <w:tcBorders>
+              <w:top w:val="single" w:sz="4" w:space="0" w:color="000000"/>
+              <w:left w:val="single" w:sz="4" w:space="0" w:color="000000"/>
+              <w:bottom w:val="single" w:sz="4" w:space="0" w:color="000000"/>
+              <w:right w:val="single" w:sz="4" w:space="0" w:color="000000"/>
+            </w:tcBorders>
+            <w:tcBorders>
+              <w:top w:val="single" w:sz="4" w:space="0" w:color="000000"/>
+              <w:left w:val="single" w:sz="4" w:space="0" w:color="000000"/>
+              <w:bottom w:val="single" w:sz="4" w:space="0" w:color="000000"/>
+              <w:right w:val="single" w:sz="4" w:space="0" w:color="000000"/>
+            </w:tcBorders>
+          </w:tcPr>
           <w:p>
             <w:pPr>
               <w:pStyle w:val="Compact"/>
@@ -680,7 +1070,20 @@
           </w:p>
         </w:tc>
         <w:tc>
-          <w:tcPr/>
+          <w:tcPr>
+            <w:tcBorders>
+              <w:top w:val="single" w:sz="4" w:space="0" w:color="000000"/>
+              <w:left w:val="single" w:sz="4" w:space="0" w:color="000000"/>
+              <w:bottom w:val="single" w:sz="4" w:space="0" w:color="000000"/>
+              <w:right w:val="single" w:sz="4" w:space="0" w:color="000000"/>
+            </w:tcBorders>
+            <w:tcBorders>
+              <w:top w:val="single" w:sz="4" w:space="0" w:color="000000"/>
+              <w:left w:val="single" w:sz="4" w:space="0" w:color="000000"/>
+              <w:bottom w:val="single" w:sz="4" w:space="0" w:color="000000"/>
+              <w:right w:val="single" w:sz="4" w:space="0" w:color="000000"/>
+            </w:tcBorders>
+          </w:tcPr>
           <w:p>
             <w:pPr>
               <w:pStyle w:val="Compact"/>
@@ -693,7 +1096,20 @@
       </w:tr>
       <w:tr>
         <w:tc>
-          <w:tcPr/>
+          <w:tcPr>
+            <w:tcBorders>
+              <w:top w:val="single" w:sz="4" w:space="0" w:color="000000"/>
+              <w:left w:val="single" w:sz="4" w:space="0" w:color="000000"/>
+              <w:bottom w:val="single" w:sz="4" w:space="0" w:color="000000"/>
+              <w:right w:val="single" w:sz="4" w:space="0" w:color="000000"/>
+            </w:tcBorders>
+            <w:tcBorders>
+              <w:top w:val="single" w:sz="4" w:space="0" w:color="000000"/>
+              <w:left w:val="single" w:sz="4" w:space="0" w:color="000000"/>
+              <w:bottom w:val="single" w:sz="4" w:space="0" w:color="000000"/>
+              <w:right w:val="single" w:sz="4" w:space="0" w:color="000000"/>
+            </w:tcBorders>
+          </w:tcPr>
           <w:p>
             <w:pPr>
               <w:pStyle w:val="Compact"/>
@@ -708,17 +1124,43 @@
           </w:p>
         </w:tc>
         <w:tc>
-          <w:tcPr/>
-          <w:p>
-            <w:pPr>
-              <w:pStyle w:val="Compact"/>
-            </w:pPr>
-          </w:p>
-        </w:tc>
-      </w:tr>
-      <w:tr>
-        <w:tc>
-          <w:tcPr/>
+          <w:tcPr>
+            <w:tcBorders>
+              <w:top w:val="single" w:sz="4" w:space="0" w:color="000000"/>
+              <w:left w:val="single" w:sz="4" w:space="0" w:color="000000"/>
+              <w:bottom w:val="single" w:sz="4" w:space="0" w:color="000000"/>
+              <w:right w:val="single" w:sz="4" w:space="0" w:color="000000"/>
+            </w:tcBorders>
+            <w:tcBorders>
+              <w:top w:val="single" w:sz="4" w:space="0" w:color="000000"/>
+              <w:left w:val="single" w:sz="4" w:space="0" w:color="000000"/>
+              <w:bottom w:val="single" w:sz="4" w:space="0" w:color="000000"/>
+              <w:right w:val="single" w:sz="4" w:space="0" w:color="000000"/>
+            </w:tcBorders>
+          </w:tcPr>
+          <w:p>
+            <w:pPr>
+              <w:pStyle w:val="Compact"/>
+            </w:pPr>
+          </w:p>
+        </w:tc>
+      </w:tr>
+      <w:tr>
+        <w:tc>
+          <w:tcPr>
+            <w:tcBorders>
+              <w:top w:val="single" w:sz="4" w:space="0" w:color="000000"/>
+              <w:left w:val="single" w:sz="4" w:space="0" w:color="000000"/>
+              <w:bottom w:val="single" w:sz="4" w:space="0" w:color="000000"/>
+              <w:right w:val="single" w:sz="4" w:space="0" w:color="000000"/>
+            </w:tcBorders>
+            <w:tcBorders>
+              <w:top w:val="single" w:sz="4" w:space="0" w:color="000000"/>
+              <w:left w:val="single" w:sz="4" w:space="0" w:color="000000"/>
+              <w:bottom w:val="single" w:sz="4" w:space="0" w:color="000000"/>
+              <w:right w:val="single" w:sz="4" w:space="0" w:color="000000"/>
+            </w:tcBorders>
+          </w:tcPr>
           <w:p>
             <w:pPr>
               <w:pStyle w:val="Compact"/>
@@ -733,17 +1175,43 @@
           </w:p>
         </w:tc>
         <w:tc>
-          <w:tcPr/>
-          <w:p>
-            <w:pPr>
-              <w:pStyle w:val="Compact"/>
-            </w:pPr>
-          </w:p>
-        </w:tc>
-      </w:tr>
-      <w:tr>
-        <w:tc>
-          <w:tcPr/>
+          <w:tcPr>
+            <w:tcBorders>
+              <w:top w:val="single" w:sz="4" w:space="0" w:color="000000"/>
+              <w:left w:val="single" w:sz="4" w:space="0" w:color="000000"/>
+              <w:bottom w:val="single" w:sz="4" w:space="0" w:color="000000"/>
+              <w:right w:val="single" w:sz="4" w:space="0" w:color="000000"/>
+            </w:tcBorders>
+            <w:tcBorders>
+              <w:top w:val="single" w:sz="4" w:space="0" w:color="000000"/>
+              <w:left w:val="single" w:sz="4" w:space="0" w:color="000000"/>
+              <w:bottom w:val="single" w:sz="4" w:space="0" w:color="000000"/>
+              <w:right w:val="single" w:sz="4" w:space="0" w:color="000000"/>
+            </w:tcBorders>
+          </w:tcPr>
+          <w:p>
+            <w:pPr>
+              <w:pStyle w:val="Compact"/>
+            </w:pPr>
+          </w:p>
+        </w:tc>
+      </w:tr>
+      <w:tr>
+        <w:tc>
+          <w:tcPr>
+            <w:tcBorders>
+              <w:top w:val="single" w:sz="4" w:space="0" w:color="000000"/>
+              <w:left w:val="single" w:sz="4" w:space="0" w:color="000000"/>
+              <w:bottom w:val="single" w:sz="4" w:space="0" w:color="000000"/>
+              <w:right w:val="single" w:sz="4" w:space="0" w:color="000000"/>
+            </w:tcBorders>
+            <w:tcBorders>
+              <w:top w:val="single" w:sz="4" w:space="0" w:color="000000"/>
+              <w:left w:val="single" w:sz="4" w:space="0" w:color="000000"/>
+              <w:bottom w:val="single" w:sz="4" w:space="0" w:color="000000"/>
+              <w:right w:val="single" w:sz="4" w:space="0" w:color="000000"/>
+            </w:tcBorders>
+          </w:tcPr>
           <w:p>
             <w:pPr>
               <w:pStyle w:val="Compact"/>
@@ -758,17 +1226,43 @@
           </w:p>
         </w:tc>
         <w:tc>
-          <w:tcPr/>
-          <w:p>
-            <w:pPr>
-              <w:pStyle w:val="Compact"/>
-            </w:pPr>
-          </w:p>
-        </w:tc>
-      </w:tr>
-      <w:tr>
-        <w:tc>
-          <w:tcPr/>
+          <w:tcPr>
+            <w:tcBorders>
+              <w:top w:val="single" w:sz="4" w:space="0" w:color="000000"/>
+              <w:left w:val="single" w:sz="4" w:space="0" w:color="000000"/>
+              <w:bottom w:val="single" w:sz="4" w:space="0" w:color="000000"/>
+              <w:right w:val="single" w:sz="4" w:space="0" w:color="000000"/>
+            </w:tcBorders>
+            <w:tcBorders>
+              <w:top w:val="single" w:sz="4" w:space="0" w:color="000000"/>
+              <w:left w:val="single" w:sz="4" w:space="0" w:color="000000"/>
+              <w:bottom w:val="single" w:sz="4" w:space="0" w:color="000000"/>
+              <w:right w:val="single" w:sz="4" w:space="0" w:color="000000"/>
+            </w:tcBorders>
+          </w:tcPr>
+          <w:p>
+            <w:pPr>
+              <w:pStyle w:val="Compact"/>
+            </w:pPr>
+          </w:p>
+        </w:tc>
+      </w:tr>
+      <w:tr>
+        <w:tc>
+          <w:tcPr>
+            <w:tcBorders>
+              <w:top w:val="single" w:sz="4" w:space="0" w:color="000000"/>
+              <w:left w:val="single" w:sz="4" w:space="0" w:color="000000"/>
+              <w:bottom w:val="single" w:sz="4" w:space="0" w:color="000000"/>
+              <w:right w:val="single" w:sz="4" w:space="0" w:color="000000"/>
+            </w:tcBorders>
+            <w:tcBorders>
+              <w:top w:val="single" w:sz="4" w:space="0" w:color="000000"/>
+              <w:left w:val="single" w:sz="4" w:space="0" w:color="000000"/>
+              <w:bottom w:val="single" w:sz="4" w:space="0" w:color="000000"/>
+              <w:right w:val="single" w:sz="4" w:space="0" w:color="000000"/>
+            </w:tcBorders>
+          </w:tcPr>
           <w:p>
             <w:pPr>
               <w:pStyle w:val="Compact"/>
@@ -783,7 +1277,20 @@
           </w:p>
         </w:tc>
         <w:tc>
-          <w:tcPr/>
+          <w:tcPr>
+            <w:tcBorders>
+              <w:top w:val="single" w:sz="4" w:space="0" w:color="000000"/>
+              <w:left w:val="single" w:sz="4" w:space="0" w:color="000000"/>
+              <w:bottom w:val="single" w:sz="4" w:space="0" w:color="000000"/>
+              <w:right w:val="single" w:sz="4" w:space="0" w:color="000000"/>
+            </w:tcBorders>
+            <w:tcBorders>
+              <w:top w:val="single" w:sz="4" w:space="0" w:color="000000"/>
+              <w:left w:val="single" w:sz="4" w:space="0" w:color="000000"/>
+              <w:bottom w:val="single" w:sz="4" w:space="0" w:color="000000"/>
+              <w:right w:val="single" w:sz="4" w:space="0" w:color="000000"/>
+            </w:tcBorders>
+          </w:tcPr>
           <w:p>
             <w:pPr>
               <w:pStyle w:val="Compact"/>
@@ -817,7 +1324,20 @@
           <w:tblHeader w:val="on"/>
         </w:trPr>
         <w:tc>
-          <w:tcPr/>
+          <w:tcPr>
+            <w:tcBorders>
+              <w:top w:val="single" w:sz="4" w:space="0" w:color="000000"/>
+              <w:left w:val="single" w:sz="4" w:space="0" w:color="000000"/>
+              <w:bottom w:val="single" w:sz="4" w:space="0" w:color="000000"/>
+              <w:right w:val="single" w:sz="4" w:space="0" w:color="000000"/>
+            </w:tcBorders>
+            <w:tcBorders>
+              <w:top w:val="single" w:sz="4" w:space="0" w:color="000000"/>
+              <w:left w:val="single" w:sz="4" w:space="0" w:color="000000"/>
+              <w:bottom w:val="single" w:sz="4" w:space="0" w:color="000000"/>
+              <w:right w:val="single" w:sz="4" w:space="0" w:color="000000"/>
+            </w:tcBorders>
+          </w:tcPr>
           <w:p>
             <w:pPr>
               <w:pStyle w:val="Compact"/>
@@ -828,7 +1348,20 @@
           </w:p>
         </w:tc>
         <w:tc>
-          <w:tcPr/>
+          <w:tcPr>
+            <w:tcBorders>
+              <w:top w:val="single" w:sz="4" w:space="0" w:color="000000"/>
+              <w:left w:val="single" w:sz="4" w:space="0" w:color="000000"/>
+              <w:bottom w:val="single" w:sz="4" w:space="0" w:color="000000"/>
+              <w:right w:val="single" w:sz="4" w:space="0" w:color="000000"/>
+            </w:tcBorders>
+            <w:tcBorders>
+              <w:top w:val="single" w:sz="4" w:space="0" w:color="000000"/>
+              <w:left w:val="single" w:sz="4" w:space="0" w:color="000000"/>
+              <w:bottom w:val="single" w:sz="4" w:space="0" w:color="000000"/>
+              <w:right w:val="single" w:sz="4" w:space="0" w:color="000000"/>
+            </w:tcBorders>
+          </w:tcPr>
           <w:p>
             <w:pPr>
               <w:pStyle w:val="Compact"/>
@@ -841,7 +1374,20 @@
       </w:tr>
       <w:tr>
         <w:tc>
-          <w:tcPr/>
+          <w:tcPr>
+            <w:tcBorders>
+              <w:top w:val="single" w:sz="4" w:space="0" w:color="000000"/>
+              <w:left w:val="single" w:sz="4" w:space="0" w:color="000000"/>
+              <w:bottom w:val="single" w:sz="4" w:space="0" w:color="000000"/>
+              <w:right w:val="single" w:sz="4" w:space="0" w:color="000000"/>
+            </w:tcBorders>
+            <w:tcBorders>
+              <w:top w:val="single" w:sz="4" w:space="0" w:color="000000"/>
+              <w:left w:val="single" w:sz="4" w:space="0" w:color="000000"/>
+              <w:bottom w:val="single" w:sz="4" w:space="0" w:color="000000"/>
+              <w:right w:val="single" w:sz="4" w:space="0" w:color="000000"/>
+            </w:tcBorders>
+          </w:tcPr>
           <w:p>
             <w:pPr>
               <w:pStyle w:val="Compact"/>
@@ -856,17 +1402,43 @@
           </w:p>
         </w:tc>
         <w:tc>
-          <w:tcPr/>
-          <w:p>
-            <w:pPr>
-              <w:pStyle w:val="Compact"/>
-            </w:pPr>
-          </w:p>
-        </w:tc>
-      </w:tr>
-      <w:tr>
-        <w:tc>
-          <w:tcPr/>
+          <w:tcPr>
+            <w:tcBorders>
+              <w:top w:val="single" w:sz="4" w:space="0" w:color="000000"/>
+              <w:left w:val="single" w:sz="4" w:space="0" w:color="000000"/>
+              <w:bottom w:val="single" w:sz="4" w:space="0" w:color="000000"/>
+              <w:right w:val="single" w:sz="4" w:space="0" w:color="000000"/>
+            </w:tcBorders>
+            <w:tcBorders>
+              <w:top w:val="single" w:sz="4" w:space="0" w:color="000000"/>
+              <w:left w:val="single" w:sz="4" w:space="0" w:color="000000"/>
+              <w:bottom w:val="single" w:sz="4" w:space="0" w:color="000000"/>
+              <w:right w:val="single" w:sz="4" w:space="0" w:color="000000"/>
+            </w:tcBorders>
+          </w:tcPr>
+          <w:p>
+            <w:pPr>
+              <w:pStyle w:val="Compact"/>
+            </w:pPr>
+          </w:p>
+        </w:tc>
+      </w:tr>
+      <w:tr>
+        <w:tc>
+          <w:tcPr>
+            <w:tcBorders>
+              <w:top w:val="single" w:sz="4" w:space="0" w:color="000000"/>
+              <w:left w:val="single" w:sz="4" w:space="0" w:color="000000"/>
+              <w:bottom w:val="single" w:sz="4" w:space="0" w:color="000000"/>
+              <w:right w:val="single" w:sz="4" w:space="0" w:color="000000"/>
+            </w:tcBorders>
+            <w:tcBorders>
+              <w:top w:val="single" w:sz="4" w:space="0" w:color="000000"/>
+              <w:left w:val="single" w:sz="4" w:space="0" w:color="000000"/>
+              <w:bottom w:val="single" w:sz="4" w:space="0" w:color="000000"/>
+              <w:right w:val="single" w:sz="4" w:space="0" w:color="000000"/>
+            </w:tcBorders>
+          </w:tcPr>
           <w:p>
             <w:pPr>
               <w:pStyle w:val="Compact"/>
@@ -881,17 +1453,43 @@
           </w:p>
         </w:tc>
         <w:tc>
-          <w:tcPr/>
-          <w:p>
-            <w:pPr>
-              <w:pStyle w:val="Compact"/>
-            </w:pPr>
-          </w:p>
-        </w:tc>
-      </w:tr>
-      <w:tr>
-        <w:tc>
-          <w:tcPr/>
+          <w:tcPr>
+            <w:tcBorders>
+              <w:top w:val="single" w:sz="4" w:space="0" w:color="000000"/>
+              <w:left w:val="single" w:sz="4" w:space="0" w:color="000000"/>
+              <w:bottom w:val="single" w:sz="4" w:space="0" w:color="000000"/>
+              <w:right w:val="single" w:sz="4" w:space="0" w:color="000000"/>
+            </w:tcBorders>
+            <w:tcBorders>
+              <w:top w:val="single" w:sz="4" w:space="0" w:color="000000"/>
+              <w:left w:val="single" w:sz="4" w:space="0" w:color="000000"/>
+              <w:bottom w:val="single" w:sz="4" w:space="0" w:color="000000"/>
+              <w:right w:val="single" w:sz="4" w:space="0" w:color="000000"/>
+            </w:tcBorders>
+          </w:tcPr>
+          <w:p>
+            <w:pPr>
+              <w:pStyle w:val="Compact"/>
+            </w:pPr>
+          </w:p>
+        </w:tc>
+      </w:tr>
+      <w:tr>
+        <w:tc>
+          <w:tcPr>
+            <w:tcBorders>
+              <w:top w:val="single" w:sz="4" w:space="0" w:color="000000"/>
+              <w:left w:val="single" w:sz="4" w:space="0" w:color="000000"/>
+              <w:bottom w:val="single" w:sz="4" w:space="0" w:color="000000"/>
+              <w:right w:val="single" w:sz="4" w:space="0" w:color="000000"/>
+            </w:tcBorders>
+            <w:tcBorders>
+              <w:top w:val="single" w:sz="4" w:space="0" w:color="000000"/>
+              <w:left w:val="single" w:sz="4" w:space="0" w:color="000000"/>
+              <w:bottom w:val="single" w:sz="4" w:space="0" w:color="000000"/>
+              <w:right w:val="single" w:sz="4" w:space="0" w:color="000000"/>
+            </w:tcBorders>
+          </w:tcPr>
           <w:p>
             <w:pPr>
               <w:pStyle w:val="Compact"/>
@@ -906,17 +1504,43 @@
           </w:p>
         </w:tc>
         <w:tc>
-          <w:tcPr/>
-          <w:p>
-            <w:pPr>
-              <w:pStyle w:val="Compact"/>
-            </w:pPr>
-          </w:p>
-        </w:tc>
-      </w:tr>
-      <w:tr>
-        <w:tc>
-          <w:tcPr/>
+          <w:tcPr>
+            <w:tcBorders>
+              <w:top w:val="single" w:sz="4" w:space="0" w:color="000000"/>
+              <w:left w:val="single" w:sz="4" w:space="0" w:color="000000"/>
+              <w:bottom w:val="single" w:sz="4" w:space="0" w:color="000000"/>
+              <w:right w:val="single" w:sz="4" w:space="0" w:color="000000"/>
+            </w:tcBorders>
+            <w:tcBorders>
+              <w:top w:val="single" w:sz="4" w:space="0" w:color="000000"/>
+              <w:left w:val="single" w:sz="4" w:space="0" w:color="000000"/>
+              <w:bottom w:val="single" w:sz="4" w:space="0" w:color="000000"/>
+              <w:right w:val="single" w:sz="4" w:space="0" w:color="000000"/>
+            </w:tcBorders>
+          </w:tcPr>
+          <w:p>
+            <w:pPr>
+              <w:pStyle w:val="Compact"/>
+            </w:pPr>
+          </w:p>
+        </w:tc>
+      </w:tr>
+      <w:tr>
+        <w:tc>
+          <w:tcPr>
+            <w:tcBorders>
+              <w:top w:val="single" w:sz="4" w:space="0" w:color="000000"/>
+              <w:left w:val="single" w:sz="4" w:space="0" w:color="000000"/>
+              <w:bottom w:val="single" w:sz="4" w:space="0" w:color="000000"/>
+              <w:right w:val="single" w:sz="4" w:space="0" w:color="000000"/>
+            </w:tcBorders>
+            <w:tcBorders>
+              <w:top w:val="single" w:sz="4" w:space="0" w:color="000000"/>
+              <w:left w:val="single" w:sz="4" w:space="0" w:color="000000"/>
+              <w:bottom w:val="single" w:sz="4" w:space="0" w:color="000000"/>
+              <w:right w:val="single" w:sz="4" w:space="0" w:color="000000"/>
+            </w:tcBorders>
+          </w:tcPr>
           <w:p>
             <w:pPr>
               <w:pStyle w:val="Compact"/>
@@ -931,7 +1555,20 @@
           </w:p>
         </w:tc>
         <w:tc>
-          <w:tcPr/>
+          <w:tcPr>
+            <w:tcBorders>
+              <w:top w:val="single" w:sz="4" w:space="0" w:color="000000"/>
+              <w:left w:val="single" w:sz="4" w:space="0" w:color="000000"/>
+              <w:bottom w:val="single" w:sz="4" w:space="0" w:color="000000"/>
+              <w:right w:val="single" w:sz="4" w:space="0" w:color="000000"/>
+            </w:tcBorders>
+            <w:tcBorders>
+              <w:top w:val="single" w:sz="4" w:space="0" w:color="000000"/>
+              <w:left w:val="single" w:sz="4" w:space="0" w:color="000000"/>
+              <w:bottom w:val="single" w:sz="4" w:space="0" w:color="000000"/>
+              <w:right w:val="single" w:sz="4" w:space="0" w:color="000000"/>
+            </w:tcBorders>
+          </w:tcPr>
           <w:p>
             <w:pPr>
               <w:pStyle w:val="Compact"/>
@@ -965,7 +1602,20 @@
           <w:tblHeader w:val="on"/>
         </w:trPr>
         <w:tc>
-          <w:tcPr/>
+          <w:tcPr>
+            <w:tcBorders>
+              <w:top w:val="single" w:sz="4" w:space="0" w:color="000000"/>
+              <w:left w:val="single" w:sz="4" w:space="0" w:color="000000"/>
+              <w:bottom w:val="single" w:sz="4" w:space="0" w:color="000000"/>
+              <w:right w:val="single" w:sz="4" w:space="0" w:color="000000"/>
+            </w:tcBorders>
+            <w:tcBorders>
+              <w:top w:val="single" w:sz="4" w:space="0" w:color="000000"/>
+              <w:left w:val="single" w:sz="4" w:space="0" w:color="000000"/>
+              <w:bottom w:val="single" w:sz="4" w:space="0" w:color="000000"/>
+              <w:right w:val="single" w:sz="4" w:space="0" w:color="000000"/>
+            </w:tcBorders>
+          </w:tcPr>
           <w:p>
             <w:pPr>
               <w:pStyle w:val="Compact"/>
@@ -976,7 +1626,20 @@
           </w:p>
         </w:tc>
         <w:tc>
-          <w:tcPr/>
+          <w:tcPr>
+            <w:tcBorders>
+              <w:top w:val="single" w:sz="4" w:space="0" w:color="000000"/>
+              <w:left w:val="single" w:sz="4" w:space="0" w:color="000000"/>
+              <w:bottom w:val="single" w:sz="4" w:space="0" w:color="000000"/>
+              <w:right w:val="single" w:sz="4" w:space="0" w:color="000000"/>
+            </w:tcBorders>
+            <w:tcBorders>
+              <w:top w:val="single" w:sz="4" w:space="0" w:color="000000"/>
+              <w:left w:val="single" w:sz="4" w:space="0" w:color="000000"/>
+              <w:bottom w:val="single" w:sz="4" w:space="0" w:color="000000"/>
+              <w:right w:val="single" w:sz="4" w:space="0" w:color="000000"/>
+            </w:tcBorders>
+          </w:tcPr>
           <w:p>
             <w:pPr>
               <w:pStyle w:val="Compact"/>
@@ -989,7 +1652,20 @@
       </w:tr>
       <w:tr>
         <w:tc>
-          <w:tcPr/>
+          <w:tcPr>
+            <w:tcBorders>
+              <w:top w:val="single" w:sz="4" w:space="0" w:color="000000"/>
+              <w:left w:val="single" w:sz="4" w:space="0" w:color="000000"/>
+              <w:bottom w:val="single" w:sz="4" w:space="0" w:color="000000"/>
+              <w:right w:val="single" w:sz="4" w:space="0" w:color="000000"/>
+            </w:tcBorders>
+            <w:tcBorders>
+              <w:top w:val="single" w:sz="4" w:space="0" w:color="000000"/>
+              <w:left w:val="single" w:sz="4" w:space="0" w:color="000000"/>
+              <w:bottom w:val="single" w:sz="4" w:space="0" w:color="000000"/>
+              <w:right w:val="single" w:sz="4" w:space="0" w:color="000000"/>
+            </w:tcBorders>
+          </w:tcPr>
           <w:p>
             <w:pPr>
               <w:pStyle w:val="Compact"/>
@@ -1004,17 +1680,43 @@
           </w:p>
         </w:tc>
         <w:tc>
-          <w:tcPr/>
-          <w:p>
-            <w:pPr>
-              <w:pStyle w:val="Compact"/>
-            </w:pPr>
-          </w:p>
-        </w:tc>
-      </w:tr>
-      <w:tr>
-        <w:tc>
-          <w:tcPr/>
+          <w:tcPr>
+            <w:tcBorders>
+              <w:top w:val="single" w:sz="4" w:space="0" w:color="000000"/>
+              <w:left w:val="single" w:sz="4" w:space="0" w:color="000000"/>
+              <w:bottom w:val="single" w:sz="4" w:space="0" w:color="000000"/>
+              <w:right w:val="single" w:sz="4" w:space="0" w:color="000000"/>
+            </w:tcBorders>
+            <w:tcBorders>
+              <w:top w:val="single" w:sz="4" w:space="0" w:color="000000"/>
+              <w:left w:val="single" w:sz="4" w:space="0" w:color="000000"/>
+              <w:bottom w:val="single" w:sz="4" w:space="0" w:color="000000"/>
+              <w:right w:val="single" w:sz="4" w:space="0" w:color="000000"/>
+            </w:tcBorders>
+          </w:tcPr>
+          <w:p>
+            <w:pPr>
+              <w:pStyle w:val="Compact"/>
+            </w:pPr>
+          </w:p>
+        </w:tc>
+      </w:tr>
+      <w:tr>
+        <w:tc>
+          <w:tcPr>
+            <w:tcBorders>
+              <w:top w:val="single" w:sz="4" w:space="0" w:color="000000"/>
+              <w:left w:val="single" w:sz="4" w:space="0" w:color="000000"/>
+              <w:bottom w:val="single" w:sz="4" w:space="0" w:color="000000"/>
+              <w:right w:val="single" w:sz="4" w:space="0" w:color="000000"/>
+            </w:tcBorders>
+            <w:tcBorders>
+              <w:top w:val="single" w:sz="4" w:space="0" w:color="000000"/>
+              <w:left w:val="single" w:sz="4" w:space="0" w:color="000000"/>
+              <w:bottom w:val="single" w:sz="4" w:space="0" w:color="000000"/>
+              <w:right w:val="single" w:sz="4" w:space="0" w:color="000000"/>
+            </w:tcBorders>
+          </w:tcPr>
           <w:p>
             <w:pPr>
               <w:pStyle w:val="Compact"/>
@@ -1029,17 +1731,43 @@
           </w:p>
         </w:tc>
         <w:tc>
-          <w:tcPr/>
-          <w:p>
-            <w:pPr>
-              <w:pStyle w:val="Compact"/>
-            </w:pPr>
-          </w:p>
-        </w:tc>
-      </w:tr>
-      <w:tr>
-        <w:tc>
-          <w:tcPr/>
+          <w:tcPr>
+            <w:tcBorders>
+              <w:top w:val="single" w:sz="4" w:space="0" w:color="000000"/>
+              <w:left w:val="single" w:sz="4" w:space="0" w:color="000000"/>
+              <w:bottom w:val="single" w:sz="4" w:space="0" w:color="000000"/>
+              <w:right w:val="single" w:sz="4" w:space="0" w:color="000000"/>
+            </w:tcBorders>
+            <w:tcBorders>
+              <w:top w:val="single" w:sz="4" w:space="0" w:color="000000"/>
+              <w:left w:val="single" w:sz="4" w:space="0" w:color="000000"/>
+              <w:bottom w:val="single" w:sz="4" w:space="0" w:color="000000"/>
+              <w:right w:val="single" w:sz="4" w:space="0" w:color="000000"/>
+            </w:tcBorders>
+          </w:tcPr>
+          <w:p>
+            <w:pPr>
+              <w:pStyle w:val="Compact"/>
+            </w:pPr>
+          </w:p>
+        </w:tc>
+      </w:tr>
+      <w:tr>
+        <w:tc>
+          <w:tcPr>
+            <w:tcBorders>
+              <w:top w:val="single" w:sz="4" w:space="0" w:color="000000"/>
+              <w:left w:val="single" w:sz="4" w:space="0" w:color="000000"/>
+              <w:bottom w:val="single" w:sz="4" w:space="0" w:color="000000"/>
+              <w:right w:val="single" w:sz="4" w:space="0" w:color="000000"/>
+            </w:tcBorders>
+            <w:tcBorders>
+              <w:top w:val="single" w:sz="4" w:space="0" w:color="000000"/>
+              <w:left w:val="single" w:sz="4" w:space="0" w:color="000000"/>
+              <w:bottom w:val="single" w:sz="4" w:space="0" w:color="000000"/>
+              <w:right w:val="single" w:sz="4" w:space="0" w:color="000000"/>
+            </w:tcBorders>
+          </w:tcPr>
           <w:p>
             <w:pPr>
               <w:pStyle w:val="Compact"/>
@@ -1054,17 +1782,43 @@
           </w:p>
         </w:tc>
         <w:tc>
-          <w:tcPr/>
-          <w:p>
-            <w:pPr>
-              <w:pStyle w:val="Compact"/>
-            </w:pPr>
-          </w:p>
-        </w:tc>
-      </w:tr>
-      <w:tr>
-        <w:tc>
-          <w:tcPr/>
+          <w:tcPr>
+            <w:tcBorders>
+              <w:top w:val="single" w:sz="4" w:space="0" w:color="000000"/>
+              <w:left w:val="single" w:sz="4" w:space="0" w:color="000000"/>
+              <w:bottom w:val="single" w:sz="4" w:space="0" w:color="000000"/>
+              <w:right w:val="single" w:sz="4" w:space="0" w:color="000000"/>
+            </w:tcBorders>
+            <w:tcBorders>
+              <w:top w:val="single" w:sz="4" w:space="0" w:color="000000"/>
+              <w:left w:val="single" w:sz="4" w:space="0" w:color="000000"/>
+              <w:bottom w:val="single" w:sz="4" w:space="0" w:color="000000"/>
+              <w:right w:val="single" w:sz="4" w:space="0" w:color="000000"/>
+            </w:tcBorders>
+          </w:tcPr>
+          <w:p>
+            <w:pPr>
+              <w:pStyle w:val="Compact"/>
+            </w:pPr>
+          </w:p>
+        </w:tc>
+      </w:tr>
+      <w:tr>
+        <w:tc>
+          <w:tcPr>
+            <w:tcBorders>
+              <w:top w:val="single" w:sz="4" w:space="0" w:color="000000"/>
+              <w:left w:val="single" w:sz="4" w:space="0" w:color="000000"/>
+              <w:bottom w:val="single" w:sz="4" w:space="0" w:color="000000"/>
+              <w:right w:val="single" w:sz="4" w:space="0" w:color="000000"/>
+            </w:tcBorders>
+            <w:tcBorders>
+              <w:top w:val="single" w:sz="4" w:space="0" w:color="000000"/>
+              <w:left w:val="single" w:sz="4" w:space="0" w:color="000000"/>
+              <w:bottom w:val="single" w:sz="4" w:space="0" w:color="000000"/>
+              <w:right w:val="single" w:sz="4" w:space="0" w:color="000000"/>
+            </w:tcBorders>
+          </w:tcPr>
           <w:p>
             <w:pPr>
               <w:pStyle w:val="Compact"/>
@@ -1079,7 +1833,20 @@
           </w:p>
         </w:tc>
         <w:tc>
-          <w:tcPr/>
+          <w:tcPr>
+            <w:tcBorders>
+              <w:top w:val="single" w:sz="4" w:space="0" w:color="000000"/>
+              <w:left w:val="single" w:sz="4" w:space="0" w:color="000000"/>
+              <w:bottom w:val="single" w:sz="4" w:space="0" w:color="000000"/>
+              <w:right w:val="single" w:sz="4" w:space="0" w:color="000000"/>
+            </w:tcBorders>
+            <w:tcBorders>
+              <w:top w:val="single" w:sz="4" w:space="0" w:color="000000"/>
+              <w:left w:val="single" w:sz="4" w:space="0" w:color="000000"/>
+              <w:bottom w:val="single" w:sz="4" w:space="0" w:color="000000"/>
+              <w:right w:val="single" w:sz="4" w:space="0" w:color="000000"/>
+            </w:tcBorders>
+          </w:tcPr>
           <w:p>
             <w:pPr>
               <w:pStyle w:val="Compact"/>
@@ -1113,7 +1880,20 @@
           <w:tblHeader w:val="on"/>
         </w:trPr>
         <w:tc>
-          <w:tcPr/>
+          <w:tcPr>
+            <w:tcBorders>
+              <w:top w:val="single" w:sz="4" w:space="0" w:color="000000"/>
+              <w:left w:val="single" w:sz="4" w:space="0" w:color="000000"/>
+              <w:bottom w:val="single" w:sz="4" w:space="0" w:color="000000"/>
+              <w:right w:val="single" w:sz="4" w:space="0" w:color="000000"/>
+            </w:tcBorders>
+            <w:tcBorders>
+              <w:top w:val="single" w:sz="4" w:space="0" w:color="000000"/>
+              <w:left w:val="single" w:sz="4" w:space="0" w:color="000000"/>
+              <w:bottom w:val="single" w:sz="4" w:space="0" w:color="000000"/>
+              <w:right w:val="single" w:sz="4" w:space="0" w:color="000000"/>
+            </w:tcBorders>
+          </w:tcPr>
           <w:p>
             <w:pPr>
               <w:pStyle w:val="Compact"/>
@@ -1124,7 +1904,20 @@
           </w:p>
         </w:tc>
         <w:tc>
-          <w:tcPr/>
+          <w:tcPr>
+            <w:tcBorders>
+              <w:top w:val="single" w:sz="4" w:space="0" w:color="000000"/>
+              <w:left w:val="single" w:sz="4" w:space="0" w:color="000000"/>
+              <w:bottom w:val="single" w:sz="4" w:space="0" w:color="000000"/>
+              <w:right w:val="single" w:sz="4" w:space="0" w:color="000000"/>
+            </w:tcBorders>
+            <w:tcBorders>
+              <w:top w:val="single" w:sz="4" w:space="0" w:color="000000"/>
+              <w:left w:val="single" w:sz="4" w:space="0" w:color="000000"/>
+              <w:bottom w:val="single" w:sz="4" w:space="0" w:color="000000"/>
+              <w:right w:val="single" w:sz="4" w:space="0" w:color="000000"/>
+            </w:tcBorders>
+          </w:tcPr>
           <w:p>
             <w:pPr>
               <w:pStyle w:val="Compact"/>
@@ -1137,7 +1930,20 @@
       </w:tr>
       <w:tr>
         <w:tc>
-          <w:tcPr/>
+          <w:tcPr>
+            <w:tcBorders>
+              <w:top w:val="single" w:sz="4" w:space="0" w:color="000000"/>
+              <w:left w:val="single" w:sz="4" w:space="0" w:color="000000"/>
+              <w:bottom w:val="single" w:sz="4" w:space="0" w:color="000000"/>
+              <w:right w:val="single" w:sz="4" w:space="0" w:color="000000"/>
+            </w:tcBorders>
+            <w:tcBorders>
+              <w:top w:val="single" w:sz="4" w:space="0" w:color="000000"/>
+              <w:left w:val="single" w:sz="4" w:space="0" w:color="000000"/>
+              <w:bottom w:val="single" w:sz="4" w:space="0" w:color="000000"/>
+              <w:right w:val="single" w:sz="4" w:space="0" w:color="000000"/>
+            </w:tcBorders>
+          </w:tcPr>
           <w:p>
             <w:pPr>
               <w:pStyle w:val="Compact"/>
@@ -1152,17 +1958,43 @@
           </w:p>
         </w:tc>
         <w:tc>
-          <w:tcPr/>
-          <w:p>
-            <w:pPr>
-              <w:pStyle w:val="Compact"/>
-            </w:pPr>
-          </w:p>
-        </w:tc>
-      </w:tr>
-      <w:tr>
-        <w:tc>
-          <w:tcPr/>
+          <w:tcPr>
+            <w:tcBorders>
+              <w:top w:val="single" w:sz="4" w:space="0" w:color="000000"/>
+              <w:left w:val="single" w:sz="4" w:space="0" w:color="000000"/>
+              <w:bottom w:val="single" w:sz="4" w:space="0" w:color="000000"/>
+              <w:right w:val="single" w:sz="4" w:space="0" w:color="000000"/>
+            </w:tcBorders>
+            <w:tcBorders>
+              <w:top w:val="single" w:sz="4" w:space="0" w:color="000000"/>
+              <w:left w:val="single" w:sz="4" w:space="0" w:color="000000"/>
+              <w:bottom w:val="single" w:sz="4" w:space="0" w:color="000000"/>
+              <w:right w:val="single" w:sz="4" w:space="0" w:color="000000"/>
+            </w:tcBorders>
+          </w:tcPr>
+          <w:p>
+            <w:pPr>
+              <w:pStyle w:val="Compact"/>
+            </w:pPr>
+          </w:p>
+        </w:tc>
+      </w:tr>
+      <w:tr>
+        <w:tc>
+          <w:tcPr>
+            <w:tcBorders>
+              <w:top w:val="single" w:sz="4" w:space="0" w:color="000000"/>
+              <w:left w:val="single" w:sz="4" w:space="0" w:color="000000"/>
+              <w:bottom w:val="single" w:sz="4" w:space="0" w:color="000000"/>
+              <w:right w:val="single" w:sz="4" w:space="0" w:color="000000"/>
+            </w:tcBorders>
+            <w:tcBorders>
+              <w:top w:val="single" w:sz="4" w:space="0" w:color="000000"/>
+              <w:left w:val="single" w:sz="4" w:space="0" w:color="000000"/>
+              <w:bottom w:val="single" w:sz="4" w:space="0" w:color="000000"/>
+              <w:right w:val="single" w:sz="4" w:space="0" w:color="000000"/>
+            </w:tcBorders>
+          </w:tcPr>
           <w:p>
             <w:pPr>
               <w:pStyle w:val="Compact"/>
@@ -1177,17 +2009,43 @@
           </w:p>
         </w:tc>
         <w:tc>
-          <w:tcPr/>
-          <w:p>
-            <w:pPr>
-              <w:pStyle w:val="Compact"/>
-            </w:pPr>
-          </w:p>
-        </w:tc>
-      </w:tr>
-      <w:tr>
-        <w:tc>
-          <w:tcPr/>
+          <w:tcPr>
+            <w:tcBorders>
+              <w:top w:val="single" w:sz="4" w:space="0" w:color="000000"/>
+              <w:left w:val="single" w:sz="4" w:space="0" w:color="000000"/>
+              <w:bottom w:val="single" w:sz="4" w:space="0" w:color="000000"/>
+              <w:right w:val="single" w:sz="4" w:space="0" w:color="000000"/>
+            </w:tcBorders>
+            <w:tcBorders>
+              <w:top w:val="single" w:sz="4" w:space="0" w:color="000000"/>
+              <w:left w:val="single" w:sz="4" w:space="0" w:color="000000"/>
+              <w:bottom w:val="single" w:sz="4" w:space="0" w:color="000000"/>
+              <w:right w:val="single" w:sz="4" w:space="0" w:color="000000"/>
+            </w:tcBorders>
+          </w:tcPr>
+          <w:p>
+            <w:pPr>
+              <w:pStyle w:val="Compact"/>
+            </w:pPr>
+          </w:p>
+        </w:tc>
+      </w:tr>
+      <w:tr>
+        <w:tc>
+          <w:tcPr>
+            <w:tcBorders>
+              <w:top w:val="single" w:sz="4" w:space="0" w:color="000000"/>
+              <w:left w:val="single" w:sz="4" w:space="0" w:color="000000"/>
+              <w:bottom w:val="single" w:sz="4" w:space="0" w:color="000000"/>
+              <w:right w:val="single" w:sz="4" w:space="0" w:color="000000"/>
+            </w:tcBorders>
+            <w:tcBorders>
+              <w:top w:val="single" w:sz="4" w:space="0" w:color="000000"/>
+              <w:left w:val="single" w:sz="4" w:space="0" w:color="000000"/>
+              <w:bottom w:val="single" w:sz="4" w:space="0" w:color="000000"/>
+              <w:right w:val="single" w:sz="4" w:space="0" w:color="000000"/>
+            </w:tcBorders>
+          </w:tcPr>
           <w:p>
             <w:pPr>
               <w:pStyle w:val="Compact"/>
@@ -1202,17 +2060,43 @@
           </w:p>
         </w:tc>
         <w:tc>
-          <w:tcPr/>
-          <w:p>
-            <w:pPr>
-              <w:pStyle w:val="Compact"/>
-            </w:pPr>
-          </w:p>
-        </w:tc>
-      </w:tr>
-      <w:tr>
-        <w:tc>
-          <w:tcPr/>
+          <w:tcPr>
+            <w:tcBorders>
+              <w:top w:val="single" w:sz="4" w:space="0" w:color="000000"/>
+              <w:left w:val="single" w:sz="4" w:space="0" w:color="000000"/>
+              <w:bottom w:val="single" w:sz="4" w:space="0" w:color="000000"/>
+              <w:right w:val="single" w:sz="4" w:space="0" w:color="000000"/>
+            </w:tcBorders>
+            <w:tcBorders>
+              <w:top w:val="single" w:sz="4" w:space="0" w:color="000000"/>
+              <w:left w:val="single" w:sz="4" w:space="0" w:color="000000"/>
+              <w:bottom w:val="single" w:sz="4" w:space="0" w:color="000000"/>
+              <w:right w:val="single" w:sz="4" w:space="0" w:color="000000"/>
+            </w:tcBorders>
+          </w:tcPr>
+          <w:p>
+            <w:pPr>
+              <w:pStyle w:val="Compact"/>
+            </w:pPr>
+          </w:p>
+        </w:tc>
+      </w:tr>
+      <w:tr>
+        <w:tc>
+          <w:tcPr>
+            <w:tcBorders>
+              <w:top w:val="single" w:sz="4" w:space="0" w:color="000000"/>
+              <w:left w:val="single" w:sz="4" w:space="0" w:color="000000"/>
+              <w:bottom w:val="single" w:sz="4" w:space="0" w:color="000000"/>
+              <w:right w:val="single" w:sz="4" w:space="0" w:color="000000"/>
+            </w:tcBorders>
+            <w:tcBorders>
+              <w:top w:val="single" w:sz="4" w:space="0" w:color="000000"/>
+              <w:left w:val="single" w:sz="4" w:space="0" w:color="000000"/>
+              <w:bottom w:val="single" w:sz="4" w:space="0" w:color="000000"/>
+              <w:right w:val="single" w:sz="4" w:space="0" w:color="000000"/>
+            </w:tcBorders>
+          </w:tcPr>
           <w:p>
             <w:pPr>
               <w:pStyle w:val="Compact"/>
@@ -1227,7 +2111,20 @@
           </w:p>
         </w:tc>
         <w:tc>
-          <w:tcPr/>
+          <w:tcPr>
+            <w:tcBorders>
+              <w:top w:val="single" w:sz="4" w:space="0" w:color="000000"/>
+              <w:left w:val="single" w:sz="4" w:space="0" w:color="000000"/>
+              <w:bottom w:val="single" w:sz="4" w:space="0" w:color="000000"/>
+              <w:right w:val="single" w:sz="4" w:space="0" w:color="000000"/>
+            </w:tcBorders>
+            <w:tcBorders>
+              <w:top w:val="single" w:sz="4" w:space="0" w:color="000000"/>
+              <w:left w:val="single" w:sz="4" w:space="0" w:color="000000"/>
+              <w:bottom w:val="single" w:sz="4" w:space="0" w:color="000000"/>
+              <w:right w:val="single" w:sz="4" w:space="0" w:color="000000"/>
+            </w:tcBorders>
+          </w:tcPr>
           <w:p>
             <w:pPr>
               <w:pStyle w:val="Compact"/>
@@ -1263,7 +2160,20 @@
           <w:tblHeader w:val="on"/>
         </w:trPr>
         <w:tc>
-          <w:tcPr/>
+          <w:tcPr>
+            <w:tcBorders>
+              <w:top w:val="single" w:sz="4" w:space="0" w:color="000000"/>
+              <w:left w:val="single" w:sz="4" w:space="0" w:color="000000"/>
+              <w:bottom w:val="single" w:sz="4" w:space="0" w:color="000000"/>
+              <w:right w:val="single" w:sz="4" w:space="0" w:color="000000"/>
+            </w:tcBorders>
+            <w:tcBorders>
+              <w:top w:val="single" w:sz="4" w:space="0" w:color="000000"/>
+              <w:left w:val="single" w:sz="4" w:space="0" w:color="000000"/>
+              <w:bottom w:val="single" w:sz="4" w:space="0" w:color="000000"/>
+              <w:right w:val="single" w:sz="4" w:space="0" w:color="000000"/>
+            </w:tcBorders>
+          </w:tcPr>
           <w:p>
             <w:pPr>
               <w:pStyle w:val="Compact"/>
@@ -1274,7 +2184,20 @@
           </w:p>
         </w:tc>
         <w:tc>
-          <w:tcPr/>
+          <w:tcPr>
+            <w:tcBorders>
+              <w:top w:val="single" w:sz="4" w:space="0" w:color="000000"/>
+              <w:left w:val="single" w:sz="4" w:space="0" w:color="000000"/>
+              <w:bottom w:val="single" w:sz="4" w:space="0" w:color="000000"/>
+              <w:right w:val="single" w:sz="4" w:space="0" w:color="000000"/>
+            </w:tcBorders>
+            <w:tcBorders>
+              <w:top w:val="single" w:sz="4" w:space="0" w:color="000000"/>
+              <w:left w:val="single" w:sz="4" w:space="0" w:color="000000"/>
+              <w:bottom w:val="single" w:sz="4" w:space="0" w:color="000000"/>
+              <w:right w:val="single" w:sz="4" w:space="0" w:color="000000"/>
+            </w:tcBorders>
+          </w:tcPr>
           <w:p>
             <w:pPr>
               <w:pStyle w:val="Compact"/>
@@ -1287,7 +2210,20 @@
       </w:tr>
       <w:tr>
         <w:tc>
-          <w:tcPr/>
+          <w:tcPr>
+            <w:tcBorders>
+              <w:top w:val="single" w:sz="4" w:space="0" w:color="000000"/>
+              <w:left w:val="single" w:sz="4" w:space="0" w:color="000000"/>
+              <w:bottom w:val="single" w:sz="4" w:space="0" w:color="000000"/>
+              <w:right w:val="single" w:sz="4" w:space="0" w:color="000000"/>
+            </w:tcBorders>
+            <w:tcBorders>
+              <w:top w:val="single" w:sz="4" w:space="0" w:color="000000"/>
+              <w:left w:val="single" w:sz="4" w:space="0" w:color="000000"/>
+              <w:bottom w:val="single" w:sz="4" w:space="0" w:color="000000"/>
+              <w:right w:val="single" w:sz="4" w:space="0" w:color="000000"/>
+            </w:tcBorders>
+          </w:tcPr>
           <w:p>
             <w:pPr>
               <w:pStyle w:val="Compact"/>
@@ -1298,17 +2234,43 @@
           </w:p>
         </w:tc>
         <w:tc>
-          <w:tcPr/>
-          <w:p>
-            <w:pPr>
-              <w:pStyle w:val="Compact"/>
-            </w:pPr>
-          </w:p>
-        </w:tc>
-      </w:tr>
-      <w:tr>
-        <w:tc>
-          <w:tcPr/>
+          <w:tcPr>
+            <w:tcBorders>
+              <w:top w:val="single" w:sz="4" w:space="0" w:color="000000"/>
+              <w:left w:val="single" w:sz="4" w:space="0" w:color="000000"/>
+              <w:bottom w:val="single" w:sz="4" w:space="0" w:color="000000"/>
+              <w:right w:val="single" w:sz="4" w:space="0" w:color="000000"/>
+            </w:tcBorders>
+            <w:tcBorders>
+              <w:top w:val="single" w:sz="4" w:space="0" w:color="000000"/>
+              <w:left w:val="single" w:sz="4" w:space="0" w:color="000000"/>
+              <w:bottom w:val="single" w:sz="4" w:space="0" w:color="000000"/>
+              <w:right w:val="single" w:sz="4" w:space="0" w:color="000000"/>
+            </w:tcBorders>
+          </w:tcPr>
+          <w:p>
+            <w:pPr>
+              <w:pStyle w:val="Compact"/>
+            </w:pPr>
+          </w:p>
+        </w:tc>
+      </w:tr>
+      <w:tr>
+        <w:tc>
+          <w:tcPr>
+            <w:tcBorders>
+              <w:top w:val="single" w:sz="4" w:space="0" w:color="000000"/>
+              <w:left w:val="single" w:sz="4" w:space="0" w:color="000000"/>
+              <w:bottom w:val="single" w:sz="4" w:space="0" w:color="000000"/>
+              <w:right w:val="single" w:sz="4" w:space="0" w:color="000000"/>
+            </w:tcBorders>
+            <w:tcBorders>
+              <w:top w:val="single" w:sz="4" w:space="0" w:color="000000"/>
+              <w:left w:val="single" w:sz="4" w:space="0" w:color="000000"/>
+              <w:bottom w:val="single" w:sz="4" w:space="0" w:color="000000"/>
+              <w:right w:val="single" w:sz="4" w:space="0" w:color="000000"/>
+            </w:tcBorders>
+          </w:tcPr>
           <w:p>
             <w:pPr>
               <w:pStyle w:val="Compact"/>
@@ -1319,17 +2281,43 @@
           </w:p>
         </w:tc>
         <w:tc>
-          <w:tcPr/>
-          <w:p>
-            <w:pPr>
-              <w:pStyle w:val="Compact"/>
-            </w:pPr>
-          </w:p>
-        </w:tc>
-      </w:tr>
-      <w:tr>
-        <w:tc>
-          <w:tcPr/>
+          <w:tcPr>
+            <w:tcBorders>
+              <w:top w:val="single" w:sz="4" w:space="0" w:color="000000"/>
+              <w:left w:val="single" w:sz="4" w:space="0" w:color="000000"/>
+              <w:bottom w:val="single" w:sz="4" w:space="0" w:color="000000"/>
+              <w:right w:val="single" w:sz="4" w:space="0" w:color="000000"/>
+            </w:tcBorders>
+            <w:tcBorders>
+              <w:top w:val="single" w:sz="4" w:space="0" w:color="000000"/>
+              <w:left w:val="single" w:sz="4" w:space="0" w:color="000000"/>
+              <w:bottom w:val="single" w:sz="4" w:space="0" w:color="000000"/>
+              <w:right w:val="single" w:sz="4" w:space="0" w:color="000000"/>
+            </w:tcBorders>
+          </w:tcPr>
+          <w:p>
+            <w:pPr>
+              <w:pStyle w:val="Compact"/>
+            </w:pPr>
+          </w:p>
+        </w:tc>
+      </w:tr>
+      <w:tr>
+        <w:tc>
+          <w:tcPr>
+            <w:tcBorders>
+              <w:top w:val="single" w:sz="4" w:space="0" w:color="000000"/>
+              <w:left w:val="single" w:sz="4" w:space="0" w:color="000000"/>
+              <w:bottom w:val="single" w:sz="4" w:space="0" w:color="000000"/>
+              <w:right w:val="single" w:sz="4" w:space="0" w:color="000000"/>
+            </w:tcBorders>
+            <w:tcBorders>
+              <w:top w:val="single" w:sz="4" w:space="0" w:color="000000"/>
+              <w:left w:val="single" w:sz="4" w:space="0" w:color="000000"/>
+              <w:bottom w:val="single" w:sz="4" w:space="0" w:color="000000"/>
+              <w:right w:val="single" w:sz="4" w:space="0" w:color="000000"/>
+            </w:tcBorders>
+          </w:tcPr>
           <w:p>
             <w:pPr>
               <w:pStyle w:val="Compact"/>
@@ -1340,17 +2328,43 @@
           </w:p>
         </w:tc>
         <w:tc>
-          <w:tcPr/>
-          <w:p>
-            <w:pPr>
-              <w:pStyle w:val="Compact"/>
-            </w:pPr>
-          </w:p>
-        </w:tc>
-      </w:tr>
-      <w:tr>
-        <w:tc>
-          <w:tcPr/>
+          <w:tcPr>
+            <w:tcBorders>
+              <w:top w:val="single" w:sz="4" w:space="0" w:color="000000"/>
+              <w:left w:val="single" w:sz="4" w:space="0" w:color="000000"/>
+              <w:bottom w:val="single" w:sz="4" w:space="0" w:color="000000"/>
+              <w:right w:val="single" w:sz="4" w:space="0" w:color="000000"/>
+            </w:tcBorders>
+            <w:tcBorders>
+              <w:top w:val="single" w:sz="4" w:space="0" w:color="000000"/>
+              <w:left w:val="single" w:sz="4" w:space="0" w:color="000000"/>
+              <w:bottom w:val="single" w:sz="4" w:space="0" w:color="000000"/>
+              <w:right w:val="single" w:sz="4" w:space="0" w:color="000000"/>
+            </w:tcBorders>
+          </w:tcPr>
+          <w:p>
+            <w:pPr>
+              <w:pStyle w:val="Compact"/>
+            </w:pPr>
+          </w:p>
+        </w:tc>
+      </w:tr>
+      <w:tr>
+        <w:tc>
+          <w:tcPr>
+            <w:tcBorders>
+              <w:top w:val="single" w:sz="4" w:space="0" w:color="000000"/>
+              <w:left w:val="single" w:sz="4" w:space="0" w:color="000000"/>
+              <w:bottom w:val="single" w:sz="4" w:space="0" w:color="000000"/>
+              <w:right w:val="single" w:sz="4" w:space="0" w:color="000000"/>
+            </w:tcBorders>
+            <w:tcBorders>
+              <w:top w:val="single" w:sz="4" w:space="0" w:color="000000"/>
+              <w:left w:val="single" w:sz="4" w:space="0" w:color="000000"/>
+              <w:bottom w:val="single" w:sz="4" w:space="0" w:color="000000"/>
+              <w:right w:val="single" w:sz="4" w:space="0" w:color="000000"/>
+            </w:tcBorders>
+          </w:tcPr>
           <w:p>
             <w:pPr>
               <w:pStyle w:val="Compact"/>
@@ -1361,17 +2375,43 @@
           </w:p>
         </w:tc>
         <w:tc>
-          <w:tcPr/>
-          <w:p>
-            <w:pPr>
-              <w:pStyle w:val="Compact"/>
-            </w:pPr>
-          </w:p>
-        </w:tc>
-      </w:tr>
-      <w:tr>
-        <w:tc>
-          <w:tcPr/>
+          <w:tcPr>
+            <w:tcBorders>
+              <w:top w:val="single" w:sz="4" w:space="0" w:color="000000"/>
+              <w:left w:val="single" w:sz="4" w:space="0" w:color="000000"/>
+              <w:bottom w:val="single" w:sz="4" w:space="0" w:color="000000"/>
+              <w:right w:val="single" w:sz="4" w:space="0" w:color="000000"/>
+            </w:tcBorders>
+            <w:tcBorders>
+              <w:top w:val="single" w:sz="4" w:space="0" w:color="000000"/>
+              <w:left w:val="single" w:sz="4" w:space="0" w:color="000000"/>
+              <w:bottom w:val="single" w:sz="4" w:space="0" w:color="000000"/>
+              <w:right w:val="single" w:sz="4" w:space="0" w:color="000000"/>
+            </w:tcBorders>
+          </w:tcPr>
+          <w:p>
+            <w:pPr>
+              <w:pStyle w:val="Compact"/>
+            </w:pPr>
+          </w:p>
+        </w:tc>
+      </w:tr>
+      <w:tr>
+        <w:tc>
+          <w:tcPr>
+            <w:tcBorders>
+              <w:top w:val="single" w:sz="4" w:space="0" w:color="000000"/>
+              <w:left w:val="single" w:sz="4" w:space="0" w:color="000000"/>
+              <w:bottom w:val="single" w:sz="4" w:space="0" w:color="000000"/>
+              <w:right w:val="single" w:sz="4" w:space="0" w:color="000000"/>
+            </w:tcBorders>
+            <w:tcBorders>
+              <w:top w:val="single" w:sz="4" w:space="0" w:color="000000"/>
+              <w:left w:val="single" w:sz="4" w:space="0" w:color="000000"/>
+              <w:bottom w:val="single" w:sz="4" w:space="0" w:color="000000"/>
+              <w:right w:val="single" w:sz="4" w:space="0" w:color="000000"/>
+            </w:tcBorders>
+          </w:tcPr>
           <w:p>
             <w:pPr>
               <w:pStyle w:val="Compact"/>
@@ -1386,7 +2426,20 @@
           </w:p>
         </w:tc>
         <w:tc>
-          <w:tcPr/>
+          <w:tcPr>
+            <w:tcBorders>
+              <w:top w:val="single" w:sz="4" w:space="0" w:color="000000"/>
+              <w:left w:val="single" w:sz="4" w:space="0" w:color="000000"/>
+              <w:bottom w:val="single" w:sz="4" w:space="0" w:color="000000"/>
+              <w:right w:val="single" w:sz="4" w:space="0" w:color="000000"/>
+            </w:tcBorders>
+            <w:tcBorders>
+              <w:top w:val="single" w:sz="4" w:space="0" w:color="000000"/>
+              <w:left w:val="single" w:sz="4" w:space="0" w:color="000000"/>
+              <w:bottom w:val="single" w:sz="4" w:space="0" w:color="000000"/>
+              <w:right w:val="single" w:sz="4" w:space="0" w:color="000000"/>
+            </w:tcBorders>
+          </w:tcPr>
           <w:p>
             <w:pPr>
               <w:pStyle w:val="Compact"/>
@@ -1461,7 +2514,20 @@
           <w:tblHeader w:val="on"/>
         </w:trPr>
         <w:tc>
-          <w:tcPr/>
+          <w:tcPr>
+            <w:tcBorders>
+              <w:top w:val="single" w:sz="4" w:space="0" w:color="000000"/>
+              <w:left w:val="single" w:sz="4" w:space="0" w:color="000000"/>
+              <w:bottom w:val="single" w:sz="4" w:space="0" w:color="000000"/>
+              <w:right w:val="single" w:sz="4" w:space="0" w:color="000000"/>
+            </w:tcBorders>
+            <w:tcBorders>
+              <w:top w:val="single" w:sz="4" w:space="0" w:color="000000"/>
+              <w:left w:val="single" w:sz="4" w:space="0" w:color="000000"/>
+              <w:bottom w:val="single" w:sz="4" w:space="0" w:color="000000"/>
+              <w:right w:val="single" w:sz="4" w:space="0" w:color="000000"/>
+            </w:tcBorders>
+          </w:tcPr>
           <w:p>
             <w:pPr>
               <w:pStyle w:val="Compact"/>
@@ -1472,7 +2538,20 @@
           </w:p>
         </w:tc>
         <w:tc>
-          <w:tcPr/>
+          <w:tcPr>
+            <w:tcBorders>
+              <w:top w:val="single" w:sz="4" w:space="0" w:color="000000"/>
+              <w:left w:val="single" w:sz="4" w:space="0" w:color="000000"/>
+              <w:bottom w:val="single" w:sz="4" w:space="0" w:color="000000"/>
+              <w:right w:val="single" w:sz="4" w:space="0" w:color="000000"/>
+            </w:tcBorders>
+            <w:tcBorders>
+              <w:top w:val="single" w:sz="4" w:space="0" w:color="000000"/>
+              <w:left w:val="single" w:sz="4" w:space="0" w:color="000000"/>
+              <w:bottom w:val="single" w:sz="4" w:space="0" w:color="000000"/>
+              <w:right w:val="single" w:sz="4" w:space="0" w:color="000000"/>
+            </w:tcBorders>
+          </w:tcPr>
           <w:p>
             <w:pPr>
               <w:pStyle w:val="Compact"/>
@@ -1483,7 +2562,20 @@
           </w:p>
         </w:tc>
         <w:tc>
-          <w:tcPr/>
+          <w:tcPr>
+            <w:tcBorders>
+              <w:top w:val="single" w:sz="4" w:space="0" w:color="000000"/>
+              <w:left w:val="single" w:sz="4" w:space="0" w:color="000000"/>
+              <w:bottom w:val="single" w:sz="4" w:space="0" w:color="000000"/>
+              <w:right w:val="single" w:sz="4" w:space="0" w:color="000000"/>
+            </w:tcBorders>
+            <w:tcBorders>
+              <w:top w:val="single" w:sz="4" w:space="0" w:color="000000"/>
+              <w:left w:val="single" w:sz="4" w:space="0" w:color="000000"/>
+              <w:bottom w:val="single" w:sz="4" w:space="0" w:color="000000"/>
+              <w:right w:val="single" w:sz="4" w:space="0" w:color="000000"/>
+            </w:tcBorders>
+          </w:tcPr>
           <w:p>
             <w:pPr>
               <w:pStyle w:val="Compact"/>
@@ -1494,7 +2586,20 @@
           </w:p>
         </w:tc>
         <w:tc>
-          <w:tcPr/>
+          <w:tcPr>
+            <w:tcBorders>
+              <w:top w:val="single" w:sz="4" w:space="0" w:color="000000"/>
+              <w:left w:val="single" w:sz="4" w:space="0" w:color="000000"/>
+              <w:bottom w:val="single" w:sz="4" w:space="0" w:color="000000"/>
+              <w:right w:val="single" w:sz="4" w:space="0" w:color="000000"/>
+            </w:tcBorders>
+            <w:tcBorders>
+              <w:top w:val="single" w:sz="4" w:space="0" w:color="000000"/>
+              <w:left w:val="single" w:sz="4" w:space="0" w:color="000000"/>
+              <w:bottom w:val="single" w:sz="4" w:space="0" w:color="000000"/>
+              <w:right w:val="single" w:sz="4" w:space="0" w:color="000000"/>
+            </w:tcBorders>
+          </w:tcPr>
           <w:p>
             <w:pPr>
               <w:pStyle w:val="Compact"/>
@@ -1507,99 +2612,255 @@
       </w:tr>
       <w:tr>
         <w:tc>
-          <w:tcPr/>
-          <w:p>
-            <w:pPr>
-              <w:pStyle w:val="Compact"/>
-            </w:pPr>
-          </w:p>
-        </w:tc>
-        <w:tc>
-          <w:tcPr/>
-          <w:p>
-            <w:pPr>
-              <w:pStyle w:val="Compact"/>
-            </w:pPr>
-          </w:p>
-        </w:tc>
-        <w:tc>
-          <w:tcPr/>
-          <w:p>
-            <w:pPr>
-              <w:pStyle w:val="Compact"/>
-            </w:pPr>
-          </w:p>
-        </w:tc>
-        <w:tc>
-          <w:tcPr/>
-          <w:p>
-            <w:pPr>
-              <w:pStyle w:val="Compact"/>
-            </w:pPr>
-          </w:p>
-        </w:tc>
-      </w:tr>
-      <w:tr>
-        <w:tc>
-          <w:tcPr/>
-          <w:p>
-            <w:pPr>
-              <w:pStyle w:val="Compact"/>
-            </w:pPr>
-          </w:p>
-        </w:tc>
-        <w:tc>
-          <w:tcPr/>
-          <w:p>
-            <w:pPr>
-              <w:pStyle w:val="Compact"/>
-            </w:pPr>
-          </w:p>
-        </w:tc>
-        <w:tc>
-          <w:tcPr/>
-          <w:p>
-            <w:pPr>
-              <w:pStyle w:val="Compact"/>
-            </w:pPr>
-          </w:p>
-        </w:tc>
-        <w:tc>
-          <w:tcPr/>
-          <w:p>
-            <w:pPr>
-              <w:pStyle w:val="Compact"/>
-            </w:pPr>
-          </w:p>
-        </w:tc>
-      </w:tr>
-      <w:tr>
-        <w:tc>
-          <w:tcPr/>
-          <w:p>
-            <w:pPr>
-              <w:pStyle w:val="Compact"/>
-            </w:pPr>
-          </w:p>
-        </w:tc>
-        <w:tc>
-          <w:tcPr/>
-          <w:p>
-            <w:pPr>
-              <w:pStyle w:val="Compact"/>
-            </w:pPr>
-          </w:p>
-        </w:tc>
-        <w:tc>
-          <w:tcPr/>
-          <w:p>
-            <w:pPr>
-              <w:pStyle w:val="Compact"/>
-            </w:pPr>
-          </w:p>
-        </w:tc>
-        <w:tc>
-          <w:tcPr/>
+          <w:tcPr>
+            <w:tcBorders>
+              <w:top w:val="single" w:sz="4" w:space="0" w:color="000000"/>
+              <w:left w:val="single" w:sz="4" w:space="0" w:color="000000"/>
+              <w:bottom w:val="single" w:sz="4" w:space="0" w:color="000000"/>
+              <w:right w:val="single" w:sz="4" w:space="0" w:color="000000"/>
+            </w:tcBorders>
+            <w:tcBorders>
+              <w:top w:val="single" w:sz="4" w:space="0" w:color="000000"/>
+              <w:left w:val="single" w:sz="4" w:space="0" w:color="000000"/>
+              <w:bottom w:val="single" w:sz="4" w:space="0" w:color="000000"/>
+              <w:right w:val="single" w:sz="4" w:space="0" w:color="000000"/>
+            </w:tcBorders>
+          </w:tcPr>
+          <w:p>
+            <w:pPr>
+              <w:pStyle w:val="Compact"/>
+            </w:pPr>
+          </w:p>
+        </w:tc>
+        <w:tc>
+          <w:tcPr>
+            <w:tcBorders>
+              <w:top w:val="single" w:sz="4" w:space="0" w:color="000000"/>
+              <w:left w:val="single" w:sz="4" w:space="0" w:color="000000"/>
+              <w:bottom w:val="single" w:sz="4" w:space="0" w:color="000000"/>
+              <w:right w:val="single" w:sz="4" w:space="0" w:color="000000"/>
+            </w:tcBorders>
+            <w:tcBorders>
+              <w:top w:val="single" w:sz="4" w:space="0" w:color="000000"/>
+              <w:left w:val="single" w:sz="4" w:space="0" w:color="000000"/>
+              <w:bottom w:val="single" w:sz="4" w:space="0" w:color="000000"/>
+              <w:right w:val="single" w:sz="4" w:space="0" w:color="000000"/>
+            </w:tcBorders>
+          </w:tcPr>
+          <w:p>
+            <w:pPr>
+              <w:pStyle w:val="Compact"/>
+            </w:pPr>
+          </w:p>
+        </w:tc>
+        <w:tc>
+          <w:tcPr>
+            <w:tcBorders>
+              <w:top w:val="single" w:sz="4" w:space="0" w:color="000000"/>
+              <w:left w:val="single" w:sz="4" w:space="0" w:color="000000"/>
+              <w:bottom w:val="single" w:sz="4" w:space="0" w:color="000000"/>
+              <w:right w:val="single" w:sz="4" w:space="0" w:color="000000"/>
+            </w:tcBorders>
+            <w:tcBorders>
+              <w:top w:val="single" w:sz="4" w:space="0" w:color="000000"/>
+              <w:left w:val="single" w:sz="4" w:space="0" w:color="000000"/>
+              <w:bottom w:val="single" w:sz="4" w:space="0" w:color="000000"/>
+              <w:right w:val="single" w:sz="4" w:space="0" w:color="000000"/>
+            </w:tcBorders>
+          </w:tcPr>
+          <w:p>
+            <w:pPr>
+              <w:pStyle w:val="Compact"/>
+            </w:pPr>
+          </w:p>
+        </w:tc>
+        <w:tc>
+          <w:tcPr>
+            <w:tcBorders>
+              <w:top w:val="single" w:sz="4" w:space="0" w:color="000000"/>
+              <w:left w:val="single" w:sz="4" w:space="0" w:color="000000"/>
+              <w:bottom w:val="single" w:sz="4" w:space="0" w:color="000000"/>
+              <w:right w:val="single" w:sz="4" w:space="0" w:color="000000"/>
+            </w:tcBorders>
+            <w:tcBorders>
+              <w:top w:val="single" w:sz="4" w:space="0" w:color="000000"/>
+              <w:left w:val="single" w:sz="4" w:space="0" w:color="000000"/>
+              <w:bottom w:val="single" w:sz="4" w:space="0" w:color="000000"/>
+              <w:right w:val="single" w:sz="4" w:space="0" w:color="000000"/>
+            </w:tcBorders>
+          </w:tcPr>
+          <w:p>
+            <w:pPr>
+              <w:pStyle w:val="Compact"/>
+            </w:pPr>
+          </w:p>
+        </w:tc>
+      </w:tr>
+      <w:tr>
+        <w:tc>
+          <w:tcPr>
+            <w:tcBorders>
+              <w:top w:val="single" w:sz="4" w:space="0" w:color="000000"/>
+              <w:left w:val="single" w:sz="4" w:space="0" w:color="000000"/>
+              <w:bottom w:val="single" w:sz="4" w:space="0" w:color="000000"/>
+              <w:right w:val="single" w:sz="4" w:space="0" w:color="000000"/>
+            </w:tcBorders>
+            <w:tcBorders>
+              <w:top w:val="single" w:sz="4" w:space="0" w:color="000000"/>
+              <w:left w:val="single" w:sz="4" w:space="0" w:color="000000"/>
+              <w:bottom w:val="single" w:sz="4" w:space="0" w:color="000000"/>
+              <w:right w:val="single" w:sz="4" w:space="0" w:color="000000"/>
+            </w:tcBorders>
+          </w:tcPr>
+          <w:p>
+            <w:pPr>
+              <w:pStyle w:val="Compact"/>
+            </w:pPr>
+          </w:p>
+        </w:tc>
+        <w:tc>
+          <w:tcPr>
+            <w:tcBorders>
+              <w:top w:val="single" w:sz="4" w:space="0" w:color="000000"/>
+              <w:left w:val="single" w:sz="4" w:space="0" w:color="000000"/>
+              <w:bottom w:val="single" w:sz="4" w:space="0" w:color="000000"/>
+              <w:right w:val="single" w:sz="4" w:space="0" w:color="000000"/>
+            </w:tcBorders>
+            <w:tcBorders>
+              <w:top w:val="single" w:sz="4" w:space="0" w:color="000000"/>
+              <w:left w:val="single" w:sz="4" w:space="0" w:color="000000"/>
+              <w:bottom w:val="single" w:sz="4" w:space="0" w:color="000000"/>
+              <w:right w:val="single" w:sz="4" w:space="0" w:color="000000"/>
+            </w:tcBorders>
+          </w:tcPr>
+          <w:p>
+            <w:pPr>
+              <w:pStyle w:val="Compact"/>
+            </w:pPr>
+          </w:p>
+        </w:tc>
+        <w:tc>
+          <w:tcPr>
+            <w:tcBorders>
+              <w:top w:val="single" w:sz="4" w:space="0" w:color="000000"/>
+              <w:left w:val="single" w:sz="4" w:space="0" w:color="000000"/>
+              <w:bottom w:val="single" w:sz="4" w:space="0" w:color="000000"/>
+              <w:right w:val="single" w:sz="4" w:space="0" w:color="000000"/>
+            </w:tcBorders>
+            <w:tcBorders>
+              <w:top w:val="single" w:sz="4" w:space="0" w:color="000000"/>
+              <w:left w:val="single" w:sz="4" w:space="0" w:color="000000"/>
+              <w:bottom w:val="single" w:sz="4" w:space="0" w:color="000000"/>
+              <w:right w:val="single" w:sz="4" w:space="0" w:color="000000"/>
+            </w:tcBorders>
+          </w:tcPr>
+          <w:p>
+            <w:pPr>
+              <w:pStyle w:val="Compact"/>
+            </w:pPr>
+          </w:p>
+        </w:tc>
+        <w:tc>
+          <w:tcPr>
+            <w:tcBorders>
+              <w:top w:val="single" w:sz="4" w:space="0" w:color="000000"/>
+              <w:left w:val="single" w:sz="4" w:space="0" w:color="000000"/>
+              <w:bottom w:val="single" w:sz="4" w:space="0" w:color="000000"/>
+              <w:right w:val="single" w:sz="4" w:space="0" w:color="000000"/>
+            </w:tcBorders>
+            <w:tcBorders>
+              <w:top w:val="single" w:sz="4" w:space="0" w:color="000000"/>
+              <w:left w:val="single" w:sz="4" w:space="0" w:color="000000"/>
+              <w:bottom w:val="single" w:sz="4" w:space="0" w:color="000000"/>
+              <w:right w:val="single" w:sz="4" w:space="0" w:color="000000"/>
+            </w:tcBorders>
+          </w:tcPr>
+          <w:p>
+            <w:pPr>
+              <w:pStyle w:val="Compact"/>
+            </w:pPr>
+          </w:p>
+        </w:tc>
+      </w:tr>
+      <w:tr>
+        <w:tc>
+          <w:tcPr>
+            <w:tcBorders>
+              <w:top w:val="single" w:sz="4" w:space="0" w:color="000000"/>
+              <w:left w:val="single" w:sz="4" w:space="0" w:color="000000"/>
+              <w:bottom w:val="single" w:sz="4" w:space="0" w:color="000000"/>
+              <w:right w:val="single" w:sz="4" w:space="0" w:color="000000"/>
+            </w:tcBorders>
+            <w:tcBorders>
+              <w:top w:val="single" w:sz="4" w:space="0" w:color="000000"/>
+              <w:left w:val="single" w:sz="4" w:space="0" w:color="000000"/>
+              <w:bottom w:val="single" w:sz="4" w:space="0" w:color="000000"/>
+              <w:right w:val="single" w:sz="4" w:space="0" w:color="000000"/>
+            </w:tcBorders>
+          </w:tcPr>
+          <w:p>
+            <w:pPr>
+              <w:pStyle w:val="Compact"/>
+            </w:pPr>
+          </w:p>
+        </w:tc>
+        <w:tc>
+          <w:tcPr>
+            <w:tcBorders>
+              <w:top w:val="single" w:sz="4" w:space="0" w:color="000000"/>
+              <w:left w:val="single" w:sz="4" w:space="0" w:color="000000"/>
+              <w:bottom w:val="single" w:sz="4" w:space="0" w:color="000000"/>
+              <w:right w:val="single" w:sz="4" w:space="0" w:color="000000"/>
+            </w:tcBorders>
+            <w:tcBorders>
+              <w:top w:val="single" w:sz="4" w:space="0" w:color="000000"/>
+              <w:left w:val="single" w:sz="4" w:space="0" w:color="000000"/>
+              <w:bottom w:val="single" w:sz="4" w:space="0" w:color="000000"/>
+              <w:right w:val="single" w:sz="4" w:space="0" w:color="000000"/>
+            </w:tcBorders>
+          </w:tcPr>
+          <w:p>
+            <w:pPr>
+              <w:pStyle w:val="Compact"/>
+            </w:pPr>
+          </w:p>
+        </w:tc>
+        <w:tc>
+          <w:tcPr>
+            <w:tcBorders>
+              <w:top w:val="single" w:sz="4" w:space="0" w:color="000000"/>
+              <w:left w:val="single" w:sz="4" w:space="0" w:color="000000"/>
+              <w:bottom w:val="single" w:sz="4" w:space="0" w:color="000000"/>
+              <w:right w:val="single" w:sz="4" w:space="0" w:color="000000"/>
+            </w:tcBorders>
+            <w:tcBorders>
+              <w:top w:val="single" w:sz="4" w:space="0" w:color="000000"/>
+              <w:left w:val="single" w:sz="4" w:space="0" w:color="000000"/>
+              <w:bottom w:val="single" w:sz="4" w:space="0" w:color="000000"/>
+              <w:right w:val="single" w:sz="4" w:space="0" w:color="000000"/>
+            </w:tcBorders>
+          </w:tcPr>
+          <w:p>
+            <w:pPr>
+              <w:pStyle w:val="Compact"/>
+            </w:pPr>
+          </w:p>
+        </w:tc>
+        <w:tc>
+          <w:tcPr>
+            <w:tcBorders>
+              <w:top w:val="single" w:sz="4" w:space="0" w:color="000000"/>
+              <w:left w:val="single" w:sz="4" w:space="0" w:color="000000"/>
+              <w:bottom w:val="single" w:sz="4" w:space="0" w:color="000000"/>
+              <w:right w:val="single" w:sz="4" w:space="0" w:color="000000"/>
+            </w:tcBorders>
+            <w:tcBorders>
+              <w:top w:val="single" w:sz="4" w:space="0" w:color="000000"/>
+              <w:left w:val="single" w:sz="4" w:space="0" w:color="000000"/>
+              <w:bottom w:val="single" w:sz="4" w:space="0" w:color="000000"/>
+              <w:right w:val="single" w:sz="4" w:space="0" w:color="000000"/>
+            </w:tcBorders>
+          </w:tcPr>
           <w:p>
             <w:pPr>
               <w:pStyle w:val="Compact"/>
@@ -1763,7 +3024,20 @@
           <w:tblHeader w:val="on"/>
         </w:trPr>
         <w:tc>
-          <w:tcPr/>
+          <w:tcPr>
+            <w:tcBorders>
+              <w:top w:val="single" w:sz="4" w:space="0" w:color="000000"/>
+              <w:left w:val="single" w:sz="4" w:space="0" w:color="000000"/>
+              <w:bottom w:val="single" w:sz="4" w:space="0" w:color="000000"/>
+              <w:right w:val="single" w:sz="4" w:space="0" w:color="000000"/>
+            </w:tcBorders>
+            <w:tcBorders>
+              <w:top w:val="single" w:sz="4" w:space="0" w:color="000000"/>
+              <w:left w:val="single" w:sz="4" w:space="0" w:color="000000"/>
+              <w:bottom w:val="single" w:sz="4" w:space="0" w:color="000000"/>
+              <w:right w:val="single" w:sz="4" w:space="0" w:color="000000"/>
+            </w:tcBorders>
+          </w:tcPr>
           <w:p>
             <w:pPr>
               <w:pStyle w:val="Compact"/>
@@ -1774,7 +3048,20 @@
           </w:p>
         </w:tc>
         <w:tc>
-          <w:tcPr/>
+          <w:tcPr>
+            <w:tcBorders>
+              <w:top w:val="single" w:sz="4" w:space="0" w:color="000000"/>
+              <w:left w:val="single" w:sz="4" w:space="0" w:color="000000"/>
+              <w:bottom w:val="single" w:sz="4" w:space="0" w:color="000000"/>
+              <w:right w:val="single" w:sz="4" w:space="0" w:color="000000"/>
+            </w:tcBorders>
+            <w:tcBorders>
+              <w:top w:val="single" w:sz="4" w:space="0" w:color="000000"/>
+              <w:left w:val="single" w:sz="4" w:space="0" w:color="000000"/>
+              <w:bottom w:val="single" w:sz="4" w:space="0" w:color="000000"/>
+              <w:right w:val="single" w:sz="4" w:space="0" w:color="000000"/>
+            </w:tcBorders>
+          </w:tcPr>
           <w:p>
             <w:pPr>
               <w:pStyle w:val="Compact"/>
@@ -1787,7 +3074,20 @@
       </w:tr>
       <w:tr>
         <w:tc>
-          <w:tcPr/>
+          <w:tcPr>
+            <w:tcBorders>
+              <w:top w:val="single" w:sz="4" w:space="0" w:color="000000"/>
+              <w:left w:val="single" w:sz="4" w:space="0" w:color="000000"/>
+              <w:bottom w:val="single" w:sz="4" w:space="0" w:color="000000"/>
+              <w:right w:val="single" w:sz="4" w:space="0" w:color="000000"/>
+            </w:tcBorders>
+            <w:tcBorders>
+              <w:top w:val="single" w:sz="4" w:space="0" w:color="000000"/>
+              <w:left w:val="single" w:sz="4" w:space="0" w:color="000000"/>
+              <w:bottom w:val="single" w:sz="4" w:space="0" w:color="000000"/>
+              <w:right w:val="single" w:sz="4" w:space="0" w:color="000000"/>
+            </w:tcBorders>
+          </w:tcPr>
           <w:p>
             <w:pPr>
               <w:pStyle w:val="Compact"/>
@@ -1798,7 +3098,20 @@
           </w:p>
         </w:tc>
         <w:tc>
-          <w:tcPr/>
+          <w:tcPr>
+            <w:tcBorders>
+              <w:top w:val="single" w:sz="4" w:space="0" w:color="000000"/>
+              <w:left w:val="single" w:sz="4" w:space="0" w:color="000000"/>
+              <w:bottom w:val="single" w:sz="4" w:space="0" w:color="000000"/>
+              <w:right w:val="single" w:sz="4" w:space="0" w:color="000000"/>
+            </w:tcBorders>
+            <w:tcBorders>
+              <w:top w:val="single" w:sz="4" w:space="0" w:color="000000"/>
+              <w:left w:val="single" w:sz="4" w:space="0" w:color="000000"/>
+              <w:bottom w:val="single" w:sz="4" w:space="0" w:color="000000"/>
+              <w:right w:val="single" w:sz="4" w:space="0" w:color="000000"/>
+            </w:tcBorders>
+          </w:tcPr>
           <w:p>
             <w:pPr>
               <w:pStyle w:val="Compact"/>
@@ -1811,7 +3124,20 @@
       </w:tr>
       <w:tr>
         <w:tc>
-          <w:tcPr/>
+          <w:tcPr>
+            <w:tcBorders>
+              <w:top w:val="single" w:sz="4" w:space="0" w:color="000000"/>
+              <w:left w:val="single" w:sz="4" w:space="0" w:color="000000"/>
+              <w:bottom w:val="single" w:sz="4" w:space="0" w:color="000000"/>
+              <w:right w:val="single" w:sz="4" w:space="0" w:color="000000"/>
+            </w:tcBorders>
+            <w:tcBorders>
+              <w:top w:val="single" w:sz="4" w:space="0" w:color="000000"/>
+              <w:left w:val="single" w:sz="4" w:space="0" w:color="000000"/>
+              <w:bottom w:val="single" w:sz="4" w:space="0" w:color="000000"/>
+              <w:right w:val="single" w:sz="4" w:space="0" w:color="000000"/>
+            </w:tcBorders>
+          </w:tcPr>
           <w:p>
             <w:pPr>
               <w:pStyle w:val="Compact"/>
@@ -1822,17 +3148,43 @@
           </w:p>
         </w:tc>
         <w:tc>
-          <w:tcPr/>
-          <w:p>
-            <w:pPr>
-              <w:pStyle w:val="Compact"/>
-            </w:pPr>
-          </w:p>
-        </w:tc>
-      </w:tr>
-      <w:tr>
-        <w:tc>
-          <w:tcPr/>
+          <w:tcPr>
+            <w:tcBorders>
+              <w:top w:val="single" w:sz="4" w:space="0" w:color="000000"/>
+              <w:left w:val="single" w:sz="4" w:space="0" w:color="000000"/>
+              <w:bottom w:val="single" w:sz="4" w:space="0" w:color="000000"/>
+              <w:right w:val="single" w:sz="4" w:space="0" w:color="000000"/>
+            </w:tcBorders>
+            <w:tcBorders>
+              <w:top w:val="single" w:sz="4" w:space="0" w:color="000000"/>
+              <w:left w:val="single" w:sz="4" w:space="0" w:color="000000"/>
+              <w:bottom w:val="single" w:sz="4" w:space="0" w:color="000000"/>
+              <w:right w:val="single" w:sz="4" w:space="0" w:color="000000"/>
+            </w:tcBorders>
+          </w:tcPr>
+          <w:p>
+            <w:pPr>
+              <w:pStyle w:val="Compact"/>
+            </w:pPr>
+          </w:p>
+        </w:tc>
+      </w:tr>
+      <w:tr>
+        <w:tc>
+          <w:tcPr>
+            <w:tcBorders>
+              <w:top w:val="single" w:sz="4" w:space="0" w:color="000000"/>
+              <w:left w:val="single" w:sz="4" w:space="0" w:color="000000"/>
+              <w:bottom w:val="single" w:sz="4" w:space="0" w:color="000000"/>
+              <w:right w:val="single" w:sz="4" w:space="0" w:color="000000"/>
+            </w:tcBorders>
+            <w:tcBorders>
+              <w:top w:val="single" w:sz="4" w:space="0" w:color="000000"/>
+              <w:left w:val="single" w:sz="4" w:space="0" w:color="000000"/>
+              <w:bottom w:val="single" w:sz="4" w:space="0" w:color="000000"/>
+              <w:right w:val="single" w:sz="4" w:space="0" w:color="000000"/>
+            </w:tcBorders>
+          </w:tcPr>
           <w:p>
             <w:pPr>
               <w:pStyle w:val="Compact"/>
@@ -1843,7 +3195,20 @@
           </w:p>
         </w:tc>
         <w:tc>
-          <w:tcPr/>
+          <w:tcPr>
+            <w:tcBorders>
+              <w:top w:val="single" w:sz="4" w:space="0" w:color="000000"/>
+              <w:left w:val="single" w:sz="4" w:space="0" w:color="000000"/>
+              <w:bottom w:val="single" w:sz="4" w:space="0" w:color="000000"/>
+              <w:right w:val="single" w:sz="4" w:space="0" w:color="000000"/>
+            </w:tcBorders>
+            <w:tcBorders>
+              <w:top w:val="single" w:sz="4" w:space="0" w:color="000000"/>
+              <w:left w:val="single" w:sz="4" w:space="0" w:color="000000"/>
+              <w:bottom w:val="single" w:sz="4" w:space="0" w:color="000000"/>
+              <w:right w:val="single" w:sz="4" w:space="0" w:color="000000"/>
+            </w:tcBorders>
+          </w:tcPr>
           <w:p>
             <w:pPr>
               <w:pStyle w:val="Compact"/>
@@ -1856,7 +3221,20 @@
       </w:tr>
       <w:tr>
         <w:tc>
-          <w:tcPr/>
+          <w:tcPr>
+            <w:tcBorders>
+              <w:top w:val="single" w:sz="4" w:space="0" w:color="000000"/>
+              <w:left w:val="single" w:sz="4" w:space="0" w:color="000000"/>
+              <w:bottom w:val="single" w:sz="4" w:space="0" w:color="000000"/>
+              <w:right w:val="single" w:sz="4" w:space="0" w:color="000000"/>
+            </w:tcBorders>
+            <w:tcBorders>
+              <w:top w:val="single" w:sz="4" w:space="0" w:color="000000"/>
+              <w:left w:val="single" w:sz="4" w:space="0" w:color="000000"/>
+              <w:bottom w:val="single" w:sz="4" w:space="0" w:color="000000"/>
+              <w:right w:val="single" w:sz="4" w:space="0" w:color="000000"/>
+            </w:tcBorders>
+          </w:tcPr>
           <w:p>
             <w:pPr>
               <w:pStyle w:val="Compact"/>
@@ -1867,17 +3245,43 @@
           </w:p>
         </w:tc>
         <w:tc>
-          <w:tcPr/>
-          <w:p>
-            <w:pPr>
-              <w:pStyle w:val="Compact"/>
-            </w:pPr>
-          </w:p>
-        </w:tc>
-      </w:tr>
-      <w:tr>
-        <w:tc>
-          <w:tcPr/>
+          <w:tcPr>
+            <w:tcBorders>
+              <w:top w:val="single" w:sz="4" w:space="0" w:color="000000"/>
+              <w:left w:val="single" w:sz="4" w:space="0" w:color="000000"/>
+              <w:bottom w:val="single" w:sz="4" w:space="0" w:color="000000"/>
+              <w:right w:val="single" w:sz="4" w:space="0" w:color="000000"/>
+            </w:tcBorders>
+            <w:tcBorders>
+              <w:top w:val="single" w:sz="4" w:space="0" w:color="000000"/>
+              <w:left w:val="single" w:sz="4" w:space="0" w:color="000000"/>
+              <w:bottom w:val="single" w:sz="4" w:space="0" w:color="000000"/>
+              <w:right w:val="single" w:sz="4" w:space="0" w:color="000000"/>
+            </w:tcBorders>
+          </w:tcPr>
+          <w:p>
+            <w:pPr>
+              <w:pStyle w:val="Compact"/>
+            </w:pPr>
+          </w:p>
+        </w:tc>
+      </w:tr>
+      <w:tr>
+        <w:tc>
+          <w:tcPr>
+            <w:tcBorders>
+              <w:top w:val="single" w:sz="4" w:space="0" w:color="000000"/>
+              <w:left w:val="single" w:sz="4" w:space="0" w:color="000000"/>
+              <w:bottom w:val="single" w:sz="4" w:space="0" w:color="000000"/>
+              <w:right w:val="single" w:sz="4" w:space="0" w:color="000000"/>
+            </w:tcBorders>
+            <w:tcBorders>
+              <w:top w:val="single" w:sz="4" w:space="0" w:color="000000"/>
+              <w:left w:val="single" w:sz="4" w:space="0" w:color="000000"/>
+              <w:bottom w:val="single" w:sz="4" w:space="0" w:color="000000"/>
+              <w:right w:val="single" w:sz="4" w:space="0" w:color="000000"/>
+            </w:tcBorders>
+          </w:tcPr>
           <w:p>
             <w:pPr>
               <w:pStyle w:val="Compact"/>
@@ -1888,7 +3292,20 @@
           </w:p>
         </w:tc>
         <w:tc>
-          <w:tcPr/>
+          <w:tcPr>
+            <w:tcBorders>
+              <w:top w:val="single" w:sz="4" w:space="0" w:color="000000"/>
+              <w:left w:val="single" w:sz="4" w:space="0" w:color="000000"/>
+              <w:bottom w:val="single" w:sz="4" w:space="0" w:color="000000"/>
+              <w:right w:val="single" w:sz="4" w:space="0" w:color="000000"/>
+            </w:tcBorders>
+            <w:tcBorders>
+              <w:top w:val="single" w:sz="4" w:space="0" w:color="000000"/>
+              <w:left w:val="single" w:sz="4" w:space="0" w:color="000000"/>
+              <w:bottom w:val="single" w:sz="4" w:space="0" w:color="000000"/>
+              <w:right w:val="single" w:sz="4" w:space="0" w:color="000000"/>
+            </w:tcBorders>
+          </w:tcPr>
           <w:p>
             <w:pPr>
               <w:pStyle w:val="Compact"/>
@@ -2090,7 +3507,20 @@
           <w:tblHeader w:val="on"/>
         </w:trPr>
         <w:tc>
-          <w:tcPr/>
+          <w:tcPr>
+            <w:tcBorders>
+              <w:top w:val="single" w:sz="4" w:space="0" w:color="000000"/>
+              <w:left w:val="single" w:sz="4" w:space="0" w:color="000000"/>
+              <w:bottom w:val="single" w:sz="4" w:space="0" w:color="000000"/>
+              <w:right w:val="single" w:sz="4" w:space="0" w:color="000000"/>
+            </w:tcBorders>
+            <w:tcBorders>
+              <w:top w:val="single" w:sz="4" w:space="0" w:color="000000"/>
+              <w:left w:val="single" w:sz="4" w:space="0" w:color="000000"/>
+              <w:bottom w:val="single" w:sz="4" w:space="0" w:color="000000"/>
+              <w:right w:val="single" w:sz="4" w:space="0" w:color="000000"/>
+            </w:tcBorders>
+          </w:tcPr>
           <w:p>
             <w:pPr>
               <w:pStyle w:val="Compact"/>
@@ -2101,7 +3531,20 @@
           </w:p>
         </w:tc>
         <w:tc>
-          <w:tcPr/>
+          <w:tcPr>
+            <w:tcBorders>
+              <w:top w:val="single" w:sz="4" w:space="0" w:color="000000"/>
+              <w:left w:val="single" w:sz="4" w:space="0" w:color="000000"/>
+              <w:bottom w:val="single" w:sz="4" w:space="0" w:color="000000"/>
+              <w:right w:val="single" w:sz="4" w:space="0" w:color="000000"/>
+            </w:tcBorders>
+            <w:tcBorders>
+              <w:top w:val="single" w:sz="4" w:space="0" w:color="000000"/>
+              <w:left w:val="single" w:sz="4" w:space="0" w:color="000000"/>
+              <w:bottom w:val="single" w:sz="4" w:space="0" w:color="000000"/>
+              <w:right w:val="single" w:sz="4" w:space="0" w:color="000000"/>
+            </w:tcBorders>
+          </w:tcPr>
           <w:p>
             <w:pPr>
               <w:pStyle w:val="Compact"/>
@@ -2114,7 +3557,20 @@
       </w:tr>
       <w:tr>
         <w:tc>
-          <w:tcPr/>
+          <w:tcPr>
+            <w:tcBorders>
+              <w:top w:val="single" w:sz="4" w:space="0" w:color="000000"/>
+              <w:left w:val="single" w:sz="4" w:space="0" w:color="000000"/>
+              <w:bottom w:val="single" w:sz="4" w:space="0" w:color="000000"/>
+              <w:right w:val="single" w:sz="4" w:space="0" w:color="000000"/>
+            </w:tcBorders>
+            <w:tcBorders>
+              <w:top w:val="single" w:sz="4" w:space="0" w:color="000000"/>
+              <w:left w:val="single" w:sz="4" w:space="0" w:color="000000"/>
+              <w:bottom w:val="single" w:sz="4" w:space="0" w:color="000000"/>
+              <w:right w:val="single" w:sz="4" w:space="0" w:color="000000"/>
+            </w:tcBorders>
+          </w:tcPr>
           <w:p>
             <w:pPr>
               <w:pStyle w:val="Compact"/>
@@ -2129,7 +3585,20 @@
           </w:p>
         </w:tc>
         <w:tc>
-          <w:tcPr/>
+          <w:tcPr>
+            <w:tcBorders>
+              <w:top w:val="single" w:sz="4" w:space="0" w:color="000000"/>
+              <w:left w:val="single" w:sz="4" w:space="0" w:color="000000"/>
+              <w:bottom w:val="single" w:sz="4" w:space="0" w:color="000000"/>
+              <w:right w:val="single" w:sz="4" w:space="0" w:color="000000"/>
+            </w:tcBorders>
+            <w:tcBorders>
+              <w:top w:val="single" w:sz="4" w:space="0" w:color="000000"/>
+              <w:left w:val="single" w:sz="4" w:space="0" w:color="000000"/>
+              <w:bottom w:val="single" w:sz="4" w:space="0" w:color="000000"/>
+              <w:right w:val="single" w:sz="4" w:space="0" w:color="000000"/>
+            </w:tcBorders>
+          </w:tcPr>
           <w:p>
             <w:pPr>
               <w:pStyle w:val="Compact"/>
@@ -2142,7 +3611,20 @@
       </w:tr>
       <w:tr>
         <w:tc>
-          <w:tcPr/>
+          <w:tcPr>
+            <w:tcBorders>
+              <w:top w:val="single" w:sz="4" w:space="0" w:color="000000"/>
+              <w:left w:val="single" w:sz="4" w:space="0" w:color="000000"/>
+              <w:bottom w:val="single" w:sz="4" w:space="0" w:color="000000"/>
+              <w:right w:val="single" w:sz="4" w:space="0" w:color="000000"/>
+            </w:tcBorders>
+            <w:tcBorders>
+              <w:top w:val="single" w:sz="4" w:space="0" w:color="000000"/>
+              <w:left w:val="single" w:sz="4" w:space="0" w:color="000000"/>
+              <w:bottom w:val="single" w:sz="4" w:space="0" w:color="000000"/>
+              <w:right w:val="single" w:sz="4" w:space="0" w:color="000000"/>
+            </w:tcBorders>
+          </w:tcPr>
           <w:p>
             <w:pPr>
               <w:pStyle w:val="Compact"/>
@@ -2157,7 +3639,20 @@
           </w:p>
         </w:tc>
         <w:tc>
-          <w:tcPr/>
+          <w:tcPr>
+            <w:tcBorders>
+              <w:top w:val="single" w:sz="4" w:space="0" w:color="000000"/>
+              <w:left w:val="single" w:sz="4" w:space="0" w:color="000000"/>
+              <w:bottom w:val="single" w:sz="4" w:space="0" w:color="000000"/>
+              <w:right w:val="single" w:sz="4" w:space="0" w:color="000000"/>
+            </w:tcBorders>
+            <w:tcBorders>
+              <w:top w:val="single" w:sz="4" w:space="0" w:color="000000"/>
+              <w:left w:val="single" w:sz="4" w:space="0" w:color="000000"/>
+              <w:bottom w:val="single" w:sz="4" w:space="0" w:color="000000"/>
+              <w:right w:val="single" w:sz="4" w:space="0" w:color="000000"/>
+            </w:tcBorders>
+          </w:tcPr>
           <w:p>
             <w:pPr>
               <w:pStyle w:val="Compact"/>
@@ -2194,7 +3689,20 @@
       </w:tr>
       <w:tr>
         <w:tc>
-          <w:tcPr/>
+          <w:tcPr>
+            <w:tcBorders>
+              <w:top w:val="single" w:sz="4" w:space="0" w:color="000000"/>
+              <w:left w:val="single" w:sz="4" w:space="0" w:color="000000"/>
+              <w:bottom w:val="single" w:sz="4" w:space="0" w:color="000000"/>
+              <w:right w:val="single" w:sz="4" w:space="0" w:color="000000"/>
+            </w:tcBorders>
+            <w:tcBorders>
+              <w:top w:val="single" w:sz="4" w:space="0" w:color="000000"/>
+              <w:left w:val="single" w:sz="4" w:space="0" w:color="000000"/>
+              <w:bottom w:val="single" w:sz="4" w:space="0" w:color="000000"/>
+              <w:right w:val="single" w:sz="4" w:space="0" w:color="000000"/>
+            </w:tcBorders>
+          </w:tcPr>
           <w:p>
             <w:pPr>
               <w:pStyle w:val="Compact"/>
@@ -2209,7 +3717,20 @@
           </w:p>
         </w:tc>
         <w:tc>
-          <w:tcPr/>
+          <w:tcPr>
+            <w:tcBorders>
+              <w:top w:val="single" w:sz="4" w:space="0" w:color="000000"/>
+              <w:left w:val="single" w:sz="4" w:space="0" w:color="000000"/>
+              <w:bottom w:val="single" w:sz="4" w:space="0" w:color="000000"/>
+              <w:right w:val="single" w:sz="4" w:space="0" w:color="000000"/>
+            </w:tcBorders>
+            <w:tcBorders>
+              <w:top w:val="single" w:sz="4" w:space="0" w:color="000000"/>
+              <w:left w:val="single" w:sz="4" w:space="0" w:color="000000"/>
+              <w:bottom w:val="single" w:sz="4" w:space="0" w:color="000000"/>
+              <w:right w:val="single" w:sz="4" w:space="0" w:color="000000"/>
+            </w:tcBorders>
+          </w:tcPr>
           <w:p>
             <w:pPr>
               <w:pStyle w:val="Compact"/>
@@ -2282,7 +3803,20 @@
           <w:tblHeader w:val="on"/>
         </w:trPr>
         <w:tc>
-          <w:tcPr/>
+          <w:tcPr>
+            <w:tcBorders>
+              <w:top w:val="single" w:sz="4" w:space="0" w:color="000000"/>
+              <w:left w:val="single" w:sz="4" w:space="0" w:color="000000"/>
+              <w:bottom w:val="single" w:sz="4" w:space="0" w:color="000000"/>
+              <w:right w:val="single" w:sz="4" w:space="0" w:color="000000"/>
+            </w:tcBorders>
+            <w:tcBorders>
+              <w:top w:val="single" w:sz="4" w:space="0" w:color="000000"/>
+              <w:left w:val="single" w:sz="4" w:space="0" w:color="000000"/>
+              <w:bottom w:val="single" w:sz="4" w:space="0" w:color="000000"/>
+              <w:right w:val="single" w:sz="4" w:space="0" w:color="000000"/>
+            </w:tcBorders>
+          </w:tcPr>
           <w:p>
             <w:pPr>
               <w:pStyle w:val="Compact"/>
@@ -2293,7 +3827,20 @@
           </w:p>
         </w:tc>
         <w:tc>
-          <w:tcPr/>
+          <w:tcPr>
+            <w:tcBorders>
+              <w:top w:val="single" w:sz="4" w:space="0" w:color="000000"/>
+              <w:left w:val="single" w:sz="4" w:space="0" w:color="000000"/>
+              <w:bottom w:val="single" w:sz="4" w:space="0" w:color="000000"/>
+              <w:right w:val="single" w:sz="4" w:space="0" w:color="000000"/>
+            </w:tcBorders>
+            <w:tcBorders>
+              <w:top w:val="single" w:sz="4" w:space="0" w:color="000000"/>
+              <w:left w:val="single" w:sz="4" w:space="0" w:color="000000"/>
+              <w:bottom w:val="single" w:sz="4" w:space="0" w:color="000000"/>
+              <w:right w:val="single" w:sz="4" w:space="0" w:color="000000"/>
+            </w:tcBorders>
+          </w:tcPr>
           <w:p>
             <w:pPr>
               <w:pStyle w:val="Compact"/>
@@ -2306,7 +3853,20 @@
       </w:tr>
       <w:tr>
         <w:tc>
-          <w:tcPr/>
+          <w:tcPr>
+            <w:tcBorders>
+              <w:top w:val="single" w:sz="4" w:space="0" w:color="000000"/>
+              <w:left w:val="single" w:sz="4" w:space="0" w:color="000000"/>
+              <w:bottom w:val="single" w:sz="4" w:space="0" w:color="000000"/>
+              <w:right w:val="single" w:sz="4" w:space="0" w:color="000000"/>
+            </w:tcBorders>
+            <w:tcBorders>
+              <w:top w:val="single" w:sz="4" w:space="0" w:color="000000"/>
+              <w:left w:val="single" w:sz="4" w:space="0" w:color="000000"/>
+              <w:bottom w:val="single" w:sz="4" w:space="0" w:color="000000"/>
+              <w:right w:val="single" w:sz="4" w:space="0" w:color="000000"/>
+            </w:tcBorders>
+          </w:tcPr>
           <w:p>
             <w:pPr>
               <w:pStyle w:val="Compact"/>
@@ -2321,7 +3881,20 @@
           </w:p>
         </w:tc>
         <w:tc>
-          <w:tcPr/>
+          <w:tcPr>
+            <w:tcBorders>
+              <w:top w:val="single" w:sz="4" w:space="0" w:color="000000"/>
+              <w:left w:val="single" w:sz="4" w:space="0" w:color="000000"/>
+              <w:bottom w:val="single" w:sz="4" w:space="0" w:color="000000"/>
+              <w:right w:val="single" w:sz="4" w:space="0" w:color="000000"/>
+            </w:tcBorders>
+            <w:tcBorders>
+              <w:top w:val="single" w:sz="4" w:space="0" w:color="000000"/>
+              <w:left w:val="single" w:sz="4" w:space="0" w:color="000000"/>
+              <w:bottom w:val="single" w:sz="4" w:space="0" w:color="000000"/>
+              <w:right w:val="single" w:sz="4" w:space="0" w:color="000000"/>
+            </w:tcBorders>
+          </w:tcPr>
           <w:p>
             <w:pPr>
               <w:pStyle w:val="Compact"/>
@@ -2334,7 +3907,20 @@
       </w:tr>
       <w:tr>
         <w:tc>
-          <w:tcPr/>
+          <w:tcPr>
+            <w:tcBorders>
+              <w:top w:val="single" w:sz="4" w:space="0" w:color="000000"/>
+              <w:left w:val="single" w:sz="4" w:space="0" w:color="000000"/>
+              <w:bottom w:val="single" w:sz="4" w:space="0" w:color="000000"/>
+              <w:right w:val="single" w:sz="4" w:space="0" w:color="000000"/>
+            </w:tcBorders>
+            <w:tcBorders>
+              <w:top w:val="single" w:sz="4" w:space="0" w:color="000000"/>
+              <w:left w:val="single" w:sz="4" w:space="0" w:color="000000"/>
+              <w:bottom w:val="single" w:sz="4" w:space="0" w:color="000000"/>
+              <w:right w:val="single" w:sz="4" w:space="0" w:color="000000"/>
+            </w:tcBorders>
+          </w:tcPr>
           <w:p>
             <w:pPr>
               <w:pStyle w:val="Compact"/>
@@ -2349,7 +3935,20 @@
           </w:p>
         </w:tc>
         <w:tc>
-          <w:tcPr/>
+          <w:tcPr>
+            <w:tcBorders>
+              <w:top w:val="single" w:sz="4" w:space="0" w:color="000000"/>
+              <w:left w:val="single" w:sz="4" w:space="0" w:color="000000"/>
+              <w:bottom w:val="single" w:sz="4" w:space="0" w:color="000000"/>
+              <w:right w:val="single" w:sz="4" w:space="0" w:color="000000"/>
+            </w:tcBorders>
+            <w:tcBorders>
+              <w:top w:val="single" w:sz="4" w:space="0" w:color="000000"/>
+              <w:left w:val="single" w:sz="4" w:space="0" w:color="000000"/>
+              <w:bottom w:val="single" w:sz="4" w:space="0" w:color="000000"/>
+              <w:right w:val="single" w:sz="4" w:space="0" w:color="000000"/>
+            </w:tcBorders>
+          </w:tcPr>
           <w:p>
             <w:pPr>
               <w:pStyle w:val="Compact"/>
@@ -2362,7 +3961,20 @@
       </w:tr>
       <w:tr>
         <w:tc>
-          <w:tcPr/>
+          <w:tcPr>
+            <w:tcBorders>
+              <w:top w:val="single" w:sz="4" w:space="0" w:color="000000"/>
+              <w:left w:val="single" w:sz="4" w:space="0" w:color="000000"/>
+              <w:bottom w:val="single" w:sz="4" w:space="0" w:color="000000"/>
+              <w:right w:val="single" w:sz="4" w:space="0" w:color="000000"/>
+            </w:tcBorders>
+            <w:tcBorders>
+              <w:top w:val="single" w:sz="4" w:space="0" w:color="000000"/>
+              <w:left w:val="single" w:sz="4" w:space="0" w:color="000000"/>
+              <w:bottom w:val="single" w:sz="4" w:space="0" w:color="000000"/>
+              <w:right w:val="single" w:sz="4" w:space="0" w:color="000000"/>
+            </w:tcBorders>
+          </w:tcPr>
           <w:p>
             <w:pPr>
               <w:pStyle w:val="Compact"/>
@@ -2377,7 +3989,20 @@
           </w:p>
         </w:tc>
         <w:tc>
-          <w:tcPr/>
+          <w:tcPr>
+            <w:tcBorders>
+              <w:top w:val="single" w:sz="4" w:space="0" w:color="000000"/>
+              <w:left w:val="single" w:sz="4" w:space="0" w:color="000000"/>
+              <w:bottom w:val="single" w:sz="4" w:space="0" w:color="000000"/>
+              <w:right w:val="single" w:sz="4" w:space="0" w:color="000000"/>
+            </w:tcBorders>
+            <w:tcBorders>
+              <w:top w:val="single" w:sz="4" w:space="0" w:color="000000"/>
+              <w:left w:val="single" w:sz="4" w:space="0" w:color="000000"/>
+              <w:bottom w:val="single" w:sz="4" w:space="0" w:color="000000"/>
+              <w:right w:val="single" w:sz="4" w:space="0" w:color="000000"/>
+            </w:tcBorders>
+          </w:tcPr>
           <w:p>
             <w:pPr>
               <w:pStyle w:val="Compact"/>

--- a/plantillas/Plantilla_3_Instrumentos.docx
+++ b/plantillas/Plantilla_3_Instrumentos.docx
@@ -181,12 +181,6 @@
               <w:bottom w:val="single" w:sz="4" w:space="0" w:color="000000"/>
               <w:right w:val="single" w:sz="4" w:space="0" w:color="000000"/>
             </w:tcBorders>
-            <w:tcBorders>
-              <w:top w:val="single" w:sz="4" w:space="0" w:color="000000"/>
-              <w:left w:val="single" w:sz="4" w:space="0" w:color="000000"/>
-              <w:bottom w:val="single" w:sz="4" w:space="0" w:color="000000"/>
-              <w:right w:val="single" w:sz="4" w:space="0" w:color="000000"/>
-            </w:tcBorders>
           </w:tcPr>
           <w:p>
             <w:pPr>
@@ -205,12 +199,6 @@
               <w:bottom w:val="single" w:sz="4" w:space="0" w:color="000000"/>
               <w:right w:val="single" w:sz="4" w:space="0" w:color="000000"/>
             </w:tcBorders>
-            <w:tcBorders>
-              <w:top w:val="single" w:sz="4" w:space="0" w:color="000000"/>
-              <w:left w:val="single" w:sz="4" w:space="0" w:color="000000"/>
-              <w:bottom w:val="single" w:sz="4" w:space="0" w:color="000000"/>
-              <w:right w:val="single" w:sz="4" w:space="0" w:color="000000"/>
-            </w:tcBorders>
           </w:tcPr>
           <w:p>
             <w:pPr>
@@ -229,12 +217,6 @@
               <w:bottom w:val="single" w:sz="4" w:space="0" w:color="000000"/>
               <w:right w:val="single" w:sz="4" w:space="0" w:color="000000"/>
             </w:tcBorders>
-            <w:tcBorders>
-              <w:top w:val="single" w:sz="4" w:space="0" w:color="000000"/>
-              <w:left w:val="single" w:sz="4" w:space="0" w:color="000000"/>
-              <w:bottom w:val="single" w:sz="4" w:space="0" w:color="000000"/>
-              <w:right w:val="single" w:sz="4" w:space="0" w:color="000000"/>
-            </w:tcBorders>
           </w:tcPr>
           <w:p>
             <w:pPr>
@@ -255,12 +237,6 @@
               <w:bottom w:val="single" w:sz="4" w:space="0" w:color="000000"/>
               <w:right w:val="single" w:sz="4" w:space="0" w:color="000000"/>
             </w:tcBorders>
-            <w:tcBorders>
-              <w:top w:val="single" w:sz="4" w:space="0" w:color="000000"/>
-              <w:left w:val="single" w:sz="4" w:space="0" w:color="000000"/>
-              <w:bottom w:val="single" w:sz="4" w:space="0" w:color="000000"/>
-              <w:right w:val="single" w:sz="4" w:space="0" w:color="000000"/>
-            </w:tcBorders>
           </w:tcPr>
           <w:p>
             <w:pPr>
@@ -279,50 +255,32 @@
               <w:bottom w:val="single" w:sz="4" w:space="0" w:color="000000"/>
               <w:right w:val="single" w:sz="4" w:space="0" w:color="000000"/>
             </w:tcBorders>
-            <w:tcBorders>
-              <w:top w:val="single" w:sz="4" w:space="0" w:color="000000"/>
-              <w:left w:val="single" w:sz="4" w:space="0" w:color="000000"/>
-              <w:bottom w:val="single" w:sz="4" w:space="0" w:color="000000"/>
-              <w:right w:val="single" w:sz="4" w:space="0" w:color="000000"/>
-            </w:tcBorders>
-          </w:tcPr>
-          <w:p>
-            <w:pPr>
-              <w:pStyle w:val="Compact"/>
-            </w:pPr>
-          </w:p>
-        </w:tc>
-        <w:tc>
-          <w:tcPr>
-            <w:tcBorders>
-              <w:top w:val="single" w:sz="4" w:space="0" w:color="000000"/>
-              <w:left w:val="single" w:sz="4" w:space="0" w:color="000000"/>
-              <w:bottom w:val="single" w:sz="4" w:space="0" w:color="000000"/>
-              <w:right w:val="single" w:sz="4" w:space="0" w:color="000000"/>
-            </w:tcBorders>
-            <w:tcBorders>
-              <w:top w:val="single" w:sz="4" w:space="0" w:color="000000"/>
-              <w:left w:val="single" w:sz="4" w:space="0" w:color="000000"/>
-              <w:bottom w:val="single" w:sz="4" w:space="0" w:color="000000"/>
-              <w:right w:val="single" w:sz="4" w:space="0" w:color="000000"/>
-            </w:tcBorders>
-          </w:tcPr>
-          <w:p>
-            <w:pPr>
-              <w:pStyle w:val="Compact"/>
-            </w:pPr>
-          </w:p>
-        </w:tc>
-      </w:tr>
-      <w:tr>
-        <w:tc>
-          <w:tcPr>
-            <w:tcBorders>
-              <w:top w:val="single" w:sz="4" w:space="0" w:color="000000"/>
-              <w:left w:val="single" w:sz="4" w:space="0" w:color="000000"/>
-              <w:bottom w:val="single" w:sz="4" w:space="0" w:color="000000"/>
-              <w:right w:val="single" w:sz="4" w:space="0" w:color="000000"/>
-            </w:tcBorders>
+          </w:tcPr>
+          <w:p>
+            <w:pPr>
+              <w:pStyle w:val="Compact"/>
+            </w:pPr>
+          </w:p>
+        </w:tc>
+        <w:tc>
+          <w:tcPr>
+            <w:tcBorders>
+              <w:top w:val="single" w:sz="4" w:space="0" w:color="000000"/>
+              <w:left w:val="single" w:sz="4" w:space="0" w:color="000000"/>
+              <w:bottom w:val="single" w:sz="4" w:space="0" w:color="000000"/>
+              <w:right w:val="single" w:sz="4" w:space="0" w:color="000000"/>
+            </w:tcBorders>
+          </w:tcPr>
+          <w:p>
+            <w:pPr>
+              <w:pStyle w:val="Compact"/>
+            </w:pPr>
+          </w:p>
+        </w:tc>
+      </w:tr>
+      <w:tr>
+        <w:tc>
+          <w:tcPr>
             <w:tcBorders>
               <w:top w:val="single" w:sz="4" w:space="0" w:color="000000"/>
               <w:left w:val="single" w:sz="4" w:space="0" w:color="000000"/>
@@ -347,50 +305,32 @@
               <w:bottom w:val="single" w:sz="4" w:space="0" w:color="000000"/>
               <w:right w:val="single" w:sz="4" w:space="0" w:color="000000"/>
             </w:tcBorders>
-            <w:tcBorders>
-              <w:top w:val="single" w:sz="4" w:space="0" w:color="000000"/>
-              <w:left w:val="single" w:sz="4" w:space="0" w:color="000000"/>
-              <w:bottom w:val="single" w:sz="4" w:space="0" w:color="000000"/>
-              <w:right w:val="single" w:sz="4" w:space="0" w:color="000000"/>
-            </w:tcBorders>
-          </w:tcPr>
-          <w:p>
-            <w:pPr>
-              <w:pStyle w:val="Compact"/>
-            </w:pPr>
-          </w:p>
-        </w:tc>
-        <w:tc>
-          <w:tcPr>
-            <w:tcBorders>
-              <w:top w:val="single" w:sz="4" w:space="0" w:color="000000"/>
-              <w:left w:val="single" w:sz="4" w:space="0" w:color="000000"/>
-              <w:bottom w:val="single" w:sz="4" w:space="0" w:color="000000"/>
-              <w:right w:val="single" w:sz="4" w:space="0" w:color="000000"/>
-            </w:tcBorders>
-            <w:tcBorders>
-              <w:top w:val="single" w:sz="4" w:space="0" w:color="000000"/>
-              <w:left w:val="single" w:sz="4" w:space="0" w:color="000000"/>
-              <w:bottom w:val="single" w:sz="4" w:space="0" w:color="000000"/>
-              <w:right w:val="single" w:sz="4" w:space="0" w:color="000000"/>
-            </w:tcBorders>
-          </w:tcPr>
-          <w:p>
-            <w:pPr>
-              <w:pStyle w:val="Compact"/>
-            </w:pPr>
-          </w:p>
-        </w:tc>
-      </w:tr>
-      <w:tr>
-        <w:tc>
-          <w:tcPr>
-            <w:tcBorders>
-              <w:top w:val="single" w:sz="4" w:space="0" w:color="000000"/>
-              <w:left w:val="single" w:sz="4" w:space="0" w:color="000000"/>
-              <w:bottom w:val="single" w:sz="4" w:space="0" w:color="000000"/>
-              <w:right w:val="single" w:sz="4" w:space="0" w:color="000000"/>
-            </w:tcBorders>
+          </w:tcPr>
+          <w:p>
+            <w:pPr>
+              <w:pStyle w:val="Compact"/>
+            </w:pPr>
+          </w:p>
+        </w:tc>
+        <w:tc>
+          <w:tcPr>
+            <w:tcBorders>
+              <w:top w:val="single" w:sz="4" w:space="0" w:color="000000"/>
+              <w:left w:val="single" w:sz="4" w:space="0" w:color="000000"/>
+              <w:bottom w:val="single" w:sz="4" w:space="0" w:color="000000"/>
+              <w:right w:val="single" w:sz="4" w:space="0" w:color="000000"/>
+            </w:tcBorders>
+          </w:tcPr>
+          <w:p>
+            <w:pPr>
+              <w:pStyle w:val="Compact"/>
+            </w:pPr>
+          </w:p>
+        </w:tc>
+      </w:tr>
+      <w:tr>
+        <w:tc>
+          <w:tcPr>
             <w:tcBorders>
               <w:top w:val="single" w:sz="4" w:space="0" w:color="000000"/>
               <w:left w:val="single" w:sz="4" w:space="0" w:color="000000"/>
@@ -415,50 +355,32 @@
               <w:bottom w:val="single" w:sz="4" w:space="0" w:color="000000"/>
               <w:right w:val="single" w:sz="4" w:space="0" w:color="000000"/>
             </w:tcBorders>
-            <w:tcBorders>
-              <w:top w:val="single" w:sz="4" w:space="0" w:color="000000"/>
-              <w:left w:val="single" w:sz="4" w:space="0" w:color="000000"/>
-              <w:bottom w:val="single" w:sz="4" w:space="0" w:color="000000"/>
-              <w:right w:val="single" w:sz="4" w:space="0" w:color="000000"/>
-            </w:tcBorders>
-          </w:tcPr>
-          <w:p>
-            <w:pPr>
-              <w:pStyle w:val="Compact"/>
-            </w:pPr>
-          </w:p>
-        </w:tc>
-        <w:tc>
-          <w:tcPr>
-            <w:tcBorders>
-              <w:top w:val="single" w:sz="4" w:space="0" w:color="000000"/>
-              <w:left w:val="single" w:sz="4" w:space="0" w:color="000000"/>
-              <w:bottom w:val="single" w:sz="4" w:space="0" w:color="000000"/>
-              <w:right w:val="single" w:sz="4" w:space="0" w:color="000000"/>
-            </w:tcBorders>
-            <w:tcBorders>
-              <w:top w:val="single" w:sz="4" w:space="0" w:color="000000"/>
-              <w:left w:val="single" w:sz="4" w:space="0" w:color="000000"/>
-              <w:bottom w:val="single" w:sz="4" w:space="0" w:color="000000"/>
-              <w:right w:val="single" w:sz="4" w:space="0" w:color="000000"/>
-            </w:tcBorders>
-          </w:tcPr>
-          <w:p>
-            <w:pPr>
-              <w:pStyle w:val="Compact"/>
-            </w:pPr>
-          </w:p>
-        </w:tc>
-      </w:tr>
-      <w:tr>
-        <w:tc>
-          <w:tcPr>
-            <w:tcBorders>
-              <w:top w:val="single" w:sz="4" w:space="0" w:color="000000"/>
-              <w:left w:val="single" w:sz="4" w:space="0" w:color="000000"/>
-              <w:bottom w:val="single" w:sz="4" w:space="0" w:color="000000"/>
-              <w:right w:val="single" w:sz="4" w:space="0" w:color="000000"/>
-            </w:tcBorders>
+          </w:tcPr>
+          <w:p>
+            <w:pPr>
+              <w:pStyle w:val="Compact"/>
+            </w:pPr>
+          </w:p>
+        </w:tc>
+        <w:tc>
+          <w:tcPr>
+            <w:tcBorders>
+              <w:top w:val="single" w:sz="4" w:space="0" w:color="000000"/>
+              <w:left w:val="single" w:sz="4" w:space="0" w:color="000000"/>
+              <w:bottom w:val="single" w:sz="4" w:space="0" w:color="000000"/>
+              <w:right w:val="single" w:sz="4" w:space="0" w:color="000000"/>
+            </w:tcBorders>
+          </w:tcPr>
+          <w:p>
+            <w:pPr>
+              <w:pStyle w:val="Compact"/>
+            </w:pPr>
+          </w:p>
+        </w:tc>
+      </w:tr>
+      <w:tr>
+        <w:tc>
+          <w:tcPr>
             <w:tcBorders>
               <w:top w:val="single" w:sz="4" w:space="0" w:color="000000"/>
               <w:left w:val="single" w:sz="4" w:space="0" w:color="000000"/>
@@ -483,27 +405,15 @@
               <w:bottom w:val="single" w:sz="4" w:space="0" w:color="000000"/>
               <w:right w:val="single" w:sz="4" w:space="0" w:color="000000"/>
             </w:tcBorders>
-            <w:tcBorders>
-              <w:top w:val="single" w:sz="4" w:space="0" w:color="000000"/>
-              <w:left w:val="single" w:sz="4" w:space="0" w:color="000000"/>
-              <w:bottom w:val="single" w:sz="4" w:space="0" w:color="000000"/>
-              <w:right w:val="single" w:sz="4" w:space="0" w:color="000000"/>
-            </w:tcBorders>
-          </w:tcPr>
-          <w:p>
-            <w:pPr>
-              <w:pStyle w:val="Compact"/>
-            </w:pPr>
-          </w:p>
-        </w:tc>
-        <w:tc>
-          <w:tcPr>
-            <w:tcBorders>
-              <w:top w:val="single" w:sz="4" w:space="0" w:color="000000"/>
-              <w:left w:val="single" w:sz="4" w:space="0" w:color="000000"/>
-              <w:bottom w:val="single" w:sz="4" w:space="0" w:color="000000"/>
-              <w:right w:val="single" w:sz="4" w:space="0" w:color="000000"/>
-            </w:tcBorders>
+          </w:tcPr>
+          <w:p>
+            <w:pPr>
+              <w:pStyle w:val="Compact"/>
+            </w:pPr>
+          </w:p>
+        </w:tc>
+        <w:tc>
+          <w:tcPr>
             <w:tcBorders>
               <w:top w:val="single" w:sz="4" w:space="0" w:color="000000"/>
               <w:left w:val="single" w:sz="4" w:space="0" w:color="000000"/>
@@ -580,12 +490,6 @@
               <w:bottom w:val="single" w:sz="4" w:space="0" w:color="000000"/>
               <w:right w:val="single" w:sz="4" w:space="0" w:color="000000"/>
             </w:tcBorders>
-            <w:tcBorders>
-              <w:top w:val="single" w:sz="4" w:space="0" w:color="000000"/>
-              <w:left w:val="single" w:sz="4" w:space="0" w:color="000000"/>
-              <w:bottom w:val="single" w:sz="4" w:space="0" w:color="000000"/>
-              <w:right w:val="single" w:sz="4" w:space="0" w:color="000000"/>
-            </w:tcBorders>
           </w:tcPr>
           <w:p>
             <w:pPr>
@@ -604,12 +508,6 @@
               <w:bottom w:val="single" w:sz="4" w:space="0" w:color="000000"/>
               <w:right w:val="single" w:sz="4" w:space="0" w:color="000000"/>
             </w:tcBorders>
-            <w:tcBorders>
-              <w:top w:val="single" w:sz="4" w:space="0" w:color="000000"/>
-              <w:left w:val="single" w:sz="4" w:space="0" w:color="000000"/>
-              <w:bottom w:val="single" w:sz="4" w:space="0" w:color="000000"/>
-              <w:right w:val="single" w:sz="4" w:space="0" w:color="000000"/>
-            </w:tcBorders>
           </w:tcPr>
           <w:p>
             <w:pPr>
@@ -630,12 +528,6 @@
               <w:bottom w:val="single" w:sz="4" w:space="0" w:color="000000"/>
               <w:right w:val="single" w:sz="4" w:space="0" w:color="000000"/>
             </w:tcBorders>
-            <w:tcBorders>
-              <w:top w:val="single" w:sz="4" w:space="0" w:color="000000"/>
-              <w:left w:val="single" w:sz="4" w:space="0" w:color="000000"/>
-              <w:bottom w:val="single" w:sz="4" w:space="0" w:color="000000"/>
-              <w:right w:val="single" w:sz="4" w:space="0" w:color="000000"/>
-            </w:tcBorders>
           </w:tcPr>
           <w:p>
             <w:pPr>
@@ -654,12 +546,6 @@
               <w:bottom w:val="single" w:sz="4" w:space="0" w:color="000000"/>
               <w:right w:val="single" w:sz="4" w:space="0" w:color="000000"/>
             </w:tcBorders>
-            <w:tcBorders>
-              <w:top w:val="single" w:sz="4" w:space="0" w:color="000000"/>
-              <w:left w:val="single" w:sz="4" w:space="0" w:color="000000"/>
-              <w:bottom w:val="single" w:sz="4" w:space="0" w:color="000000"/>
-              <w:right w:val="single" w:sz="4" w:space="0" w:color="000000"/>
-            </w:tcBorders>
           </w:tcPr>
           <w:p>
             <w:pPr>
@@ -680,12 +566,6 @@
               <w:bottom w:val="single" w:sz="4" w:space="0" w:color="000000"/>
               <w:right w:val="single" w:sz="4" w:space="0" w:color="000000"/>
             </w:tcBorders>
-            <w:tcBorders>
-              <w:top w:val="single" w:sz="4" w:space="0" w:color="000000"/>
-              <w:left w:val="single" w:sz="4" w:space="0" w:color="000000"/>
-              <w:bottom w:val="single" w:sz="4" w:space="0" w:color="000000"/>
-              <w:right w:val="single" w:sz="4" w:space="0" w:color="000000"/>
-            </w:tcBorders>
           </w:tcPr>
           <w:p>
             <w:pPr>
@@ -704,29 +584,17 @@
               <w:bottom w:val="single" w:sz="4" w:space="0" w:color="000000"/>
               <w:right w:val="single" w:sz="4" w:space="0" w:color="000000"/>
             </w:tcBorders>
-            <w:tcBorders>
-              <w:top w:val="single" w:sz="4" w:space="0" w:color="000000"/>
-              <w:left w:val="single" w:sz="4" w:space="0" w:color="000000"/>
-              <w:bottom w:val="single" w:sz="4" w:space="0" w:color="000000"/>
-              <w:right w:val="single" w:sz="4" w:space="0" w:color="000000"/>
-            </w:tcBorders>
-          </w:tcPr>
-          <w:p>
-            <w:pPr>
-              <w:pStyle w:val="Compact"/>
-            </w:pPr>
-          </w:p>
-        </w:tc>
-      </w:tr>
-      <w:tr>
-        <w:tc>
-          <w:tcPr>
-            <w:tcBorders>
-              <w:top w:val="single" w:sz="4" w:space="0" w:color="000000"/>
-              <w:left w:val="single" w:sz="4" w:space="0" w:color="000000"/>
-              <w:bottom w:val="single" w:sz="4" w:space="0" w:color="000000"/>
-              <w:right w:val="single" w:sz="4" w:space="0" w:color="000000"/>
-            </w:tcBorders>
+          </w:tcPr>
+          <w:p>
+            <w:pPr>
+              <w:pStyle w:val="Compact"/>
+            </w:pPr>
+          </w:p>
+        </w:tc>
+      </w:tr>
+      <w:tr>
+        <w:tc>
+          <w:tcPr>
             <w:tcBorders>
               <w:top w:val="single" w:sz="4" w:space="0" w:color="000000"/>
               <w:left w:val="single" w:sz="4" w:space="0" w:color="000000"/>
@@ -751,12 +619,6 @@
               <w:bottom w:val="single" w:sz="4" w:space="0" w:color="000000"/>
               <w:right w:val="single" w:sz="4" w:space="0" w:color="000000"/>
             </w:tcBorders>
-            <w:tcBorders>
-              <w:top w:val="single" w:sz="4" w:space="0" w:color="000000"/>
-              <w:left w:val="single" w:sz="4" w:space="0" w:color="000000"/>
-              <w:bottom w:val="single" w:sz="4" w:space="0" w:color="000000"/>
-              <w:right w:val="single" w:sz="4" w:space="0" w:color="000000"/>
-            </w:tcBorders>
           </w:tcPr>
           <w:p>
             <w:pPr>
@@ -777,12 +639,6 @@
               <w:bottom w:val="single" w:sz="4" w:space="0" w:color="000000"/>
               <w:right w:val="single" w:sz="4" w:space="0" w:color="000000"/>
             </w:tcBorders>
-            <w:tcBorders>
-              <w:top w:val="single" w:sz="4" w:space="0" w:color="000000"/>
-              <w:left w:val="single" w:sz="4" w:space="0" w:color="000000"/>
-              <w:bottom w:val="single" w:sz="4" w:space="0" w:color="000000"/>
-              <w:right w:val="single" w:sz="4" w:space="0" w:color="000000"/>
-            </w:tcBorders>
           </w:tcPr>
           <w:p>
             <w:pPr>
@@ -801,29 +657,17 @@
               <w:bottom w:val="single" w:sz="4" w:space="0" w:color="000000"/>
               <w:right w:val="single" w:sz="4" w:space="0" w:color="000000"/>
             </w:tcBorders>
-            <w:tcBorders>
-              <w:top w:val="single" w:sz="4" w:space="0" w:color="000000"/>
-              <w:left w:val="single" w:sz="4" w:space="0" w:color="000000"/>
-              <w:bottom w:val="single" w:sz="4" w:space="0" w:color="000000"/>
-              <w:right w:val="single" w:sz="4" w:space="0" w:color="000000"/>
-            </w:tcBorders>
-          </w:tcPr>
-          <w:p>
-            <w:pPr>
-              <w:pStyle w:val="Compact"/>
-            </w:pPr>
-          </w:p>
-        </w:tc>
-      </w:tr>
-      <w:tr>
-        <w:tc>
-          <w:tcPr>
-            <w:tcBorders>
-              <w:top w:val="single" w:sz="4" w:space="0" w:color="000000"/>
-              <w:left w:val="single" w:sz="4" w:space="0" w:color="000000"/>
-              <w:bottom w:val="single" w:sz="4" w:space="0" w:color="000000"/>
-              <w:right w:val="single" w:sz="4" w:space="0" w:color="000000"/>
-            </w:tcBorders>
+          </w:tcPr>
+          <w:p>
+            <w:pPr>
+              <w:pStyle w:val="Compact"/>
+            </w:pPr>
+          </w:p>
+        </w:tc>
+      </w:tr>
+      <w:tr>
+        <w:tc>
+          <w:tcPr>
             <w:tcBorders>
               <w:top w:val="single" w:sz="4" w:space="0" w:color="000000"/>
               <w:left w:val="single" w:sz="4" w:space="0" w:color="000000"/>
@@ -848,29 +692,17 @@
               <w:bottom w:val="single" w:sz="4" w:space="0" w:color="000000"/>
               <w:right w:val="single" w:sz="4" w:space="0" w:color="000000"/>
             </w:tcBorders>
-            <w:tcBorders>
-              <w:top w:val="single" w:sz="4" w:space="0" w:color="000000"/>
-              <w:left w:val="single" w:sz="4" w:space="0" w:color="000000"/>
-              <w:bottom w:val="single" w:sz="4" w:space="0" w:color="000000"/>
-              <w:right w:val="single" w:sz="4" w:space="0" w:color="000000"/>
-            </w:tcBorders>
-          </w:tcPr>
-          <w:p>
-            <w:pPr>
-              <w:pStyle w:val="Compact"/>
-            </w:pPr>
-          </w:p>
-        </w:tc>
-      </w:tr>
-      <w:tr>
-        <w:tc>
-          <w:tcPr>
-            <w:tcBorders>
-              <w:top w:val="single" w:sz="4" w:space="0" w:color="000000"/>
-              <w:left w:val="single" w:sz="4" w:space="0" w:color="000000"/>
-              <w:bottom w:val="single" w:sz="4" w:space="0" w:color="000000"/>
-              <w:right w:val="single" w:sz="4" w:space="0" w:color="000000"/>
-            </w:tcBorders>
+          </w:tcPr>
+          <w:p>
+            <w:pPr>
+              <w:pStyle w:val="Compact"/>
+            </w:pPr>
+          </w:p>
+        </w:tc>
+      </w:tr>
+      <w:tr>
+        <w:tc>
+          <w:tcPr>
             <w:tcBorders>
               <w:top w:val="single" w:sz="4" w:space="0" w:color="000000"/>
               <w:left w:val="single" w:sz="4" w:space="0" w:color="000000"/>
@@ -889,12 +721,6 @@
         </w:tc>
         <w:tc>
           <w:tcPr>
-            <w:tcBorders>
-              <w:top w:val="single" w:sz="4" w:space="0" w:color="000000"/>
-              <w:left w:val="single" w:sz="4" w:space="0" w:color="000000"/>
-              <w:bottom w:val="single" w:sz="4" w:space="0" w:color="000000"/>
-              <w:right w:val="single" w:sz="4" w:space="0" w:color="000000"/>
-            </w:tcBorders>
             <w:tcBorders>
               <w:top w:val="single" w:sz="4" w:space="0" w:color="000000"/>
               <w:left w:val="single" w:sz="4" w:space="0" w:color="000000"/>
@@ -1053,12 +879,6 @@
               <w:bottom w:val="single" w:sz="4" w:space="0" w:color="000000"/>
               <w:right w:val="single" w:sz="4" w:space="0" w:color="000000"/>
             </w:tcBorders>
-            <w:tcBorders>
-              <w:top w:val="single" w:sz="4" w:space="0" w:color="000000"/>
-              <w:left w:val="single" w:sz="4" w:space="0" w:color="000000"/>
-              <w:bottom w:val="single" w:sz="4" w:space="0" w:color="000000"/>
-              <w:right w:val="single" w:sz="4" w:space="0" w:color="000000"/>
-            </w:tcBorders>
           </w:tcPr>
           <w:p>
             <w:pPr>
@@ -1077,12 +897,6 @@
               <w:bottom w:val="single" w:sz="4" w:space="0" w:color="000000"/>
               <w:right w:val="single" w:sz="4" w:space="0" w:color="000000"/>
             </w:tcBorders>
-            <w:tcBorders>
-              <w:top w:val="single" w:sz="4" w:space="0" w:color="000000"/>
-              <w:left w:val="single" w:sz="4" w:space="0" w:color="000000"/>
-              <w:bottom w:val="single" w:sz="4" w:space="0" w:color="000000"/>
-              <w:right w:val="single" w:sz="4" w:space="0" w:color="000000"/>
-            </w:tcBorders>
           </w:tcPr>
           <w:p>
             <w:pPr>
@@ -1097,12 +911,6 @@
       <w:tr>
         <w:tc>
           <w:tcPr>
-            <w:tcBorders>
-              <w:top w:val="single" w:sz="4" w:space="0" w:color="000000"/>
-              <w:left w:val="single" w:sz="4" w:space="0" w:color="000000"/>
-              <w:bottom w:val="single" w:sz="4" w:space="0" w:color="000000"/>
-              <w:right w:val="single" w:sz="4" w:space="0" w:color="000000"/>
-            </w:tcBorders>
             <w:tcBorders>
               <w:top w:val="single" w:sz="4" w:space="0" w:color="000000"/>
               <w:left w:val="single" w:sz="4" w:space="0" w:color="000000"/>
@@ -1119,41 +927,29 @@
                 <w:b/>
                 <w:bCs/>
               </w:rPr>
-              <w:t xml:space="preserve">3 - Avanzado</w:t>
-            </w:r>
-          </w:p>
-        </w:tc>
-        <w:tc>
-          <w:tcPr>
-            <w:tcBorders>
-              <w:top w:val="single" w:sz="4" w:space="0" w:color="000000"/>
-              <w:left w:val="single" w:sz="4" w:space="0" w:color="000000"/>
-              <w:bottom w:val="single" w:sz="4" w:space="0" w:color="000000"/>
-              <w:right w:val="single" w:sz="4" w:space="0" w:color="000000"/>
-            </w:tcBorders>
-            <w:tcBorders>
-              <w:top w:val="single" w:sz="4" w:space="0" w:color="000000"/>
-              <w:left w:val="single" w:sz="4" w:space="0" w:color="000000"/>
-              <w:bottom w:val="single" w:sz="4" w:space="0" w:color="000000"/>
-              <w:right w:val="single" w:sz="4" w:space="0" w:color="000000"/>
-            </w:tcBorders>
-          </w:tcPr>
-          <w:p>
-            <w:pPr>
-              <w:pStyle w:val="Compact"/>
-            </w:pPr>
-          </w:p>
-        </w:tc>
-      </w:tr>
-      <w:tr>
-        <w:tc>
-          <w:tcPr>
-            <w:tcBorders>
-              <w:top w:val="single" w:sz="4" w:space="0" w:color="000000"/>
-              <w:left w:val="single" w:sz="4" w:space="0" w:color="000000"/>
-              <w:bottom w:val="single" w:sz="4" w:space="0" w:color="000000"/>
-              <w:right w:val="single" w:sz="4" w:space="0" w:color="000000"/>
-            </w:tcBorders>
+              <w:t xml:space="preserve">4 - Destacado</w:t>
+            </w:r>
+          </w:p>
+        </w:tc>
+        <w:tc>
+          <w:tcPr>
+            <w:tcBorders>
+              <w:top w:val="single" w:sz="4" w:space="0" w:color="000000"/>
+              <w:left w:val="single" w:sz="4" w:space="0" w:color="000000"/>
+              <w:bottom w:val="single" w:sz="4" w:space="0" w:color="000000"/>
+              <w:right w:val="single" w:sz="4" w:space="0" w:color="000000"/>
+            </w:tcBorders>
+          </w:tcPr>
+          <w:p>
+            <w:pPr>
+              <w:pStyle w:val="Compact"/>
+            </w:pPr>
+          </w:p>
+        </w:tc>
+      </w:tr>
+      <w:tr>
+        <w:tc>
+          <w:tcPr>
             <w:tcBorders>
               <w:top w:val="single" w:sz="4" w:space="0" w:color="000000"/>
               <w:left w:val="single" w:sz="4" w:space="0" w:color="000000"/>
@@ -1170,41 +966,29 @@
                 <w:b/>
                 <w:bCs/>
               </w:rPr>
-              <w:t xml:space="preserve">2 - En desarrollo</w:t>
-            </w:r>
-          </w:p>
-        </w:tc>
-        <w:tc>
-          <w:tcPr>
-            <w:tcBorders>
-              <w:top w:val="single" w:sz="4" w:space="0" w:color="000000"/>
-              <w:left w:val="single" w:sz="4" w:space="0" w:color="000000"/>
-              <w:bottom w:val="single" w:sz="4" w:space="0" w:color="000000"/>
-              <w:right w:val="single" w:sz="4" w:space="0" w:color="000000"/>
-            </w:tcBorders>
-            <w:tcBorders>
-              <w:top w:val="single" w:sz="4" w:space="0" w:color="000000"/>
-              <w:left w:val="single" w:sz="4" w:space="0" w:color="000000"/>
-              <w:bottom w:val="single" w:sz="4" w:space="0" w:color="000000"/>
-              <w:right w:val="single" w:sz="4" w:space="0" w:color="000000"/>
-            </w:tcBorders>
-          </w:tcPr>
-          <w:p>
-            <w:pPr>
-              <w:pStyle w:val="Compact"/>
-            </w:pPr>
-          </w:p>
-        </w:tc>
-      </w:tr>
-      <w:tr>
-        <w:tc>
-          <w:tcPr>
-            <w:tcBorders>
-              <w:top w:val="single" w:sz="4" w:space="0" w:color="000000"/>
-              <w:left w:val="single" w:sz="4" w:space="0" w:color="000000"/>
-              <w:bottom w:val="single" w:sz="4" w:space="0" w:color="000000"/>
-              <w:right w:val="single" w:sz="4" w:space="0" w:color="000000"/>
-            </w:tcBorders>
+              <w:t xml:space="preserve">3 - Sólido</w:t>
+            </w:r>
+          </w:p>
+        </w:tc>
+        <w:tc>
+          <w:tcPr>
+            <w:tcBorders>
+              <w:top w:val="single" w:sz="4" w:space="0" w:color="000000"/>
+              <w:left w:val="single" w:sz="4" w:space="0" w:color="000000"/>
+              <w:bottom w:val="single" w:sz="4" w:space="0" w:color="000000"/>
+              <w:right w:val="single" w:sz="4" w:space="0" w:color="000000"/>
+            </w:tcBorders>
+          </w:tcPr>
+          <w:p>
+            <w:pPr>
+              <w:pStyle w:val="Compact"/>
+            </w:pPr>
+          </w:p>
+        </w:tc>
+      </w:tr>
+      <w:tr>
+        <w:tc>
+          <w:tcPr>
             <w:tcBorders>
               <w:top w:val="single" w:sz="4" w:space="0" w:color="000000"/>
               <w:left w:val="single" w:sz="4" w:space="0" w:color="000000"/>
@@ -1221,41 +1005,29 @@
                 <w:b/>
                 <w:bCs/>
               </w:rPr>
-              <w:t xml:space="preserve">1 - Inicial</w:t>
-            </w:r>
-          </w:p>
-        </w:tc>
-        <w:tc>
-          <w:tcPr>
-            <w:tcBorders>
-              <w:top w:val="single" w:sz="4" w:space="0" w:color="000000"/>
-              <w:left w:val="single" w:sz="4" w:space="0" w:color="000000"/>
-              <w:bottom w:val="single" w:sz="4" w:space="0" w:color="000000"/>
-              <w:right w:val="single" w:sz="4" w:space="0" w:color="000000"/>
-            </w:tcBorders>
-            <w:tcBorders>
-              <w:top w:val="single" w:sz="4" w:space="0" w:color="000000"/>
-              <w:left w:val="single" w:sz="4" w:space="0" w:color="000000"/>
-              <w:bottom w:val="single" w:sz="4" w:space="0" w:color="000000"/>
-              <w:right w:val="single" w:sz="4" w:space="0" w:color="000000"/>
-            </w:tcBorders>
-          </w:tcPr>
-          <w:p>
-            <w:pPr>
-              <w:pStyle w:val="Compact"/>
-            </w:pPr>
-          </w:p>
-        </w:tc>
-      </w:tr>
-      <w:tr>
-        <w:tc>
-          <w:tcPr>
-            <w:tcBorders>
-              <w:top w:val="single" w:sz="4" w:space="0" w:color="000000"/>
-              <w:left w:val="single" w:sz="4" w:space="0" w:color="000000"/>
-              <w:bottom w:val="single" w:sz="4" w:space="0" w:color="000000"/>
-              <w:right w:val="single" w:sz="4" w:space="0" w:color="000000"/>
-            </w:tcBorders>
+              <w:t xml:space="preserve">2 - Básico</w:t>
+            </w:r>
+          </w:p>
+        </w:tc>
+        <w:tc>
+          <w:tcPr>
+            <w:tcBorders>
+              <w:top w:val="single" w:sz="4" w:space="0" w:color="000000"/>
+              <w:left w:val="single" w:sz="4" w:space="0" w:color="000000"/>
+              <w:bottom w:val="single" w:sz="4" w:space="0" w:color="000000"/>
+              <w:right w:val="single" w:sz="4" w:space="0" w:color="000000"/>
+            </w:tcBorders>
+          </w:tcPr>
+          <w:p>
+            <w:pPr>
+              <w:pStyle w:val="Compact"/>
+            </w:pPr>
+          </w:p>
+        </w:tc>
+      </w:tr>
+      <w:tr>
+        <w:tc>
+          <w:tcPr>
             <w:tcBorders>
               <w:top w:val="single" w:sz="4" w:space="0" w:color="000000"/>
               <w:left w:val="single" w:sz="4" w:space="0" w:color="000000"/>
@@ -1272,18 +1044,12 @@
                 <w:b/>
                 <w:bCs/>
               </w:rPr>
-              <w:t xml:space="preserve">0 - No presentado</w:t>
-            </w:r>
-          </w:p>
-        </w:tc>
-        <w:tc>
-          <w:tcPr>
-            <w:tcBorders>
-              <w:top w:val="single" w:sz="4" w:space="0" w:color="000000"/>
-              <w:left w:val="single" w:sz="4" w:space="0" w:color="000000"/>
-              <w:bottom w:val="single" w:sz="4" w:space="0" w:color="000000"/>
-              <w:right w:val="single" w:sz="4" w:space="0" w:color="000000"/>
-            </w:tcBorders>
+              <w:t xml:space="preserve">1 - Incipiente</w:t>
+            </w:r>
+          </w:p>
+        </w:tc>
+        <w:tc>
+          <w:tcPr>
             <w:tcBorders>
               <w:top w:val="single" w:sz="4" w:space="0" w:color="000000"/>
               <w:left w:val="single" w:sz="4" w:space="0" w:color="000000"/>
@@ -1331,12 +1097,6 @@
               <w:bottom w:val="single" w:sz="4" w:space="0" w:color="000000"/>
               <w:right w:val="single" w:sz="4" w:space="0" w:color="000000"/>
             </w:tcBorders>
-            <w:tcBorders>
-              <w:top w:val="single" w:sz="4" w:space="0" w:color="000000"/>
-              <w:left w:val="single" w:sz="4" w:space="0" w:color="000000"/>
-              <w:bottom w:val="single" w:sz="4" w:space="0" w:color="000000"/>
-              <w:right w:val="single" w:sz="4" w:space="0" w:color="000000"/>
-            </w:tcBorders>
           </w:tcPr>
           <w:p>
             <w:pPr>
@@ -1355,12 +1115,6 @@
               <w:bottom w:val="single" w:sz="4" w:space="0" w:color="000000"/>
               <w:right w:val="single" w:sz="4" w:space="0" w:color="000000"/>
             </w:tcBorders>
-            <w:tcBorders>
-              <w:top w:val="single" w:sz="4" w:space="0" w:color="000000"/>
-              <w:left w:val="single" w:sz="4" w:space="0" w:color="000000"/>
-              <w:bottom w:val="single" w:sz="4" w:space="0" w:color="000000"/>
-              <w:right w:val="single" w:sz="4" w:space="0" w:color="000000"/>
-            </w:tcBorders>
           </w:tcPr>
           <w:p>
             <w:pPr>
@@ -1375,12 +1129,6 @@
       <w:tr>
         <w:tc>
           <w:tcPr>
-            <w:tcBorders>
-              <w:top w:val="single" w:sz="4" w:space="0" w:color="000000"/>
-              <w:left w:val="single" w:sz="4" w:space="0" w:color="000000"/>
-              <w:bottom w:val="single" w:sz="4" w:space="0" w:color="000000"/>
-              <w:right w:val="single" w:sz="4" w:space="0" w:color="000000"/>
-            </w:tcBorders>
             <w:tcBorders>
               <w:top w:val="single" w:sz="4" w:space="0" w:color="000000"/>
               <w:left w:val="single" w:sz="4" w:space="0" w:color="000000"/>
@@ -1397,41 +1145,29 @@
                 <w:b/>
                 <w:bCs/>
               </w:rPr>
-              <w:t xml:space="preserve">3 - Avanzado</w:t>
-            </w:r>
-          </w:p>
-        </w:tc>
-        <w:tc>
-          <w:tcPr>
-            <w:tcBorders>
-              <w:top w:val="single" w:sz="4" w:space="0" w:color="000000"/>
-              <w:left w:val="single" w:sz="4" w:space="0" w:color="000000"/>
-              <w:bottom w:val="single" w:sz="4" w:space="0" w:color="000000"/>
-              <w:right w:val="single" w:sz="4" w:space="0" w:color="000000"/>
-            </w:tcBorders>
-            <w:tcBorders>
-              <w:top w:val="single" w:sz="4" w:space="0" w:color="000000"/>
-              <w:left w:val="single" w:sz="4" w:space="0" w:color="000000"/>
-              <w:bottom w:val="single" w:sz="4" w:space="0" w:color="000000"/>
-              <w:right w:val="single" w:sz="4" w:space="0" w:color="000000"/>
-            </w:tcBorders>
-          </w:tcPr>
-          <w:p>
-            <w:pPr>
-              <w:pStyle w:val="Compact"/>
-            </w:pPr>
-          </w:p>
-        </w:tc>
-      </w:tr>
-      <w:tr>
-        <w:tc>
-          <w:tcPr>
-            <w:tcBorders>
-              <w:top w:val="single" w:sz="4" w:space="0" w:color="000000"/>
-              <w:left w:val="single" w:sz="4" w:space="0" w:color="000000"/>
-              <w:bottom w:val="single" w:sz="4" w:space="0" w:color="000000"/>
-              <w:right w:val="single" w:sz="4" w:space="0" w:color="000000"/>
-            </w:tcBorders>
+              <w:t xml:space="preserve">4 - Destacado</w:t>
+            </w:r>
+          </w:p>
+        </w:tc>
+        <w:tc>
+          <w:tcPr>
+            <w:tcBorders>
+              <w:top w:val="single" w:sz="4" w:space="0" w:color="000000"/>
+              <w:left w:val="single" w:sz="4" w:space="0" w:color="000000"/>
+              <w:bottom w:val="single" w:sz="4" w:space="0" w:color="000000"/>
+              <w:right w:val="single" w:sz="4" w:space="0" w:color="000000"/>
+            </w:tcBorders>
+          </w:tcPr>
+          <w:p>
+            <w:pPr>
+              <w:pStyle w:val="Compact"/>
+            </w:pPr>
+          </w:p>
+        </w:tc>
+      </w:tr>
+      <w:tr>
+        <w:tc>
+          <w:tcPr>
             <w:tcBorders>
               <w:top w:val="single" w:sz="4" w:space="0" w:color="000000"/>
               <w:left w:val="single" w:sz="4" w:space="0" w:color="000000"/>
@@ -1448,41 +1184,29 @@
                 <w:b/>
                 <w:bCs/>
               </w:rPr>
-              <w:t xml:space="preserve">2 - En desarrollo</w:t>
-            </w:r>
-          </w:p>
-        </w:tc>
-        <w:tc>
-          <w:tcPr>
-            <w:tcBorders>
-              <w:top w:val="single" w:sz="4" w:space="0" w:color="000000"/>
-              <w:left w:val="single" w:sz="4" w:space="0" w:color="000000"/>
-              <w:bottom w:val="single" w:sz="4" w:space="0" w:color="000000"/>
-              <w:right w:val="single" w:sz="4" w:space="0" w:color="000000"/>
-            </w:tcBorders>
-            <w:tcBorders>
-              <w:top w:val="single" w:sz="4" w:space="0" w:color="000000"/>
-              <w:left w:val="single" w:sz="4" w:space="0" w:color="000000"/>
-              <w:bottom w:val="single" w:sz="4" w:space="0" w:color="000000"/>
-              <w:right w:val="single" w:sz="4" w:space="0" w:color="000000"/>
-            </w:tcBorders>
-          </w:tcPr>
-          <w:p>
-            <w:pPr>
-              <w:pStyle w:val="Compact"/>
-            </w:pPr>
-          </w:p>
-        </w:tc>
-      </w:tr>
-      <w:tr>
-        <w:tc>
-          <w:tcPr>
-            <w:tcBorders>
-              <w:top w:val="single" w:sz="4" w:space="0" w:color="000000"/>
-              <w:left w:val="single" w:sz="4" w:space="0" w:color="000000"/>
-              <w:bottom w:val="single" w:sz="4" w:space="0" w:color="000000"/>
-              <w:right w:val="single" w:sz="4" w:space="0" w:color="000000"/>
-            </w:tcBorders>
+              <w:t xml:space="preserve">3 - Sólido</w:t>
+            </w:r>
+          </w:p>
+        </w:tc>
+        <w:tc>
+          <w:tcPr>
+            <w:tcBorders>
+              <w:top w:val="single" w:sz="4" w:space="0" w:color="000000"/>
+              <w:left w:val="single" w:sz="4" w:space="0" w:color="000000"/>
+              <w:bottom w:val="single" w:sz="4" w:space="0" w:color="000000"/>
+              <w:right w:val="single" w:sz="4" w:space="0" w:color="000000"/>
+            </w:tcBorders>
+          </w:tcPr>
+          <w:p>
+            <w:pPr>
+              <w:pStyle w:val="Compact"/>
+            </w:pPr>
+          </w:p>
+        </w:tc>
+      </w:tr>
+      <w:tr>
+        <w:tc>
+          <w:tcPr>
             <w:tcBorders>
               <w:top w:val="single" w:sz="4" w:space="0" w:color="000000"/>
               <w:left w:val="single" w:sz="4" w:space="0" w:color="000000"/>
@@ -1499,41 +1223,29 @@
                 <w:b/>
                 <w:bCs/>
               </w:rPr>
-              <w:t xml:space="preserve">1 - Inicial</w:t>
-            </w:r>
-          </w:p>
-        </w:tc>
-        <w:tc>
-          <w:tcPr>
-            <w:tcBorders>
-              <w:top w:val="single" w:sz="4" w:space="0" w:color="000000"/>
-              <w:left w:val="single" w:sz="4" w:space="0" w:color="000000"/>
-              <w:bottom w:val="single" w:sz="4" w:space="0" w:color="000000"/>
-              <w:right w:val="single" w:sz="4" w:space="0" w:color="000000"/>
-            </w:tcBorders>
-            <w:tcBorders>
-              <w:top w:val="single" w:sz="4" w:space="0" w:color="000000"/>
-              <w:left w:val="single" w:sz="4" w:space="0" w:color="000000"/>
-              <w:bottom w:val="single" w:sz="4" w:space="0" w:color="000000"/>
-              <w:right w:val="single" w:sz="4" w:space="0" w:color="000000"/>
-            </w:tcBorders>
-          </w:tcPr>
-          <w:p>
-            <w:pPr>
-              <w:pStyle w:val="Compact"/>
-            </w:pPr>
-          </w:p>
-        </w:tc>
-      </w:tr>
-      <w:tr>
-        <w:tc>
-          <w:tcPr>
-            <w:tcBorders>
-              <w:top w:val="single" w:sz="4" w:space="0" w:color="000000"/>
-              <w:left w:val="single" w:sz="4" w:space="0" w:color="000000"/>
-              <w:bottom w:val="single" w:sz="4" w:space="0" w:color="000000"/>
-              <w:right w:val="single" w:sz="4" w:space="0" w:color="000000"/>
-            </w:tcBorders>
+              <w:t xml:space="preserve">2 - Básico</w:t>
+            </w:r>
+          </w:p>
+        </w:tc>
+        <w:tc>
+          <w:tcPr>
+            <w:tcBorders>
+              <w:top w:val="single" w:sz="4" w:space="0" w:color="000000"/>
+              <w:left w:val="single" w:sz="4" w:space="0" w:color="000000"/>
+              <w:bottom w:val="single" w:sz="4" w:space="0" w:color="000000"/>
+              <w:right w:val="single" w:sz="4" w:space="0" w:color="000000"/>
+            </w:tcBorders>
+          </w:tcPr>
+          <w:p>
+            <w:pPr>
+              <w:pStyle w:val="Compact"/>
+            </w:pPr>
+          </w:p>
+        </w:tc>
+      </w:tr>
+      <w:tr>
+        <w:tc>
+          <w:tcPr>
             <w:tcBorders>
               <w:top w:val="single" w:sz="4" w:space="0" w:color="000000"/>
               <w:left w:val="single" w:sz="4" w:space="0" w:color="000000"/>
@@ -1550,18 +1262,12 @@
                 <w:b/>
                 <w:bCs/>
               </w:rPr>
-              <w:t xml:space="preserve">0 - No presentado</w:t>
-            </w:r>
-          </w:p>
-        </w:tc>
-        <w:tc>
-          <w:tcPr>
-            <w:tcBorders>
-              <w:top w:val="single" w:sz="4" w:space="0" w:color="000000"/>
-              <w:left w:val="single" w:sz="4" w:space="0" w:color="000000"/>
-              <w:bottom w:val="single" w:sz="4" w:space="0" w:color="000000"/>
-              <w:right w:val="single" w:sz="4" w:space="0" w:color="000000"/>
-            </w:tcBorders>
+              <w:t xml:space="preserve">1 - Incipiente</w:t>
+            </w:r>
+          </w:p>
+        </w:tc>
+        <w:tc>
+          <w:tcPr>
             <w:tcBorders>
               <w:top w:val="single" w:sz="4" w:space="0" w:color="000000"/>
               <w:left w:val="single" w:sz="4" w:space="0" w:color="000000"/>
@@ -1609,12 +1315,6 @@
               <w:bottom w:val="single" w:sz="4" w:space="0" w:color="000000"/>
               <w:right w:val="single" w:sz="4" w:space="0" w:color="000000"/>
             </w:tcBorders>
-            <w:tcBorders>
-              <w:top w:val="single" w:sz="4" w:space="0" w:color="000000"/>
-              <w:left w:val="single" w:sz="4" w:space="0" w:color="000000"/>
-              <w:bottom w:val="single" w:sz="4" w:space="0" w:color="000000"/>
-              <w:right w:val="single" w:sz="4" w:space="0" w:color="000000"/>
-            </w:tcBorders>
           </w:tcPr>
           <w:p>
             <w:pPr>
@@ -1633,12 +1333,6 @@
               <w:bottom w:val="single" w:sz="4" w:space="0" w:color="000000"/>
               <w:right w:val="single" w:sz="4" w:space="0" w:color="000000"/>
             </w:tcBorders>
-            <w:tcBorders>
-              <w:top w:val="single" w:sz="4" w:space="0" w:color="000000"/>
-              <w:left w:val="single" w:sz="4" w:space="0" w:color="000000"/>
-              <w:bottom w:val="single" w:sz="4" w:space="0" w:color="000000"/>
-              <w:right w:val="single" w:sz="4" w:space="0" w:color="000000"/>
-            </w:tcBorders>
           </w:tcPr>
           <w:p>
             <w:pPr>
@@ -1653,12 +1347,6 @@
       <w:tr>
         <w:tc>
           <w:tcPr>
-            <w:tcBorders>
-              <w:top w:val="single" w:sz="4" w:space="0" w:color="000000"/>
-              <w:left w:val="single" w:sz="4" w:space="0" w:color="000000"/>
-              <w:bottom w:val="single" w:sz="4" w:space="0" w:color="000000"/>
-              <w:right w:val="single" w:sz="4" w:space="0" w:color="000000"/>
-            </w:tcBorders>
             <w:tcBorders>
               <w:top w:val="single" w:sz="4" w:space="0" w:color="000000"/>
               <w:left w:val="single" w:sz="4" w:space="0" w:color="000000"/>
@@ -1675,41 +1363,29 @@
                 <w:b/>
                 <w:bCs/>
               </w:rPr>
-              <w:t xml:space="preserve">3 - Avanzado</w:t>
-            </w:r>
-          </w:p>
-        </w:tc>
-        <w:tc>
-          <w:tcPr>
-            <w:tcBorders>
-              <w:top w:val="single" w:sz="4" w:space="0" w:color="000000"/>
-              <w:left w:val="single" w:sz="4" w:space="0" w:color="000000"/>
-              <w:bottom w:val="single" w:sz="4" w:space="0" w:color="000000"/>
-              <w:right w:val="single" w:sz="4" w:space="0" w:color="000000"/>
-            </w:tcBorders>
-            <w:tcBorders>
-              <w:top w:val="single" w:sz="4" w:space="0" w:color="000000"/>
-              <w:left w:val="single" w:sz="4" w:space="0" w:color="000000"/>
-              <w:bottom w:val="single" w:sz="4" w:space="0" w:color="000000"/>
-              <w:right w:val="single" w:sz="4" w:space="0" w:color="000000"/>
-            </w:tcBorders>
-          </w:tcPr>
-          <w:p>
-            <w:pPr>
-              <w:pStyle w:val="Compact"/>
-            </w:pPr>
-          </w:p>
-        </w:tc>
-      </w:tr>
-      <w:tr>
-        <w:tc>
-          <w:tcPr>
-            <w:tcBorders>
-              <w:top w:val="single" w:sz="4" w:space="0" w:color="000000"/>
-              <w:left w:val="single" w:sz="4" w:space="0" w:color="000000"/>
-              <w:bottom w:val="single" w:sz="4" w:space="0" w:color="000000"/>
-              <w:right w:val="single" w:sz="4" w:space="0" w:color="000000"/>
-            </w:tcBorders>
+              <w:t xml:space="preserve">4 - Destacado</w:t>
+            </w:r>
+          </w:p>
+        </w:tc>
+        <w:tc>
+          <w:tcPr>
+            <w:tcBorders>
+              <w:top w:val="single" w:sz="4" w:space="0" w:color="000000"/>
+              <w:left w:val="single" w:sz="4" w:space="0" w:color="000000"/>
+              <w:bottom w:val="single" w:sz="4" w:space="0" w:color="000000"/>
+              <w:right w:val="single" w:sz="4" w:space="0" w:color="000000"/>
+            </w:tcBorders>
+          </w:tcPr>
+          <w:p>
+            <w:pPr>
+              <w:pStyle w:val="Compact"/>
+            </w:pPr>
+          </w:p>
+        </w:tc>
+      </w:tr>
+      <w:tr>
+        <w:tc>
+          <w:tcPr>
             <w:tcBorders>
               <w:top w:val="single" w:sz="4" w:space="0" w:color="000000"/>
               <w:left w:val="single" w:sz="4" w:space="0" w:color="000000"/>
@@ -1726,41 +1402,29 @@
                 <w:b/>
                 <w:bCs/>
               </w:rPr>
-              <w:t xml:space="preserve">2 - En desarrollo</w:t>
-            </w:r>
-          </w:p>
-        </w:tc>
-        <w:tc>
-          <w:tcPr>
-            <w:tcBorders>
-              <w:top w:val="single" w:sz="4" w:space="0" w:color="000000"/>
-              <w:left w:val="single" w:sz="4" w:space="0" w:color="000000"/>
-              <w:bottom w:val="single" w:sz="4" w:space="0" w:color="000000"/>
-              <w:right w:val="single" w:sz="4" w:space="0" w:color="000000"/>
-            </w:tcBorders>
-            <w:tcBorders>
-              <w:top w:val="single" w:sz="4" w:space="0" w:color="000000"/>
-              <w:left w:val="single" w:sz="4" w:space="0" w:color="000000"/>
-              <w:bottom w:val="single" w:sz="4" w:space="0" w:color="000000"/>
-              <w:right w:val="single" w:sz="4" w:space="0" w:color="000000"/>
-            </w:tcBorders>
-          </w:tcPr>
-          <w:p>
-            <w:pPr>
-              <w:pStyle w:val="Compact"/>
-            </w:pPr>
-          </w:p>
-        </w:tc>
-      </w:tr>
-      <w:tr>
-        <w:tc>
-          <w:tcPr>
-            <w:tcBorders>
-              <w:top w:val="single" w:sz="4" w:space="0" w:color="000000"/>
-              <w:left w:val="single" w:sz="4" w:space="0" w:color="000000"/>
-              <w:bottom w:val="single" w:sz="4" w:space="0" w:color="000000"/>
-              <w:right w:val="single" w:sz="4" w:space="0" w:color="000000"/>
-            </w:tcBorders>
+              <w:t xml:space="preserve">3 - Sólido</w:t>
+            </w:r>
+          </w:p>
+        </w:tc>
+        <w:tc>
+          <w:tcPr>
+            <w:tcBorders>
+              <w:top w:val="single" w:sz="4" w:space="0" w:color="000000"/>
+              <w:left w:val="single" w:sz="4" w:space="0" w:color="000000"/>
+              <w:bottom w:val="single" w:sz="4" w:space="0" w:color="000000"/>
+              <w:right w:val="single" w:sz="4" w:space="0" w:color="000000"/>
+            </w:tcBorders>
+          </w:tcPr>
+          <w:p>
+            <w:pPr>
+              <w:pStyle w:val="Compact"/>
+            </w:pPr>
+          </w:p>
+        </w:tc>
+      </w:tr>
+      <w:tr>
+        <w:tc>
+          <w:tcPr>
             <w:tcBorders>
               <w:top w:val="single" w:sz="4" w:space="0" w:color="000000"/>
               <w:left w:val="single" w:sz="4" w:space="0" w:color="000000"/>
@@ -1777,41 +1441,29 @@
                 <w:b/>
                 <w:bCs/>
               </w:rPr>
-              <w:t xml:space="preserve">1 - Inicial</w:t>
-            </w:r>
-          </w:p>
-        </w:tc>
-        <w:tc>
-          <w:tcPr>
-            <w:tcBorders>
-              <w:top w:val="single" w:sz="4" w:space="0" w:color="000000"/>
-              <w:left w:val="single" w:sz="4" w:space="0" w:color="000000"/>
-              <w:bottom w:val="single" w:sz="4" w:space="0" w:color="000000"/>
-              <w:right w:val="single" w:sz="4" w:space="0" w:color="000000"/>
-            </w:tcBorders>
-            <w:tcBorders>
-              <w:top w:val="single" w:sz="4" w:space="0" w:color="000000"/>
-              <w:left w:val="single" w:sz="4" w:space="0" w:color="000000"/>
-              <w:bottom w:val="single" w:sz="4" w:space="0" w:color="000000"/>
-              <w:right w:val="single" w:sz="4" w:space="0" w:color="000000"/>
-            </w:tcBorders>
-          </w:tcPr>
-          <w:p>
-            <w:pPr>
-              <w:pStyle w:val="Compact"/>
-            </w:pPr>
-          </w:p>
-        </w:tc>
-      </w:tr>
-      <w:tr>
-        <w:tc>
-          <w:tcPr>
-            <w:tcBorders>
-              <w:top w:val="single" w:sz="4" w:space="0" w:color="000000"/>
-              <w:left w:val="single" w:sz="4" w:space="0" w:color="000000"/>
-              <w:bottom w:val="single" w:sz="4" w:space="0" w:color="000000"/>
-              <w:right w:val="single" w:sz="4" w:space="0" w:color="000000"/>
-            </w:tcBorders>
+              <w:t xml:space="preserve">2 - Básico</w:t>
+            </w:r>
+          </w:p>
+        </w:tc>
+        <w:tc>
+          <w:tcPr>
+            <w:tcBorders>
+              <w:top w:val="single" w:sz="4" w:space="0" w:color="000000"/>
+              <w:left w:val="single" w:sz="4" w:space="0" w:color="000000"/>
+              <w:bottom w:val="single" w:sz="4" w:space="0" w:color="000000"/>
+              <w:right w:val="single" w:sz="4" w:space="0" w:color="000000"/>
+            </w:tcBorders>
+          </w:tcPr>
+          <w:p>
+            <w:pPr>
+              <w:pStyle w:val="Compact"/>
+            </w:pPr>
+          </w:p>
+        </w:tc>
+      </w:tr>
+      <w:tr>
+        <w:tc>
+          <w:tcPr>
             <w:tcBorders>
               <w:top w:val="single" w:sz="4" w:space="0" w:color="000000"/>
               <w:left w:val="single" w:sz="4" w:space="0" w:color="000000"/>
@@ -1828,18 +1480,12 @@
                 <w:b/>
                 <w:bCs/>
               </w:rPr>
-              <w:t xml:space="preserve">0 - No presentado</w:t>
-            </w:r>
-          </w:p>
-        </w:tc>
-        <w:tc>
-          <w:tcPr>
-            <w:tcBorders>
-              <w:top w:val="single" w:sz="4" w:space="0" w:color="000000"/>
-              <w:left w:val="single" w:sz="4" w:space="0" w:color="000000"/>
-              <w:bottom w:val="single" w:sz="4" w:space="0" w:color="000000"/>
-              <w:right w:val="single" w:sz="4" w:space="0" w:color="000000"/>
-            </w:tcBorders>
+              <w:t xml:space="preserve">1 - Incipiente</w:t>
+            </w:r>
+          </w:p>
+        </w:tc>
+        <w:tc>
+          <w:tcPr>
             <w:tcBorders>
               <w:top w:val="single" w:sz="4" w:space="0" w:color="000000"/>
               <w:left w:val="single" w:sz="4" w:space="0" w:color="000000"/>
@@ -1887,12 +1533,6 @@
               <w:bottom w:val="single" w:sz="4" w:space="0" w:color="000000"/>
               <w:right w:val="single" w:sz="4" w:space="0" w:color="000000"/>
             </w:tcBorders>
-            <w:tcBorders>
-              <w:top w:val="single" w:sz="4" w:space="0" w:color="000000"/>
-              <w:left w:val="single" w:sz="4" w:space="0" w:color="000000"/>
-              <w:bottom w:val="single" w:sz="4" w:space="0" w:color="000000"/>
-              <w:right w:val="single" w:sz="4" w:space="0" w:color="000000"/>
-            </w:tcBorders>
           </w:tcPr>
           <w:p>
             <w:pPr>
@@ -1911,12 +1551,6 @@
               <w:bottom w:val="single" w:sz="4" w:space="0" w:color="000000"/>
               <w:right w:val="single" w:sz="4" w:space="0" w:color="000000"/>
             </w:tcBorders>
-            <w:tcBorders>
-              <w:top w:val="single" w:sz="4" w:space="0" w:color="000000"/>
-              <w:left w:val="single" w:sz="4" w:space="0" w:color="000000"/>
-              <w:bottom w:val="single" w:sz="4" w:space="0" w:color="000000"/>
-              <w:right w:val="single" w:sz="4" w:space="0" w:color="000000"/>
-            </w:tcBorders>
           </w:tcPr>
           <w:p>
             <w:pPr>
@@ -1931,12 +1565,6 @@
       <w:tr>
         <w:tc>
           <w:tcPr>
-            <w:tcBorders>
-              <w:top w:val="single" w:sz="4" w:space="0" w:color="000000"/>
-              <w:left w:val="single" w:sz="4" w:space="0" w:color="000000"/>
-              <w:bottom w:val="single" w:sz="4" w:space="0" w:color="000000"/>
-              <w:right w:val="single" w:sz="4" w:space="0" w:color="000000"/>
-            </w:tcBorders>
             <w:tcBorders>
               <w:top w:val="single" w:sz="4" w:space="0" w:color="000000"/>
               <w:left w:val="single" w:sz="4" w:space="0" w:color="000000"/>
@@ -1953,41 +1581,29 @@
                 <w:b/>
                 <w:bCs/>
               </w:rPr>
-              <w:t xml:space="preserve">3 - Avanzado</w:t>
-            </w:r>
-          </w:p>
-        </w:tc>
-        <w:tc>
-          <w:tcPr>
-            <w:tcBorders>
-              <w:top w:val="single" w:sz="4" w:space="0" w:color="000000"/>
-              <w:left w:val="single" w:sz="4" w:space="0" w:color="000000"/>
-              <w:bottom w:val="single" w:sz="4" w:space="0" w:color="000000"/>
-              <w:right w:val="single" w:sz="4" w:space="0" w:color="000000"/>
-            </w:tcBorders>
-            <w:tcBorders>
-              <w:top w:val="single" w:sz="4" w:space="0" w:color="000000"/>
-              <w:left w:val="single" w:sz="4" w:space="0" w:color="000000"/>
-              <w:bottom w:val="single" w:sz="4" w:space="0" w:color="000000"/>
-              <w:right w:val="single" w:sz="4" w:space="0" w:color="000000"/>
-            </w:tcBorders>
-          </w:tcPr>
-          <w:p>
-            <w:pPr>
-              <w:pStyle w:val="Compact"/>
-            </w:pPr>
-          </w:p>
-        </w:tc>
-      </w:tr>
-      <w:tr>
-        <w:tc>
-          <w:tcPr>
-            <w:tcBorders>
-              <w:top w:val="single" w:sz="4" w:space="0" w:color="000000"/>
-              <w:left w:val="single" w:sz="4" w:space="0" w:color="000000"/>
-              <w:bottom w:val="single" w:sz="4" w:space="0" w:color="000000"/>
-              <w:right w:val="single" w:sz="4" w:space="0" w:color="000000"/>
-            </w:tcBorders>
+              <w:t xml:space="preserve">4 - Destacado</w:t>
+            </w:r>
+          </w:p>
+        </w:tc>
+        <w:tc>
+          <w:tcPr>
+            <w:tcBorders>
+              <w:top w:val="single" w:sz="4" w:space="0" w:color="000000"/>
+              <w:left w:val="single" w:sz="4" w:space="0" w:color="000000"/>
+              <w:bottom w:val="single" w:sz="4" w:space="0" w:color="000000"/>
+              <w:right w:val="single" w:sz="4" w:space="0" w:color="000000"/>
+            </w:tcBorders>
+          </w:tcPr>
+          <w:p>
+            <w:pPr>
+              <w:pStyle w:val="Compact"/>
+            </w:pPr>
+          </w:p>
+        </w:tc>
+      </w:tr>
+      <w:tr>
+        <w:tc>
+          <w:tcPr>
             <w:tcBorders>
               <w:top w:val="single" w:sz="4" w:space="0" w:color="000000"/>
               <w:left w:val="single" w:sz="4" w:space="0" w:color="000000"/>
@@ -2004,41 +1620,29 @@
                 <w:b/>
                 <w:bCs/>
               </w:rPr>
-              <w:t xml:space="preserve">2 - En desarrollo</w:t>
-            </w:r>
-          </w:p>
-        </w:tc>
-        <w:tc>
-          <w:tcPr>
-            <w:tcBorders>
-              <w:top w:val="single" w:sz="4" w:space="0" w:color="000000"/>
-              <w:left w:val="single" w:sz="4" w:space="0" w:color="000000"/>
-              <w:bottom w:val="single" w:sz="4" w:space="0" w:color="000000"/>
-              <w:right w:val="single" w:sz="4" w:space="0" w:color="000000"/>
-            </w:tcBorders>
-            <w:tcBorders>
-              <w:top w:val="single" w:sz="4" w:space="0" w:color="000000"/>
-              <w:left w:val="single" w:sz="4" w:space="0" w:color="000000"/>
-              <w:bottom w:val="single" w:sz="4" w:space="0" w:color="000000"/>
-              <w:right w:val="single" w:sz="4" w:space="0" w:color="000000"/>
-            </w:tcBorders>
-          </w:tcPr>
-          <w:p>
-            <w:pPr>
-              <w:pStyle w:val="Compact"/>
-            </w:pPr>
-          </w:p>
-        </w:tc>
-      </w:tr>
-      <w:tr>
-        <w:tc>
-          <w:tcPr>
-            <w:tcBorders>
-              <w:top w:val="single" w:sz="4" w:space="0" w:color="000000"/>
-              <w:left w:val="single" w:sz="4" w:space="0" w:color="000000"/>
-              <w:bottom w:val="single" w:sz="4" w:space="0" w:color="000000"/>
-              <w:right w:val="single" w:sz="4" w:space="0" w:color="000000"/>
-            </w:tcBorders>
+              <w:t xml:space="preserve">3 - Sólido</w:t>
+            </w:r>
+          </w:p>
+        </w:tc>
+        <w:tc>
+          <w:tcPr>
+            <w:tcBorders>
+              <w:top w:val="single" w:sz="4" w:space="0" w:color="000000"/>
+              <w:left w:val="single" w:sz="4" w:space="0" w:color="000000"/>
+              <w:bottom w:val="single" w:sz="4" w:space="0" w:color="000000"/>
+              <w:right w:val="single" w:sz="4" w:space="0" w:color="000000"/>
+            </w:tcBorders>
+          </w:tcPr>
+          <w:p>
+            <w:pPr>
+              <w:pStyle w:val="Compact"/>
+            </w:pPr>
+          </w:p>
+        </w:tc>
+      </w:tr>
+      <w:tr>
+        <w:tc>
+          <w:tcPr>
             <w:tcBorders>
               <w:top w:val="single" w:sz="4" w:space="0" w:color="000000"/>
               <w:left w:val="single" w:sz="4" w:space="0" w:color="000000"/>
@@ -2055,41 +1659,29 @@
                 <w:b/>
                 <w:bCs/>
               </w:rPr>
-              <w:t xml:space="preserve">1 - Inicial</w:t>
-            </w:r>
-          </w:p>
-        </w:tc>
-        <w:tc>
-          <w:tcPr>
-            <w:tcBorders>
-              <w:top w:val="single" w:sz="4" w:space="0" w:color="000000"/>
-              <w:left w:val="single" w:sz="4" w:space="0" w:color="000000"/>
-              <w:bottom w:val="single" w:sz="4" w:space="0" w:color="000000"/>
-              <w:right w:val="single" w:sz="4" w:space="0" w:color="000000"/>
-            </w:tcBorders>
-            <w:tcBorders>
-              <w:top w:val="single" w:sz="4" w:space="0" w:color="000000"/>
-              <w:left w:val="single" w:sz="4" w:space="0" w:color="000000"/>
-              <w:bottom w:val="single" w:sz="4" w:space="0" w:color="000000"/>
-              <w:right w:val="single" w:sz="4" w:space="0" w:color="000000"/>
-            </w:tcBorders>
-          </w:tcPr>
-          <w:p>
-            <w:pPr>
-              <w:pStyle w:val="Compact"/>
-            </w:pPr>
-          </w:p>
-        </w:tc>
-      </w:tr>
-      <w:tr>
-        <w:tc>
-          <w:tcPr>
-            <w:tcBorders>
-              <w:top w:val="single" w:sz="4" w:space="0" w:color="000000"/>
-              <w:left w:val="single" w:sz="4" w:space="0" w:color="000000"/>
-              <w:bottom w:val="single" w:sz="4" w:space="0" w:color="000000"/>
-              <w:right w:val="single" w:sz="4" w:space="0" w:color="000000"/>
-            </w:tcBorders>
+              <w:t xml:space="preserve">2 - Básico</w:t>
+            </w:r>
+          </w:p>
+        </w:tc>
+        <w:tc>
+          <w:tcPr>
+            <w:tcBorders>
+              <w:top w:val="single" w:sz="4" w:space="0" w:color="000000"/>
+              <w:left w:val="single" w:sz="4" w:space="0" w:color="000000"/>
+              <w:bottom w:val="single" w:sz="4" w:space="0" w:color="000000"/>
+              <w:right w:val="single" w:sz="4" w:space="0" w:color="000000"/>
+            </w:tcBorders>
+          </w:tcPr>
+          <w:p>
+            <w:pPr>
+              <w:pStyle w:val="Compact"/>
+            </w:pPr>
+          </w:p>
+        </w:tc>
+      </w:tr>
+      <w:tr>
+        <w:tc>
+          <w:tcPr>
             <w:tcBorders>
               <w:top w:val="single" w:sz="4" w:space="0" w:color="000000"/>
               <w:left w:val="single" w:sz="4" w:space="0" w:color="000000"/>
@@ -2106,18 +1698,12 @@
                 <w:b/>
                 <w:bCs/>
               </w:rPr>
-              <w:t xml:space="preserve">0 - No presentado</w:t>
-            </w:r>
-          </w:p>
-        </w:tc>
-        <w:tc>
-          <w:tcPr>
-            <w:tcBorders>
-              <w:top w:val="single" w:sz="4" w:space="0" w:color="000000"/>
-              <w:left w:val="single" w:sz="4" w:space="0" w:color="000000"/>
-              <w:bottom w:val="single" w:sz="4" w:space="0" w:color="000000"/>
-              <w:right w:val="single" w:sz="4" w:space="0" w:color="000000"/>
-            </w:tcBorders>
+              <w:t xml:space="preserve">1 - Incipiente</w:t>
+            </w:r>
+          </w:p>
+        </w:tc>
+        <w:tc>
+          <w:tcPr>
             <w:tcBorders>
               <w:top w:val="single" w:sz="4" w:space="0" w:color="000000"/>
               <w:left w:val="single" w:sz="4" w:space="0" w:color="000000"/>
@@ -2167,12 +1753,6 @@
               <w:bottom w:val="single" w:sz="4" w:space="0" w:color="000000"/>
               <w:right w:val="single" w:sz="4" w:space="0" w:color="000000"/>
             </w:tcBorders>
-            <w:tcBorders>
-              <w:top w:val="single" w:sz="4" w:space="0" w:color="000000"/>
-              <w:left w:val="single" w:sz="4" w:space="0" w:color="000000"/>
-              <w:bottom w:val="single" w:sz="4" w:space="0" w:color="000000"/>
-              <w:right w:val="single" w:sz="4" w:space="0" w:color="000000"/>
-            </w:tcBorders>
           </w:tcPr>
           <w:p>
             <w:pPr>
@@ -2191,12 +1771,6 @@
               <w:bottom w:val="single" w:sz="4" w:space="0" w:color="000000"/>
               <w:right w:val="single" w:sz="4" w:space="0" w:color="000000"/>
             </w:tcBorders>
-            <w:tcBorders>
-              <w:top w:val="single" w:sz="4" w:space="0" w:color="000000"/>
-              <w:left w:val="single" w:sz="4" w:space="0" w:color="000000"/>
-              <w:bottom w:val="single" w:sz="4" w:space="0" w:color="000000"/>
-              <w:right w:val="single" w:sz="4" w:space="0" w:color="000000"/>
-            </w:tcBorders>
           </w:tcPr>
           <w:p>
             <w:pPr>
@@ -2217,12 +1791,6 @@
               <w:bottom w:val="single" w:sz="4" w:space="0" w:color="000000"/>
               <w:right w:val="single" w:sz="4" w:space="0" w:color="000000"/>
             </w:tcBorders>
-            <w:tcBorders>
-              <w:top w:val="single" w:sz="4" w:space="0" w:color="000000"/>
-              <w:left w:val="single" w:sz="4" w:space="0" w:color="000000"/>
-              <w:bottom w:val="single" w:sz="4" w:space="0" w:color="000000"/>
-              <w:right w:val="single" w:sz="4" w:space="0" w:color="000000"/>
-            </w:tcBorders>
           </w:tcPr>
           <w:p>
             <w:pPr>
@@ -2241,29 +1809,17 @@
               <w:bottom w:val="single" w:sz="4" w:space="0" w:color="000000"/>
               <w:right w:val="single" w:sz="4" w:space="0" w:color="000000"/>
             </w:tcBorders>
-            <w:tcBorders>
-              <w:top w:val="single" w:sz="4" w:space="0" w:color="000000"/>
-              <w:left w:val="single" w:sz="4" w:space="0" w:color="000000"/>
-              <w:bottom w:val="single" w:sz="4" w:space="0" w:color="000000"/>
-              <w:right w:val="single" w:sz="4" w:space="0" w:color="000000"/>
-            </w:tcBorders>
-          </w:tcPr>
-          <w:p>
-            <w:pPr>
-              <w:pStyle w:val="Compact"/>
-            </w:pPr>
-          </w:p>
-        </w:tc>
-      </w:tr>
-      <w:tr>
-        <w:tc>
-          <w:tcPr>
-            <w:tcBorders>
-              <w:top w:val="single" w:sz="4" w:space="0" w:color="000000"/>
-              <w:left w:val="single" w:sz="4" w:space="0" w:color="000000"/>
-              <w:bottom w:val="single" w:sz="4" w:space="0" w:color="000000"/>
-              <w:right w:val="single" w:sz="4" w:space="0" w:color="000000"/>
-            </w:tcBorders>
+          </w:tcPr>
+          <w:p>
+            <w:pPr>
+              <w:pStyle w:val="Compact"/>
+            </w:pPr>
+          </w:p>
+        </w:tc>
+      </w:tr>
+      <w:tr>
+        <w:tc>
+          <w:tcPr>
             <w:tcBorders>
               <w:top w:val="single" w:sz="4" w:space="0" w:color="000000"/>
               <w:left w:val="single" w:sz="4" w:space="0" w:color="000000"/>
@@ -2288,29 +1844,17 @@
               <w:bottom w:val="single" w:sz="4" w:space="0" w:color="000000"/>
               <w:right w:val="single" w:sz="4" w:space="0" w:color="000000"/>
             </w:tcBorders>
-            <w:tcBorders>
-              <w:top w:val="single" w:sz="4" w:space="0" w:color="000000"/>
-              <w:left w:val="single" w:sz="4" w:space="0" w:color="000000"/>
-              <w:bottom w:val="single" w:sz="4" w:space="0" w:color="000000"/>
-              <w:right w:val="single" w:sz="4" w:space="0" w:color="000000"/>
-            </w:tcBorders>
-          </w:tcPr>
-          <w:p>
-            <w:pPr>
-              <w:pStyle w:val="Compact"/>
-            </w:pPr>
-          </w:p>
-        </w:tc>
-      </w:tr>
-      <w:tr>
-        <w:tc>
-          <w:tcPr>
-            <w:tcBorders>
-              <w:top w:val="single" w:sz="4" w:space="0" w:color="000000"/>
-              <w:left w:val="single" w:sz="4" w:space="0" w:color="000000"/>
-              <w:bottom w:val="single" w:sz="4" w:space="0" w:color="000000"/>
-              <w:right w:val="single" w:sz="4" w:space="0" w:color="000000"/>
-            </w:tcBorders>
+          </w:tcPr>
+          <w:p>
+            <w:pPr>
+              <w:pStyle w:val="Compact"/>
+            </w:pPr>
+          </w:p>
+        </w:tc>
+      </w:tr>
+      <w:tr>
+        <w:tc>
+          <w:tcPr>
             <w:tcBorders>
               <w:top w:val="single" w:sz="4" w:space="0" w:color="000000"/>
               <w:left w:val="single" w:sz="4" w:space="0" w:color="000000"/>
@@ -2335,29 +1879,17 @@
               <w:bottom w:val="single" w:sz="4" w:space="0" w:color="000000"/>
               <w:right w:val="single" w:sz="4" w:space="0" w:color="000000"/>
             </w:tcBorders>
-            <w:tcBorders>
-              <w:top w:val="single" w:sz="4" w:space="0" w:color="000000"/>
-              <w:left w:val="single" w:sz="4" w:space="0" w:color="000000"/>
-              <w:bottom w:val="single" w:sz="4" w:space="0" w:color="000000"/>
-              <w:right w:val="single" w:sz="4" w:space="0" w:color="000000"/>
-            </w:tcBorders>
-          </w:tcPr>
-          <w:p>
-            <w:pPr>
-              <w:pStyle w:val="Compact"/>
-            </w:pPr>
-          </w:p>
-        </w:tc>
-      </w:tr>
-      <w:tr>
-        <w:tc>
-          <w:tcPr>
-            <w:tcBorders>
-              <w:top w:val="single" w:sz="4" w:space="0" w:color="000000"/>
-              <w:left w:val="single" w:sz="4" w:space="0" w:color="000000"/>
-              <w:bottom w:val="single" w:sz="4" w:space="0" w:color="000000"/>
-              <w:right w:val="single" w:sz="4" w:space="0" w:color="000000"/>
-            </w:tcBorders>
+          </w:tcPr>
+          <w:p>
+            <w:pPr>
+              <w:pStyle w:val="Compact"/>
+            </w:pPr>
+          </w:p>
+        </w:tc>
+      </w:tr>
+      <w:tr>
+        <w:tc>
+          <w:tcPr>
             <w:tcBorders>
               <w:top w:val="single" w:sz="4" w:space="0" w:color="000000"/>
               <w:left w:val="single" w:sz="4" w:space="0" w:color="000000"/>
@@ -2382,29 +1914,17 @@
               <w:bottom w:val="single" w:sz="4" w:space="0" w:color="000000"/>
               <w:right w:val="single" w:sz="4" w:space="0" w:color="000000"/>
             </w:tcBorders>
-            <w:tcBorders>
-              <w:top w:val="single" w:sz="4" w:space="0" w:color="000000"/>
-              <w:left w:val="single" w:sz="4" w:space="0" w:color="000000"/>
-              <w:bottom w:val="single" w:sz="4" w:space="0" w:color="000000"/>
-              <w:right w:val="single" w:sz="4" w:space="0" w:color="000000"/>
-            </w:tcBorders>
-          </w:tcPr>
-          <w:p>
-            <w:pPr>
-              <w:pStyle w:val="Compact"/>
-            </w:pPr>
-          </w:p>
-        </w:tc>
-      </w:tr>
-      <w:tr>
-        <w:tc>
-          <w:tcPr>
-            <w:tcBorders>
-              <w:top w:val="single" w:sz="4" w:space="0" w:color="000000"/>
-              <w:left w:val="single" w:sz="4" w:space="0" w:color="000000"/>
-              <w:bottom w:val="single" w:sz="4" w:space="0" w:color="000000"/>
-              <w:right w:val="single" w:sz="4" w:space="0" w:color="000000"/>
-            </w:tcBorders>
+          </w:tcPr>
+          <w:p>
+            <w:pPr>
+              <w:pStyle w:val="Compact"/>
+            </w:pPr>
+          </w:p>
+        </w:tc>
+      </w:tr>
+      <w:tr>
+        <w:tc>
+          <w:tcPr>
             <w:tcBorders>
               <w:top w:val="single" w:sz="4" w:space="0" w:color="000000"/>
               <w:left w:val="single" w:sz="4" w:space="0" w:color="000000"/>
@@ -2427,12 +1947,6 @@
         </w:tc>
         <w:tc>
           <w:tcPr>
-            <w:tcBorders>
-              <w:top w:val="single" w:sz="4" w:space="0" w:color="000000"/>
-              <w:left w:val="single" w:sz="4" w:space="0" w:color="000000"/>
-              <w:bottom w:val="single" w:sz="4" w:space="0" w:color="000000"/>
-              <w:right w:val="single" w:sz="4" w:space="0" w:color="000000"/>
-            </w:tcBorders>
             <w:tcBorders>
               <w:top w:val="single" w:sz="4" w:space="0" w:color="000000"/>
               <w:left w:val="single" w:sz="4" w:space="0" w:color="000000"/>
@@ -2521,12 +2035,6 @@
               <w:bottom w:val="single" w:sz="4" w:space="0" w:color="000000"/>
               <w:right w:val="single" w:sz="4" w:space="0" w:color="000000"/>
             </w:tcBorders>
-            <w:tcBorders>
-              <w:top w:val="single" w:sz="4" w:space="0" w:color="000000"/>
-              <w:left w:val="single" w:sz="4" w:space="0" w:color="000000"/>
-              <w:bottom w:val="single" w:sz="4" w:space="0" w:color="000000"/>
-              <w:right w:val="single" w:sz="4" w:space="0" w:color="000000"/>
-            </w:tcBorders>
           </w:tcPr>
           <w:p>
             <w:pPr>
@@ -2545,12 +2053,6 @@
               <w:bottom w:val="single" w:sz="4" w:space="0" w:color="000000"/>
               <w:right w:val="single" w:sz="4" w:space="0" w:color="000000"/>
             </w:tcBorders>
-            <w:tcBorders>
-              <w:top w:val="single" w:sz="4" w:space="0" w:color="000000"/>
-              <w:left w:val="single" w:sz="4" w:space="0" w:color="000000"/>
-              <w:bottom w:val="single" w:sz="4" w:space="0" w:color="000000"/>
-              <w:right w:val="single" w:sz="4" w:space="0" w:color="000000"/>
-            </w:tcBorders>
           </w:tcPr>
           <w:p>
             <w:pPr>
@@ -2569,12 +2071,6 @@
               <w:bottom w:val="single" w:sz="4" w:space="0" w:color="000000"/>
               <w:right w:val="single" w:sz="4" w:space="0" w:color="000000"/>
             </w:tcBorders>
-            <w:tcBorders>
-              <w:top w:val="single" w:sz="4" w:space="0" w:color="000000"/>
-              <w:left w:val="single" w:sz="4" w:space="0" w:color="000000"/>
-              <w:bottom w:val="single" w:sz="4" w:space="0" w:color="000000"/>
-              <w:right w:val="single" w:sz="4" w:space="0" w:color="000000"/>
-            </w:tcBorders>
           </w:tcPr>
           <w:p>
             <w:pPr>
@@ -2593,12 +2089,6 @@
               <w:bottom w:val="single" w:sz="4" w:space="0" w:color="000000"/>
               <w:right w:val="single" w:sz="4" w:space="0" w:color="000000"/>
             </w:tcBorders>
-            <w:tcBorders>
-              <w:top w:val="single" w:sz="4" w:space="0" w:color="000000"/>
-              <w:left w:val="single" w:sz="4" w:space="0" w:color="000000"/>
-              <w:bottom w:val="single" w:sz="4" w:space="0" w:color="000000"/>
-              <w:right w:val="single" w:sz="4" w:space="0" w:color="000000"/>
-            </w:tcBorders>
           </w:tcPr>
           <w:p>
             <w:pPr>
@@ -2619,241 +2109,169 @@
               <w:bottom w:val="single" w:sz="4" w:space="0" w:color="000000"/>
               <w:right w:val="single" w:sz="4" w:space="0" w:color="000000"/>
             </w:tcBorders>
-            <w:tcBorders>
-              <w:top w:val="single" w:sz="4" w:space="0" w:color="000000"/>
-              <w:left w:val="single" w:sz="4" w:space="0" w:color="000000"/>
-              <w:bottom w:val="single" w:sz="4" w:space="0" w:color="000000"/>
-              <w:right w:val="single" w:sz="4" w:space="0" w:color="000000"/>
-            </w:tcBorders>
-          </w:tcPr>
-          <w:p>
-            <w:pPr>
-              <w:pStyle w:val="Compact"/>
-            </w:pPr>
-          </w:p>
-        </w:tc>
-        <w:tc>
-          <w:tcPr>
-            <w:tcBorders>
-              <w:top w:val="single" w:sz="4" w:space="0" w:color="000000"/>
-              <w:left w:val="single" w:sz="4" w:space="0" w:color="000000"/>
-              <w:bottom w:val="single" w:sz="4" w:space="0" w:color="000000"/>
-              <w:right w:val="single" w:sz="4" w:space="0" w:color="000000"/>
-            </w:tcBorders>
-            <w:tcBorders>
-              <w:top w:val="single" w:sz="4" w:space="0" w:color="000000"/>
-              <w:left w:val="single" w:sz="4" w:space="0" w:color="000000"/>
-              <w:bottom w:val="single" w:sz="4" w:space="0" w:color="000000"/>
-              <w:right w:val="single" w:sz="4" w:space="0" w:color="000000"/>
-            </w:tcBorders>
-          </w:tcPr>
-          <w:p>
-            <w:pPr>
-              <w:pStyle w:val="Compact"/>
-            </w:pPr>
-          </w:p>
-        </w:tc>
-        <w:tc>
-          <w:tcPr>
-            <w:tcBorders>
-              <w:top w:val="single" w:sz="4" w:space="0" w:color="000000"/>
-              <w:left w:val="single" w:sz="4" w:space="0" w:color="000000"/>
-              <w:bottom w:val="single" w:sz="4" w:space="0" w:color="000000"/>
-              <w:right w:val="single" w:sz="4" w:space="0" w:color="000000"/>
-            </w:tcBorders>
-            <w:tcBorders>
-              <w:top w:val="single" w:sz="4" w:space="0" w:color="000000"/>
-              <w:left w:val="single" w:sz="4" w:space="0" w:color="000000"/>
-              <w:bottom w:val="single" w:sz="4" w:space="0" w:color="000000"/>
-              <w:right w:val="single" w:sz="4" w:space="0" w:color="000000"/>
-            </w:tcBorders>
-          </w:tcPr>
-          <w:p>
-            <w:pPr>
-              <w:pStyle w:val="Compact"/>
-            </w:pPr>
-          </w:p>
-        </w:tc>
-        <w:tc>
-          <w:tcPr>
-            <w:tcBorders>
-              <w:top w:val="single" w:sz="4" w:space="0" w:color="000000"/>
-              <w:left w:val="single" w:sz="4" w:space="0" w:color="000000"/>
-              <w:bottom w:val="single" w:sz="4" w:space="0" w:color="000000"/>
-              <w:right w:val="single" w:sz="4" w:space="0" w:color="000000"/>
-            </w:tcBorders>
-            <w:tcBorders>
-              <w:top w:val="single" w:sz="4" w:space="0" w:color="000000"/>
-              <w:left w:val="single" w:sz="4" w:space="0" w:color="000000"/>
-              <w:bottom w:val="single" w:sz="4" w:space="0" w:color="000000"/>
-              <w:right w:val="single" w:sz="4" w:space="0" w:color="000000"/>
-            </w:tcBorders>
-          </w:tcPr>
-          <w:p>
-            <w:pPr>
-              <w:pStyle w:val="Compact"/>
-            </w:pPr>
-          </w:p>
-        </w:tc>
-      </w:tr>
-      <w:tr>
-        <w:tc>
-          <w:tcPr>
-            <w:tcBorders>
-              <w:top w:val="single" w:sz="4" w:space="0" w:color="000000"/>
-              <w:left w:val="single" w:sz="4" w:space="0" w:color="000000"/>
-              <w:bottom w:val="single" w:sz="4" w:space="0" w:color="000000"/>
-              <w:right w:val="single" w:sz="4" w:space="0" w:color="000000"/>
-            </w:tcBorders>
-            <w:tcBorders>
-              <w:top w:val="single" w:sz="4" w:space="0" w:color="000000"/>
-              <w:left w:val="single" w:sz="4" w:space="0" w:color="000000"/>
-              <w:bottom w:val="single" w:sz="4" w:space="0" w:color="000000"/>
-              <w:right w:val="single" w:sz="4" w:space="0" w:color="000000"/>
-            </w:tcBorders>
-          </w:tcPr>
-          <w:p>
-            <w:pPr>
-              <w:pStyle w:val="Compact"/>
-            </w:pPr>
-          </w:p>
-        </w:tc>
-        <w:tc>
-          <w:tcPr>
-            <w:tcBorders>
-              <w:top w:val="single" w:sz="4" w:space="0" w:color="000000"/>
-              <w:left w:val="single" w:sz="4" w:space="0" w:color="000000"/>
-              <w:bottom w:val="single" w:sz="4" w:space="0" w:color="000000"/>
-              <w:right w:val="single" w:sz="4" w:space="0" w:color="000000"/>
-            </w:tcBorders>
-            <w:tcBorders>
-              <w:top w:val="single" w:sz="4" w:space="0" w:color="000000"/>
-              <w:left w:val="single" w:sz="4" w:space="0" w:color="000000"/>
-              <w:bottom w:val="single" w:sz="4" w:space="0" w:color="000000"/>
-              <w:right w:val="single" w:sz="4" w:space="0" w:color="000000"/>
-            </w:tcBorders>
-          </w:tcPr>
-          <w:p>
-            <w:pPr>
-              <w:pStyle w:val="Compact"/>
-            </w:pPr>
-          </w:p>
-        </w:tc>
-        <w:tc>
-          <w:tcPr>
-            <w:tcBorders>
-              <w:top w:val="single" w:sz="4" w:space="0" w:color="000000"/>
-              <w:left w:val="single" w:sz="4" w:space="0" w:color="000000"/>
-              <w:bottom w:val="single" w:sz="4" w:space="0" w:color="000000"/>
-              <w:right w:val="single" w:sz="4" w:space="0" w:color="000000"/>
-            </w:tcBorders>
-            <w:tcBorders>
-              <w:top w:val="single" w:sz="4" w:space="0" w:color="000000"/>
-              <w:left w:val="single" w:sz="4" w:space="0" w:color="000000"/>
-              <w:bottom w:val="single" w:sz="4" w:space="0" w:color="000000"/>
-              <w:right w:val="single" w:sz="4" w:space="0" w:color="000000"/>
-            </w:tcBorders>
-          </w:tcPr>
-          <w:p>
-            <w:pPr>
-              <w:pStyle w:val="Compact"/>
-            </w:pPr>
-          </w:p>
-        </w:tc>
-        <w:tc>
-          <w:tcPr>
-            <w:tcBorders>
-              <w:top w:val="single" w:sz="4" w:space="0" w:color="000000"/>
-              <w:left w:val="single" w:sz="4" w:space="0" w:color="000000"/>
-              <w:bottom w:val="single" w:sz="4" w:space="0" w:color="000000"/>
-              <w:right w:val="single" w:sz="4" w:space="0" w:color="000000"/>
-            </w:tcBorders>
-            <w:tcBorders>
-              <w:top w:val="single" w:sz="4" w:space="0" w:color="000000"/>
-              <w:left w:val="single" w:sz="4" w:space="0" w:color="000000"/>
-              <w:bottom w:val="single" w:sz="4" w:space="0" w:color="000000"/>
-              <w:right w:val="single" w:sz="4" w:space="0" w:color="000000"/>
-            </w:tcBorders>
-          </w:tcPr>
-          <w:p>
-            <w:pPr>
-              <w:pStyle w:val="Compact"/>
-            </w:pPr>
-          </w:p>
-        </w:tc>
-      </w:tr>
-      <w:tr>
-        <w:tc>
-          <w:tcPr>
-            <w:tcBorders>
-              <w:top w:val="single" w:sz="4" w:space="0" w:color="000000"/>
-              <w:left w:val="single" w:sz="4" w:space="0" w:color="000000"/>
-              <w:bottom w:val="single" w:sz="4" w:space="0" w:color="000000"/>
-              <w:right w:val="single" w:sz="4" w:space="0" w:color="000000"/>
-            </w:tcBorders>
-            <w:tcBorders>
-              <w:top w:val="single" w:sz="4" w:space="0" w:color="000000"/>
-              <w:left w:val="single" w:sz="4" w:space="0" w:color="000000"/>
-              <w:bottom w:val="single" w:sz="4" w:space="0" w:color="000000"/>
-              <w:right w:val="single" w:sz="4" w:space="0" w:color="000000"/>
-            </w:tcBorders>
-          </w:tcPr>
-          <w:p>
-            <w:pPr>
-              <w:pStyle w:val="Compact"/>
-            </w:pPr>
-          </w:p>
-        </w:tc>
-        <w:tc>
-          <w:tcPr>
-            <w:tcBorders>
-              <w:top w:val="single" w:sz="4" w:space="0" w:color="000000"/>
-              <w:left w:val="single" w:sz="4" w:space="0" w:color="000000"/>
-              <w:bottom w:val="single" w:sz="4" w:space="0" w:color="000000"/>
-              <w:right w:val="single" w:sz="4" w:space="0" w:color="000000"/>
-            </w:tcBorders>
-            <w:tcBorders>
-              <w:top w:val="single" w:sz="4" w:space="0" w:color="000000"/>
-              <w:left w:val="single" w:sz="4" w:space="0" w:color="000000"/>
-              <w:bottom w:val="single" w:sz="4" w:space="0" w:color="000000"/>
-              <w:right w:val="single" w:sz="4" w:space="0" w:color="000000"/>
-            </w:tcBorders>
-          </w:tcPr>
-          <w:p>
-            <w:pPr>
-              <w:pStyle w:val="Compact"/>
-            </w:pPr>
-          </w:p>
-        </w:tc>
-        <w:tc>
-          <w:tcPr>
-            <w:tcBorders>
-              <w:top w:val="single" w:sz="4" w:space="0" w:color="000000"/>
-              <w:left w:val="single" w:sz="4" w:space="0" w:color="000000"/>
-              <w:bottom w:val="single" w:sz="4" w:space="0" w:color="000000"/>
-              <w:right w:val="single" w:sz="4" w:space="0" w:color="000000"/>
-            </w:tcBorders>
-            <w:tcBorders>
-              <w:top w:val="single" w:sz="4" w:space="0" w:color="000000"/>
-              <w:left w:val="single" w:sz="4" w:space="0" w:color="000000"/>
-              <w:bottom w:val="single" w:sz="4" w:space="0" w:color="000000"/>
-              <w:right w:val="single" w:sz="4" w:space="0" w:color="000000"/>
-            </w:tcBorders>
-          </w:tcPr>
-          <w:p>
-            <w:pPr>
-              <w:pStyle w:val="Compact"/>
-            </w:pPr>
-          </w:p>
-        </w:tc>
-        <w:tc>
-          <w:tcPr>
-            <w:tcBorders>
-              <w:top w:val="single" w:sz="4" w:space="0" w:color="000000"/>
-              <w:left w:val="single" w:sz="4" w:space="0" w:color="000000"/>
-              <w:bottom w:val="single" w:sz="4" w:space="0" w:color="000000"/>
-              <w:right w:val="single" w:sz="4" w:space="0" w:color="000000"/>
-            </w:tcBorders>
+          </w:tcPr>
+          <w:p>
+            <w:pPr>
+              <w:pStyle w:val="Compact"/>
+            </w:pPr>
+          </w:p>
+        </w:tc>
+        <w:tc>
+          <w:tcPr>
+            <w:tcBorders>
+              <w:top w:val="single" w:sz="4" w:space="0" w:color="000000"/>
+              <w:left w:val="single" w:sz="4" w:space="0" w:color="000000"/>
+              <w:bottom w:val="single" w:sz="4" w:space="0" w:color="000000"/>
+              <w:right w:val="single" w:sz="4" w:space="0" w:color="000000"/>
+            </w:tcBorders>
+          </w:tcPr>
+          <w:p>
+            <w:pPr>
+              <w:pStyle w:val="Compact"/>
+            </w:pPr>
+          </w:p>
+        </w:tc>
+        <w:tc>
+          <w:tcPr>
+            <w:tcBorders>
+              <w:top w:val="single" w:sz="4" w:space="0" w:color="000000"/>
+              <w:left w:val="single" w:sz="4" w:space="0" w:color="000000"/>
+              <w:bottom w:val="single" w:sz="4" w:space="0" w:color="000000"/>
+              <w:right w:val="single" w:sz="4" w:space="0" w:color="000000"/>
+            </w:tcBorders>
+          </w:tcPr>
+          <w:p>
+            <w:pPr>
+              <w:pStyle w:val="Compact"/>
+            </w:pPr>
+          </w:p>
+        </w:tc>
+        <w:tc>
+          <w:tcPr>
+            <w:tcBorders>
+              <w:top w:val="single" w:sz="4" w:space="0" w:color="000000"/>
+              <w:left w:val="single" w:sz="4" w:space="0" w:color="000000"/>
+              <w:bottom w:val="single" w:sz="4" w:space="0" w:color="000000"/>
+              <w:right w:val="single" w:sz="4" w:space="0" w:color="000000"/>
+            </w:tcBorders>
+          </w:tcPr>
+          <w:p>
+            <w:pPr>
+              <w:pStyle w:val="Compact"/>
+            </w:pPr>
+          </w:p>
+        </w:tc>
+      </w:tr>
+      <w:tr>
+        <w:tc>
+          <w:tcPr>
+            <w:tcBorders>
+              <w:top w:val="single" w:sz="4" w:space="0" w:color="000000"/>
+              <w:left w:val="single" w:sz="4" w:space="0" w:color="000000"/>
+              <w:bottom w:val="single" w:sz="4" w:space="0" w:color="000000"/>
+              <w:right w:val="single" w:sz="4" w:space="0" w:color="000000"/>
+            </w:tcBorders>
+          </w:tcPr>
+          <w:p>
+            <w:pPr>
+              <w:pStyle w:val="Compact"/>
+            </w:pPr>
+          </w:p>
+        </w:tc>
+        <w:tc>
+          <w:tcPr>
+            <w:tcBorders>
+              <w:top w:val="single" w:sz="4" w:space="0" w:color="000000"/>
+              <w:left w:val="single" w:sz="4" w:space="0" w:color="000000"/>
+              <w:bottom w:val="single" w:sz="4" w:space="0" w:color="000000"/>
+              <w:right w:val="single" w:sz="4" w:space="0" w:color="000000"/>
+            </w:tcBorders>
+          </w:tcPr>
+          <w:p>
+            <w:pPr>
+              <w:pStyle w:val="Compact"/>
+            </w:pPr>
+          </w:p>
+        </w:tc>
+        <w:tc>
+          <w:tcPr>
+            <w:tcBorders>
+              <w:top w:val="single" w:sz="4" w:space="0" w:color="000000"/>
+              <w:left w:val="single" w:sz="4" w:space="0" w:color="000000"/>
+              <w:bottom w:val="single" w:sz="4" w:space="0" w:color="000000"/>
+              <w:right w:val="single" w:sz="4" w:space="0" w:color="000000"/>
+            </w:tcBorders>
+          </w:tcPr>
+          <w:p>
+            <w:pPr>
+              <w:pStyle w:val="Compact"/>
+            </w:pPr>
+          </w:p>
+        </w:tc>
+        <w:tc>
+          <w:tcPr>
+            <w:tcBorders>
+              <w:top w:val="single" w:sz="4" w:space="0" w:color="000000"/>
+              <w:left w:val="single" w:sz="4" w:space="0" w:color="000000"/>
+              <w:bottom w:val="single" w:sz="4" w:space="0" w:color="000000"/>
+              <w:right w:val="single" w:sz="4" w:space="0" w:color="000000"/>
+            </w:tcBorders>
+          </w:tcPr>
+          <w:p>
+            <w:pPr>
+              <w:pStyle w:val="Compact"/>
+            </w:pPr>
+          </w:p>
+        </w:tc>
+      </w:tr>
+      <w:tr>
+        <w:tc>
+          <w:tcPr>
+            <w:tcBorders>
+              <w:top w:val="single" w:sz="4" w:space="0" w:color="000000"/>
+              <w:left w:val="single" w:sz="4" w:space="0" w:color="000000"/>
+              <w:bottom w:val="single" w:sz="4" w:space="0" w:color="000000"/>
+              <w:right w:val="single" w:sz="4" w:space="0" w:color="000000"/>
+            </w:tcBorders>
+          </w:tcPr>
+          <w:p>
+            <w:pPr>
+              <w:pStyle w:val="Compact"/>
+            </w:pPr>
+          </w:p>
+        </w:tc>
+        <w:tc>
+          <w:tcPr>
+            <w:tcBorders>
+              <w:top w:val="single" w:sz="4" w:space="0" w:color="000000"/>
+              <w:left w:val="single" w:sz="4" w:space="0" w:color="000000"/>
+              <w:bottom w:val="single" w:sz="4" w:space="0" w:color="000000"/>
+              <w:right w:val="single" w:sz="4" w:space="0" w:color="000000"/>
+            </w:tcBorders>
+          </w:tcPr>
+          <w:p>
+            <w:pPr>
+              <w:pStyle w:val="Compact"/>
+            </w:pPr>
+          </w:p>
+        </w:tc>
+        <w:tc>
+          <w:tcPr>
+            <w:tcBorders>
+              <w:top w:val="single" w:sz="4" w:space="0" w:color="000000"/>
+              <w:left w:val="single" w:sz="4" w:space="0" w:color="000000"/>
+              <w:bottom w:val="single" w:sz="4" w:space="0" w:color="000000"/>
+              <w:right w:val="single" w:sz="4" w:space="0" w:color="000000"/>
+            </w:tcBorders>
+          </w:tcPr>
+          <w:p>
+            <w:pPr>
+              <w:pStyle w:val="Compact"/>
+            </w:pPr>
+          </w:p>
+        </w:tc>
+        <w:tc>
+          <w:tcPr>
             <w:tcBorders>
               <w:top w:val="single" w:sz="4" w:space="0" w:color="000000"/>
               <w:left w:val="single" w:sz="4" w:space="0" w:color="000000"/>
@@ -3031,12 +2449,6 @@
               <w:bottom w:val="single" w:sz="4" w:space="0" w:color="000000"/>
               <w:right w:val="single" w:sz="4" w:space="0" w:color="000000"/>
             </w:tcBorders>
-            <w:tcBorders>
-              <w:top w:val="single" w:sz="4" w:space="0" w:color="000000"/>
-              <w:left w:val="single" w:sz="4" w:space="0" w:color="000000"/>
-              <w:bottom w:val="single" w:sz="4" w:space="0" w:color="000000"/>
-              <w:right w:val="single" w:sz="4" w:space="0" w:color="000000"/>
-            </w:tcBorders>
           </w:tcPr>
           <w:p>
             <w:pPr>
@@ -3055,12 +2467,6 @@
               <w:bottom w:val="single" w:sz="4" w:space="0" w:color="000000"/>
               <w:right w:val="single" w:sz="4" w:space="0" w:color="000000"/>
             </w:tcBorders>
-            <w:tcBorders>
-              <w:top w:val="single" w:sz="4" w:space="0" w:color="000000"/>
-              <w:left w:val="single" w:sz="4" w:space="0" w:color="000000"/>
-              <w:bottom w:val="single" w:sz="4" w:space="0" w:color="000000"/>
-              <w:right w:val="single" w:sz="4" w:space="0" w:color="000000"/>
-            </w:tcBorders>
           </w:tcPr>
           <w:p>
             <w:pPr>
@@ -3081,12 +2487,6 @@
               <w:bottom w:val="single" w:sz="4" w:space="0" w:color="000000"/>
               <w:right w:val="single" w:sz="4" w:space="0" w:color="000000"/>
             </w:tcBorders>
-            <w:tcBorders>
-              <w:top w:val="single" w:sz="4" w:space="0" w:color="000000"/>
-              <w:left w:val="single" w:sz="4" w:space="0" w:color="000000"/>
-              <w:bottom w:val="single" w:sz="4" w:space="0" w:color="000000"/>
-              <w:right w:val="single" w:sz="4" w:space="0" w:color="000000"/>
-            </w:tcBorders>
           </w:tcPr>
           <w:p>
             <w:pPr>
@@ -3105,12 +2505,6 @@
               <w:bottom w:val="single" w:sz="4" w:space="0" w:color="000000"/>
               <w:right w:val="single" w:sz="4" w:space="0" w:color="000000"/>
             </w:tcBorders>
-            <w:tcBorders>
-              <w:top w:val="single" w:sz="4" w:space="0" w:color="000000"/>
-              <w:left w:val="single" w:sz="4" w:space="0" w:color="000000"/>
-              <w:bottom w:val="single" w:sz="4" w:space="0" w:color="000000"/>
-              <w:right w:val="single" w:sz="4" w:space="0" w:color="000000"/>
-            </w:tcBorders>
           </w:tcPr>
           <w:p>
             <w:pPr>
@@ -3131,12 +2525,6 @@
               <w:bottom w:val="single" w:sz="4" w:space="0" w:color="000000"/>
               <w:right w:val="single" w:sz="4" w:space="0" w:color="000000"/>
             </w:tcBorders>
-            <w:tcBorders>
-              <w:top w:val="single" w:sz="4" w:space="0" w:color="000000"/>
-              <w:left w:val="single" w:sz="4" w:space="0" w:color="000000"/>
-              <w:bottom w:val="single" w:sz="4" w:space="0" w:color="000000"/>
-              <w:right w:val="single" w:sz="4" w:space="0" w:color="000000"/>
-            </w:tcBorders>
           </w:tcPr>
           <w:p>
             <w:pPr>
@@ -3155,29 +2543,17 @@
               <w:bottom w:val="single" w:sz="4" w:space="0" w:color="000000"/>
               <w:right w:val="single" w:sz="4" w:space="0" w:color="000000"/>
             </w:tcBorders>
-            <w:tcBorders>
-              <w:top w:val="single" w:sz="4" w:space="0" w:color="000000"/>
-              <w:left w:val="single" w:sz="4" w:space="0" w:color="000000"/>
-              <w:bottom w:val="single" w:sz="4" w:space="0" w:color="000000"/>
-              <w:right w:val="single" w:sz="4" w:space="0" w:color="000000"/>
-            </w:tcBorders>
-          </w:tcPr>
-          <w:p>
-            <w:pPr>
-              <w:pStyle w:val="Compact"/>
-            </w:pPr>
-          </w:p>
-        </w:tc>
-      </w:tr>
-      <w:tr>
-        <w:tc>
-          <w:tcPr>
-            <w:tcBorders>
-              <w:top w:val="single" w:sz="4" w:space="0" w:color="000000"/>
-              <w:left w:val="single" w:sz="4" w:space="0" w:color="000000"/>
-              <w:bottom w:val="single" w:sz="4" w:space="0" w:color="000000"/>
-              <w:right w:val="single" w:sz="4" w:space="0" w:color="000000"/>
-            </w:tcBorders>
+          </w:tcPr>
+          <w:p>
+            <w:pPr>
+              <w:pStyle w:val="Compact"/>
+            </w:pPr>
+          </w:p>
+        </w:tc>
+      </w:tr>
+      <w:tr>
+        <w:tc>
+          <w:tcPr>
             <w:tcBorders>
               <w:top w:val="single" w:sz="4" w:space="0" w:color="000000"/>
               <w:left w:val="single" w:sz="4" w:space="0" w:color="000000"/>
@@ -3202,12 +2578,6 @@
               <w:bottom w:val="single" w:sz="4" w:space="0" w:color="000000"/>
               <w:right w:val="single" w:sz="4" w:space="0" w:color="000000"/>
             </w:tcBorders>
-            <w:tcBorders>
-              <w:top w:val="single" w:sz="4" w:space="0" w:color="000000"/>
-              <w:left w:val="single" w:sz="4" w:space="0" w:color="000000"/>
-              <w:bottom w:val="single" w:sz="4" w:space="0" w:color="000000"/>
-              <w:right w:val="single" w:sz="4" w:space="0" w:color="000000"/>
-            </w:tcBorders>
           </w:tcPr>
           <w:p>
             <w:pPr>
@@ -3228,12 +2598,6 @@
               <w:bottom w:val="single" w:sz="4" w:space="0" w:color="000000"/>
               <w:right w:val="single" w:sz="4" w:space="0" w:color="000000"/>
             </w:tcBorders>
-            <w:tcBorders>
-              <w:top w:val="single" w:sz="4" w:space="0" w:color="000000"/>
-              <w:left w:val="single" w:sz="4" w:space="0" w:color="000000"/>
-              <w:bottom w:val="single" w:sz="4" w:space="0" w:color="000000"/>
-              <w:right w:val="single" w:sz="4" w:space="0" w:color="000000"/>
-            </w:tcBorders>
           </w:tcPr>
           <w:p>
             <w:pPr>
@@ -3252,29 +2616,17 @@
               <w:bottom w:val="single" w:sz="4" w:space="0" w:color="000000"/>
               <w:right w:val="single" w:sz="4" w:space="0" w:color="000000"/>
             </w:tcBorders>
-            <w:tcBorders>
-              <w:top w:val="single" w:sz="4" w:space="0" w:color="000000"/>
-              <w:left w:val="single" w:sz="4" w:space="0" w:color="000000"/>
-              <w:bottom w:val="single" w:sz="4" w:space="0" w:color="000000"/>
-              <w:right w:val="single" w:sz="4" w:space="0" w:color="000000"/>
-            </w:tcBorders>
-          </w:tcPr>
-          <w:p>
-            <w:pPr>
-              <w:pStyle w:val="Compact"/>
-            </w:pPr>
-          </w:p>
-        </w:tc>
-      </w:tr>
-      <w:tr>
-        <w:tc>
-          <w:tcPr>
-            <w:tcBorders>
-              <w:top w:val="single" w:sz="4" w:space="0" w:color="000000"/>
-              <w:left w:val="single" w:sz="4" w:space="0" w:color="000000"/>
-              <w:bottom w:val="single" w:sz="4" w:space="0" w:color="000000"/>
-              <w:right w:val="single" w:sz="4" w:space="0" w:color="000000"/>
-            </w:tcBorders>
+          </w:tcPr>
+          <w:p>
+            <w:pPr>
+              <w:pStyle w:val="Compact"/>
+            </w:pPr>
+          </w:p>
+        </w:tc>
+      </w:tr>
+      <w:tr>
+        <w:tc>
+          <w:tcPr>
             <w:tcBorders>
               <w:top w:val="single" w:sz="4" w:space="0" w:color="000000"/>
               <w:left w:val="single" w:sz="4" w:space="0" w:color="000000"/>
@@ -3293,12 +2645,6 @@
         </w:tc>
         <w:tc>
           <w:tcPr>
-            <w:tcBorders>
-              <w:top w:val="single" w:sz="4" w:space="0" w:color="000000"/>
-              <w:left w:val="single" w:sz="4" w:space="0" w:color="000000"/>
-              <w:bottom w:val="single" w:sz="4" w:space="0" w:color="000000"/>
-              <w:right w:val="single" w:sz="4" w:space="0" w:color="000000"/>
-            </w:tcBorders>
             <w:tcBorders>
               <w:top w:val="single" w:sz="4" w:space="0" w:color="000000"/>
               <w:left w:val="single" w:sz="4" w:space="0" w:color="000000"/>
@@ -3514,12 +2860,6 @@
               <w:bottom w:val="single" w:sz="4" w:space="0" w:color="000000"/>
               <w:right w:val="single" w:sz="4" w:space="0" w:color="000000"/>
             </w:tcBorders>
-            <w:tcBorders>
-              <w:top w:val="single" w:sz="4" w:space="0" w:color="000000"/>
-              <w:left w:val="single" w:sz="4" w:space="0" w:color="000000"/>
-              <w:bottom w:val="single" w:sz="4" w:space="0" w:color="000000"/>
-              <w:right w:val="single" w:sz="4" w:space="0" w:color="000000"/>
-            </w:tcBorders>
           </w:tcPr>
           <w:p>
             <w:pPr>
@@ -3538,12 +2878,6 @@
               <w:bottom w:val="single" w:sz="4" w:space="0" w:color="000000"/>
               <w:right w:val="single" w:sz="4" w:space="0" w:color="000000"/>
             </w:tcBorders>
-            <w:tcBorders>
-              <w:top w:val="single" w:sz="4" w:space="0" w:color="000000"/>
-              <w:left w:val="single" w:sz="4" w:space="0" w:color="000000"/>
-              <w:bottom w:val="single" w:sz="4" w:space="0" w:color="000000"/>
-              <w:right w:val="single" w:sz="4" w:space="0" w:color="000000"/>
-            </w:tcBorders>
           </w:tcPr>
           <w:p>
             <w:pPr>
@@ -3564,6 +2898,42 @@
               <w:bottom w:val="single" w:sz="4" w:space="0" w:color="000000"/>
               <w:right w:val="single" w:sz="4" w:space="0" w:color="000000"/>
             </w:tcBorders>
+          </w:tcPr>
+          <w:p>
+            <w:pPr>
+              <w:pStyle w:val="Compact"/>
+            </w:pPr>
+            <w:r>
+              <w:rPr>
+                <w:b/>
+                <w:bCs/>
+              </w:rPr>
+              <w:t xml:space="preserve">4 - Destacado</w:t>
+            </w:r>
+          </w:p>
+        </w:tc>
+        <w:tc>
+          <w:tcPr>
+            <w:tcBorders>
+              <w:top w:val="single" w:sz="4" w:space="0" w:color="000000"/>
+              <w:left w:val="single" w:sz="4" w:space="0" w:color="000000"/>
+              <w:bottom w:val="single" w:sz="4" w:space="0" w:color="000000"/>
+              <w:right w:val="single" w:sz="4" w:space="0" w:color="000000"/>
+            </w:tcBorders>
+          </w:tcPr>
+          <w:p>
+            <w:pPr>
+              <w:pStyle w:val="Compact"/>
+            </w:pPr>
+            <w:r>
+              <w:t xml:space="preserve">Cada criterio o reactivo describe algo observable y específico. Dos evaluadores distintos llegarían al mismo nivel de desempeño para el mismo trabajo. El estudiante sabe exactamente qué hacer para alcanzar el nivel más alto.</w:t>
+            </w:r>
+          </w:p>
+        </w:tc>
+      </w:tr>
+      <w:tr>
+        <w:tc>
+          <w:tcPr>
             <w:tcBorders>
               <w:top w:val="single" w:sz="4" w:space="0" w:color="000000"/>
               <w:left w:val="single" w:sz="4" w:space="0" w:color="000000"/>
@@ -3592,32 +2962,44 @@
               <w:bottom w:val="single" w:sz="4" w:space="0" w:color="000000"/>
               <w:right w:val="single" w:sz="4" w:space="0" w:color="000000"/>
             </w:tcBorders>
-            <w:tcBorders>
-              <w:top w:val="single" w:sz="4" w:space="0" w:color="000000"/>
-              <w:left w:val="single" w:sz="4" w:space="0" w:color="000000"/>
-              <w:bottom w:val="single" w:sz="4" w:space="0" w:color="000000"/>
-              <w:right w:val="single" w:sz="4" w:space="0" w:color="000000"/>
-            </w:tcBorders>
-          </w:tcPr>
-          <w:p>
-            <w:pPr>
-              <w:pStyle w:val="Compact"/>
-            </w:pPr>
-            <w:r>
-              <w:t xml:space="preserve">Cada criterio o reactivo describe algo observable y específico. Dos evaluadores distintos llegarían al mismo nivel de desempeño para el mismo trabajo. El estudiante sabe exactamente qué hacer para alcanzar el nivel más alto.</w:t>
-            </w:r>
-          </w:p>
-        </w:tc>
-      </w:tr>
-      <w:tr>
-        <w:tc>
-          <w:tcPr>
-            <w:tcBorders>
-              <w:top w:val="single" w:sz="4" w:space="0" w:color="000000"/>
-              <w:left w:val="single" w:sz="4" w:space="0" w:color="000000"/>
-              <w:bottom w:val="single" w:sz="4" w:space="0" w:color="000000"/>
-              <w:right w:val="single" w:sz="4" w:space="0" w:color="000000"/>
-            </w:tcBorders>
+          </w:tcPr>
+          <w:p>
+            <w:pPr>
+              <w:pStyle w:val="Compact"/>
+            </w:pPr>
+            <w:r>
+              <w:t xml:space="preserve">La mayoría de los criterios son claros, pero uno o dos tienen ambigüedades o usan términos subjetivos (</w:t>
+            </w:r>
+            <w:r>
+              <w:t xml:space="preserve">“buena redacción”</w:t>
+            </w:r>
+            <w:r>
+              <w:t xml:space="preserve">,</w:t>
+            </w:r>
+            <w:r>
+              <w:t xml:space="preserve"> </w:t>
+            </w:r>
+            <w:r>
+              <w:t xml:space="preserve">“apropiado”</w:t>
+            </w:r>
+            <w:r>
+              <w:t xml:space="preserve">,</w:t>
+            </w:r>
+            <w:r>
+              <w:t xml:space="preserve"> </w:t>
+            </w:r>
+            <w:r>
+              <w:t xml:space="preserve">“suficiente”</w:t>
+            </w:r>
+            <w:r>
+              <w:t xml:space="preserve">).</w:t>
+            </w:r>
+          </w:p>
+        </w:tc>
+      </w:tr>
+      <w:tr>
+        <w:tc>
+          <w:tcPr>
             <w:tcBorders>
               <w:top w:val="single" w:sz="4" w:space="0" w:color="000000"/>
               <w:left w:val="single" w:sz="4" w:space="0" w:color="000000"/>
@@ -3634,96 +3016,12 @@
                 <w:b/>
                 <w:bCs/>
               </w:rPr>
-              <w:t xml:space="preserve">2 - En desarrollo</w:t>
-            </w:r>
-          </w:p>
-        </w:tc>
-        <w:tc>
-          <w:tcPr>
-            <w:tcBorders>
-              <w:top w:val="single" w:sz="4" w:space="0" w:color="000000"/>
-              <w:left w:val="single" w:sz="4" w:space="0" w:color="000000"/>
-              <w:bottom w:val="single" w:sz="4" w:space="0" w:color="000000"/>
-              <w:right w:val="single" w:sz="4" w:space="0" w:color="000000"/>
-            </w:tcBorders>
-            <w:tcBorders>
-              <w:top w:val="single" w:sz="4" w:space="0" w:color="000000"/>
-              <w:left w:val="single" w:sz="4" w:space="0" w:color="000000"/>
-              <w:bottom w:val="single" w:sz="4" w:space="0" w:color="000000"/>
-              <w:right w:val="single" w:sz="4" w:space="0" w:color="000000"/>
-            </w:tcBorders>
-          </w:tcPr>
-          <w:p>
-            <w:pPr>
-              <w:pStyle w:val="Compact"/>
-            </w:pPr>
-            <w:r>
-              <w:t xml:space="preserve">La mayoría de los criterios son claros, pero uno o dos tienen ambigüedades o usan términos subjetivos (</w:t>
-            </w:r>
-            <w:r>
-              <w:t xml:space="preserve">“buena redacción”</w:t>
-            </w:r>
-            <w:r>
-              <w:t xml:space="preserve">,</w:t>
-            </w:r>
-            <w:r>
-              <w:t xml:space="preserve"> </w:t>
-            </w:r>
-            <w:r>
-              <w:t xml:space="preserve">“apropiado”</w:t>
-            </w:r>
-            <w:r>
-              <w:t xml:space="preserve">,</w:t>
-            </w:r>
-            <w:r>
-              <w:t xml:space="preserve"> </w:t>
-            </w:r>
-            <w:r>
-              <w:t xml:space="preserve">“suficiente”</w:t>
-            </w:r>
-            <w:r>
-              <w:t xml:space="preserve">).</w:t>
-            </w:r>
-          </w:p>
-        </w:tc>
-      </w:tr>
-      <w:tr>
-        <w:tc>
-          <w:tcPr>
-            <w:tcBorders>
-              <w:top w:val="single" w:sz="4" w:space="0" w:color="000000"/>
-              <w:left w:val="single" w:sz="4" w:space="0" w:color="000000"/>
-              <w:bottom w:val="single" w:sz="4" w:space="0" w:color="000000"/>
-              <w:right w:val="single" w:sz="4" w:space="0" w:color="000000"/>
-            </w:tcBorders>
-            <w:tcBorders>
-              <w:top w:val="single" w:sz="4" w:space="0" w:color="000000"/>
-              <w:left w:val="single" w:sz="4" w:space="0" w:color="000000"/>
-              <w:bottom w:val="single" w:sz="4" w:space="0" w:color="000000"/>
-              <w:right w:val="single" w:sz="4" w:space="0" w:color="000000"/>
-            </w:tcBorders>
-          </w:tcPr>
-          <w:p>
-            <w:pPr>
-              <w:pStyle w:val="Compact"/>
-            </w:pPr>
-            <w:r>
-              <w:rPr>
-                <w:b/>
-                <w:bCs/>
-              </w:rPr>
-              <w:t xml:space="preserve">1 - Inicial</w:t>
-            </w:r>
-          </w:p>
-        </w:tc>
-        <w:tc>
-          <w:tcPr>
-            <w:tcBorders>
-              <w:top w:val="single" w:sz="4" w:space="0" w:color="000000"/>
-              <w:left w:val="single" w:sz="4" w:space="0" w:color="000000"/>
-              <w:bottom w:val="single" w:sz="4" w:space="0" w:color="000000"/>
-              <w:right w:val="single" w:sz="4" w:space="0" w:color="000000"/>
-            </w:tcBorders>
+              <w:t xml:space="preserve">2 - Básico</w:t>
+            </w:r>
+          </w:p>
+        </w:tc>
+        <w:tc>
+          <w:tcPr>
             <w:tcBorders>
               <w:top w:val="single" w:sz="4" w:space="0" w:color="000000"/>
               <w:left w:val="single" w:sz="4" w:space="0" w:color="000000"/>
@@ -3810,12 +3108,6 @@
               <w:bottom w:val="single" w:sz="4" w:space="0" w:color="000000"/>
               <w:right w:val="single" w:sz="4" w:space="0" w:color="000000"/>
             </w:tcBorders>
-            <w:tcBorders>
-              <w:top w:val="single" w:sz="4" w:space="0" w:color="000000"/>
-              <w:left w:val="single" w:sz="4" w:space="0" w:color="000000"/>
-              <w:bottom w:val="single" w:sz="4" w:space="0" w:color="000000"/>
-              <w:right w:val="single" w:sz="4" w:space="0" w:color="000000"/>
-            </w:tcBorders>
           </w:tcPr>
           <w:p>
             <w:pPr>
@@ -3834,12 +3126,6 @@
               <w:bottom w:val="single" w:sz="4" w:space="0" w:color="000000"/>
               <w:right w:val="single" w:sz="4" w:space="0" w:color="000000"/>
             </w:tcBorders>
-            <w:tcBorders>
-              <w:top w:val="single" w:sz="4" w:space="0" w:color="000000"/>
-              <w:left w:val="single" w:sz="4" w:space="0" w:color="000000"/>
-              <w:bottom w:val="single" w:sz="4" w:space="0" w:color="000000"/>
-              <w:right w:val="single" w:sz="4" w:space="0" w:color="000000"/>
-            </w:tcBorders>
           </w:tcPr>
           <w:p>
             <w:pPr>
@@ -3860,6 +3146,42 @@
               <w:bottom w:val="single" w:sz="4" w:space="0" w:color="000000"/>
               <w:right w:val="single" w:sz="4" w:space="0" w:color="000000"/>
             </w:tcBorders>
+          </w:tcPr>
+          <w:p>
+            <w:pPr>
+              <w:pStyle w:val="Compact"/>
+            </w:pPr>
+            <w:r>
+              <w:rPr>
+                <w:b/>
+                <w:bCs/>
+              </w:rPr>
+              <w:t xml:space="preserve">4 - Destacado</w:t>
+            </w:r>
+          </w:p>
+        </w:tc>
+        <w:tc>
+          <w:tcPr>
+            <w:tcBorders>
+              <w:top w:val="single" w:sz="4" w:space="0" w:color="000000"/>
+              <w:left w:val="single" w:sz="4" w:space="0" w:color="000000"/>
+              <w:bottom w:val="single" w:sz="4" w:space="0" w:color="000000"/>
+              <w:right w:val="single" w:sz="4" w:space="0" w:color="000000"/>
+            </w:tcBorders>
+          </w:tcPr>
+          <w:p>
+            <w:pPr>
+              <w:pStyle w:val="Compact"/>
+            </w:pPr>
+            <w:r>
+              <w:t xml:space="preserve">El instrumento mide directamente la habilidad o competencia definida en la brecha. Si el estudiante obtiene el nivel alto, eso indica que la brecha se cerró.</w:t>
+            </w:r>
+          </w:p>
+        </w:tc>
+      </w:tr>
+      <w:tr>
+        <w:tc>
+          <w:tcPr>
             <w:tcBorders>
               <w:top w:val="single" w:sz="4" w:space="0" w:color="000000"/>
               <w:left w:val="single" w:sz="4" w:space="0" w:color="000000"/>
@@ -3888,32 +3210,20 @@
               <w:bottom w:val="single" w:sz="4" w:space="0" w:color="000000"/>
               <w:right w:val="single" w:sz="4" w:space="0" w:color="000000"/>
             </w:tcBorders>
-            <w:tcBorders>
-              <w:top w:val="single" w:sz="4" w:space="0" w:color="000000"/>
-              <w:left w:val="single" w:sz="4" w:space="0" w:color="000000"/>
-              <w:bottom w:val="single" w:sz="4" w:space="0" w:color="000000"/>
-              <w:right w:val="single" w:sz="4" w:space="0" w:color="000000"/>
-            </w:tcBorders>
-          </w:tcPr>
-          <w:p>
-            <w:pPr>
-              <w:pStyle w:val="Compact"/>
-            </w:pPr>
-            <w:r>
-              <w:t xml:space="preserve">El instrumento mide directamente la habilidad o competencia definida en la brecha. Si el estudiante obtiene el nivel alto, eso indica que la brecha se cerró.</w:t>
-            </w:r>
-          </w:p>
-        </w:tc>
-      </w:tr>
-      <w:tr>
-        <w:tc>
-          <w:tcPr>
-            <w:tcBorders>
-              <w:top w:val="single" w:sz="4" w:space="0" w:color="000000"/>
-              <w:left w:val="single" w:sz="4" w:space="0" w:color="000000"/>
-              <w:bottom w:val="single" w:sz="4" w:space="0" w:color="000000"/>
-              <w:right w:val="single" w:sz="4" w:space="0" w:color="000000"/>
-            </w:tcBorders>
+          </w:tcPr>
+          <w:p>
+            <w:pPr>
+              <w:pStyle w:val="Compact"/>
+            </w:pPr>
+            <w:r>
+              <w:t xml:space="preserve">El instrumento mide algo relacionado con la brecha pero no exactamente lo mismo. Habría que inferir la conexión.</w:t>
+            </w:r>
+          </w:p>
+        </w:tc>
+      </w:tr>
+      <w:tr>
+        <w:tc>
+          <w:tcPr>
             <w:tcBorders>
               <w:top w:val="single" w:sz="4" w:space="0" w:color="000000"/>
               <w:left w:val="single" w:sz="4" w:space="0" w:color="000000"/>
@@ -3930,72 +3240,12 @@
                 <w:b/>
                 <w:bCs/>
               </w:rPr>
-              <w:t xml:space="preserve">2 - En desarrollo</w:t>
-            </w:r>
-          </w:p>
-        </w:tc>
-        <w:tc>
-          <w:tcPr>
-            <w:tcBorders>
-              <w:top w:val="single" w:sz="4" w:space="0" w:color="000000"/>
-              <w:left w:val="single" w:sz="4" w:space="0" w:color="000000"/>
-              <w:bottom w:val="single" w:sz="4" w:space="0" w:color="000000"/>
-              <w:right w:val="single" w:sz="4" w:space="0" w:color="000000"/>
-            </w:tcBorders>
-            <w:tcBorders>
-              <w:top w:val="single" w:sz="4" w:space="0" w:color="000000"/>
-              <w:left w:val="single" w:sz="4" w:space="0" w:color="000000"/>
-              <w:bottom w:val="single" w:sz="4" w:space="0" w:color="000000"/>
-              <w:right w:val="single" w:sz="4" w:space="0" w:color="000000"/>
-            </w:tcBorders>
-          </w:tcPr>
-          <w:p>
-            <w:pPr>
-              <w:pStyle w:val="Compact"/>
-            </w:pPr>
-            <w:r>
-              <w:t xml:space="preserve">El instrumento mide algo relacionado con la brecha pero no exactamente lo mismo. Habría que inferir la conexión.</w:t>
-            </w:r>
-          </w:p>
-        </w:tc>
-      </w:tr>
-      <w:tr>
-        <w:tc>
-          <w:tcPr>
-            <w:tcBorders>
-              <w:top w:val="single" w:sz="4" w:space="0" w:color="000000"/>
-              <w:left w:val="single" w:sz="4" w:space="0" w:color="000000"/>
-              <w:bottom w:val="single" w:sz="4" w:space="0" w:color="000000"/>
-              <w:right w:val="single" w:sz="4" w:space="0" w:color="000000"/>
-            </w:tcBorders>
-            <w:tcBorders>
-              <w:top w:val="single" w:sz="4" w:space="0" w:color="000000"/>
-              <w:left w:val="single" w:sz="4" w:space="0" w:color="000000"/>
-              <w:bottom w:val="single" w:sz="4" w:space="0" w:color="000000"/>
-              <w:right w:val="single" w:sz="4" w:space="0" w:color="000000"/>
-            </w:tcBorders>
-          </w:tcPr>
-          <w:p>
-            <w:pPr>
-              <w:pStyle w:val="Compact"/>
-            </w:pPr>
-            <w:r>
-              <w:rPr>
-                <w:b/>
-                <w:bCs/>
-              </w:rPr>
-              <w:t xml:space="preserve">1 - Inicial</w:t>
-            </w:r>
-          </w:p>
-        </w:tc>
-        <w:tc>
-          <w:tcPr>
-            <w:tcBorders>
-              <w:top w:val="single" w:sz="4" w:space="0" w:color="000000"/>
-              <w:left w:val="single" w:sz="4" w:space="0" w:color="000000"/>
-              <w:bottom w:val="single" w:sz="4" w:space="0" w:color="000000"/>
-              <w:right w:val="single" w:sz="4" w:space="0" w:color="000000"/>
-            </w:tcBorders>
+              <w:t xml:space="preserve">2 - Básico</w:t>
+            </w:r>
+          </w:p>
+        </w:tc>
+        <w:tc>
+          <w:tcPr>
             <w:tcBorders>
               <w:top w:val="single" w:sz="4" w:space="0" w:color="000000"/>
               <w:left w:val="single" w:sz="4" w:space="0" w:color="000000"/>
